--- a/downloads/workbook/ai-4-week-32.docx
+++ b/downloads/workbook/ai-4-week-32.docx
@@ -1292,6 +1292,178 @@
         <w:t>Project connection: For your Responsible Plant Classifier, save the input, procedure, observed result and limitation of this check. Label this worked example as practice; use a different, previously unreviewed case when checking independent understanding.</w:t>
       </w:r>
     </w:p>
+    <w:p>
+      <w:pPr>
+        <w:pStyle w:val="Heading1"/>
+      </w:pPr>
+      <w:r>
+        <w:t>19. Project portfolio milestone</w:t>
+      </w:r>
+    </w:p>
+    <w:p>
+      <w:r>
+        <w:t>Project: Responsible Plant Classifier</w:t>
+      </w:r>
+    </w:p>
+    <w:p>
+      <w:r>
+        <w:t>Current milestone: Present and defend. Demonstrate the system, explain one failure and justify the next improvement with evidence.</w:t>
+      </w:r>
+    </w:p>
+    <w:p>
+      <w:r>
+        <w:t>For your Responsible Plant Classifier, save the input, procedure, observed result and limitation of this check. Label this worked example as practice; use a different, previously unreviewed case when checking independent understanding.</w:t>
+      </w:r>
+    </w:p>
+    <w:tbl>
+      <w:tblPr>
+        <w:tblStyle w:val="LightShading-Accent1"/>
+        <w:tblW w:type="auto" w:w="0"/>
+        <w:tblLook w:firstColumn="1" w:firstRow="1" w:lastColumn="0" w:lastRow="0" w:noHBand="0" w:noVBand="1" w:val="04A0"/>
+      </w:tblPr>
+      <w:tblGrid>
+        <w:gridCol w:w="5112"/>
+        <w:gridCol w:w="5112"/>
+      </w:tblGrid>
+      <w:tr>
+        <w:trPr>
+          <w:tblHeader/>
+        </w:trPr>
+        <w:tc>
+          <w:tcPr>
+            <w:tcW w:type="dxa" w:w="5112"/>
+          </w:tcPr>
+          <w:p>
+            <w:r>
+              <w:t>Evidence to keep</w:t>
+            </w:r>
+          </w:p>
+        </w:tc>
+        <w:tc>
+          <w:tcPr>
+            <w:tcW w:type="dxa" w:w="5112"/>
+          </w:tcPr>
+          <w:p>
+            <w:r>
+              <w:t>My record</w:t>
+            </w:r>
+          </w:p>
+        </w:tc>
+      </w:tr>
+      <w:tr>
+        <w:tc>
+          <w:tcPr>
+            <w:tcW w:type="dxa" w:w="5112"/>
+          </w:tcPr>
+          <w:p>
+            <w:r>
+              <w:t>This week’s input and deciding step</w:t>
+            </w:r>
+          </w:p>
+        </w:tc>
+        <w:tc>
+          <w:tcPr>
+            <w:tcW w:type="dxa" w:w="5112"/>
+          </w:tcPr>
+          <w:p>
+            <w:r/>
+          </w:p>
+        </w:tc>
+      </w:tr>
+      <w:tr>
+        <w:tc>
+          <w:tcPr>
+            <w:tcW w:type="dxa" w:w="5112"/>
+          </w:tcPr>
+          <w:p>
+            <w:r>
+              <w:t>Prediction and actual result (or labelled paper trace)</w:t>
+            </w:r>
+          </w:p>
+        </w:tc>
+        <w:tc>
+          <w:tcPr>
+            <w:tcW w:type="dxa" w:w="5112"/>
+          </w:tcPr>
+          <w:p>
+            <w:r/>
+          </w:p>
+        </w:tc>
+      </w:tr>
+      <w:tr>
+        <w:tc>
+          <w:tcPr>
+            <w:tcW w:type="dxa" w:w="5112"/>
+          </w:tcPr>
+          <w:p>
+            <w:r>
+              <w:t>One change since the previous checkpoint and why</w:t>
+            </w:r>
+          </w:p>
+        </w:tc>
+        <w:tc>
+          <w:tcPr>
+            <w:tcW w:type="dxa" w:w="5112"/>
+          </w:tcPr>
+          <w:p>
+            <w:r/>
+          </w:p>
+        </w:tc>
+      </w:tr>
+      <w:tr>
+        <w:tc>
+          <w:tcPr>
+            <w:tcW w:type="dxa" w:w="5112"/>
+          </w:tcPr>
+          <w:p>
+            <w:r>
+              <w:t>One error or limit and the next test</w:t>
+            </w:r>
+          </w:p>
+        </w:tc>
+        <w:tc>
+          <w:tcPr>
+            <w:tcW w:type="dxa" w:w="5112"/>
+          </w:tcPr>
+          <w:p>
+            <w:r/>
+          </w:p>
+        </w:tc>
+      </w:tr>
+    </w:tbl>
+    <w:p>
+      <w:pPr>
+        <w:pStyle w:val="Heading3"/>
+      </w:pPr>
+      <w:r>
+        <w:t>Explain what this week adds to your project. Reuse last week’s record rather than starting again.</w:t>
+      </w:r>
+    </w:p>
+    <w:p>
+      <w:r>
+        <w:t>________________________________________________________________</w:t>
+      </w:r>
+    </w:p>
+    <w:p>
+      <w:r>
+        <w:t>________________________________________________________________</w:t>
+      </w:r>
+    </w:p>
+    <w:p>
+      <w:r>
+        <w:t>________________________________________________________________</w:t>
+      </w:r>
+    </w:p>
+    <w:p>
+      <w:r>
+        <w:t>________________________________________________________________</w:t>
+      </w:r>
+    </w:p>
+    <w:p>
+      <w:r>
+        <w:t>________________________________________________________________</w:t>
+      </w:r>
+    </w:p>
     <w:sectPr>
       <w:pgSz w:w="12240" w:h="15840"/>
       <w:pgMar w:top="936" w:right="1008" w:bottom="936" w:left="1008" w:header="720" w:footer="720" w:gutter="0"/>

--- a/downloads/workbook/ai-4-week-32.docx
+++ b/downloads/workbook/ai-4-week-32.docx
@@ -1464,6 +1464,235 @@
         <w:t>________________________________________________________________</w:t>
       </w:r>
     </w:p>
+    <w:p>
+      <w:pPr>
+        <w:pStyle w:val="Heading1"/>
+      </w:pPr>
+      <w:r>
+        <w:t>20. Supported practice and learning evidence</w:t>
+      </w:r>
+    </w:p>
+    <w:p>
+      <w:r>
+        <w:t>Use this supported practice once, in the browser or on paper. Keep the reserved independent assessment for a separate first attempt before teacher feedback.</w:t>
+      </w:r>
+    </w:p>
+    <w:p>
+      <w:r>
+        <w:t>Removing an obvious setting field may leave another field that carries the same information.</w:t>
+      </w:r>
+    </w:p>
+    <w:p>
+      <w:pPr>
+        <w:pStyle w:val="Heading3"/>
+      </w:pPr>
+      <w:r>
+        <w:t>Practice 1: explain the deciding evidence</w:t>
+      </w:r>
+    </w:p>
+    <w:p>
+      <w:r>
+        <w:t>Which labelled step matches this detail? Compare controlled predictions and held-out setting slices; dropping one column does not establish setting independence.</w:t>
+      </w:r>
+    </w:p>
+    <w:p>
+      <w:r>
+        <w:t>1. Remove direct field</w:t>
+      </w:r>
+    </w:p>
+    <w:p>
+      <w:r>
+        <w:t>2. Audit effect</w:t>
+      </w:r>
+    </w:p>
+    <w:p>
+      <w:r>
+        <w:t>3. Check retained proxy</w:t>
+      </w:r>
+    </w:p>
+    <w:p>
+      <w:pPr>
+        <w:pStyle w:val="Heading3"/>
+      </w:pPr>
+      <w:r>
+        <w:t>My selected conclusion, deciding fact and explanation</w:t>
+      </w:r>
+    </w:p>
+    <w:p>
+      <w:r>
+        <w:t>________________________________________________________________</w:t>
+      </w:r>
+    </w:p>
+    <w:p>
+      <w:r>
+        <w:t>________________________________________________________________</w:t>
+      </w:r>
+    </w:p>
+    <w:p>
+      <w:r>
+        <w:t>________________________________________________________________</w:t>
+      </w:r>
+    </w:p>
+    <w:p>
+      <w:r>
+        <w:t>________________________________________________________________</w:t>
+      </w:r>
+    </w:p>
+    <w:p>
+      <w:r>
+        <w:t>________________________________________________________________</w:t>
+      </w:r>
+    </w:p>
+    <w:p>
+      <w:r>
+        <w:t>Hint if needed: Read the steps in the pictorial case. Match the supplied detail to the stage that performs or records it.</w:t>
+      </w:r>
+    </w:p>
+    <w:p>
+      <w:r>
+        <w:t>After your attempt, compare with the supported explanation: Audit effect Compare controlled predictions and held-out setting slices; dropping one column does not establish setting independence. Read the picture in order. Compare controlled predictions and held-out setting slices; dropping one column does not establish setting independence. The arrows show which recorded input or intermediate result each decision uses. Explain the deciding step aloud before checking the changed case; pointing to the final answer alone does not show how it follows.</w:t>
+      </w:r>
+    </w:p>
+    <w:p>
+      <w:pPr>
+        <w:pStyle w:val="Heading3"/>
+      </w:pPr>
+      <w:r>
+        <w:t>Practice 2: explain the deciding evidence</w:t>
+      </w:r>
+    </w:p>
+    <w:p>
+      <w:r>
+        <w:t>Changed-case practice: Camera codes are assigned independently of setting in a new balanced dataset. Which conclusion is supported by the supplied facts?</w:t>
+      </w:r>
+    </w:p>
+    <w:p>
+      <w:r>
+        <w:t>1. camera_code no longer perfectly identifies setting in that dataset.</w:t>
+      </w:r>
+    </w:p>
+    <w:p>
+      <w:r>
+        <w:t>2. We can decide the result without examining the changed input or the procedure.</w:t>
+      </w:r>
+    </w:p>
+    <w:p>
+      <w:r>
+        <w:t>3. This one example guarantees correct results for every future input.</w:t>
+      </w:r>
+    </w:p>
+    <w:p>
+      <w:pPr>
+        <w:pStyle w:val="Heading3"/>
+      </w:pPr>
+      <w:r>
+        <w:t>My selected conclusion, deciding fact and explanation</w:t>
+      </w:r>
+    </w:p>
+    <w:p>
+      <w:r>
+        <w:t>________________________________________________________________</w:t>
+      </w:r>
+    </w:p>
+    <w:p>
+      <w:r>
+        <w:t>________________________________________________________________</w:t>
+      </w:r>
+    </w:p>
+    <w:p>
+      <w:r>
+        <w:t>________________________________________________________________</w:t>
+      </w:r>
+    </w:p>
+    <w:p>
+      <w:r>
+        <w:t>________________________________________________________________</w:t>
+      </w:r>
+    </w:p>
+    <w:p>
+      <w:r>
+        <w:t>________________________________________________________________</w:t>
+      </w:r>
+    </w:p>
+    <w:p>
+      <w:r>
+        <w:t>Hint if needed: Use the changed condition and the deciding step in the pictorial trace. The answer must say what follows from those facts.</w:t>
+      </w:r>
+    </w:p>
+    <w:p>
+      <w:r>
+        <w:t>After your attempt, compare with the supported explanation: camera_code no longer perfectly identifies setting in that dataset. The observed mapping changed; other retained fields may still contain setting information.</w:t>
+      </w:r>
+    </w:p>
+    <w:p>
+      <w:pPr>
+        <w:pStyle w:val="Heading3"/>
+      </w:pPr>
+      <w:r>
+        <w:t>Repair a missing building block</w:t>
+      </w:r>
+    </w:p>
+    <w:p>
+      <w:r>
+        <w:t>Review Subgroup Performance (ai-4/31). Goal: Calculate subgroup results with sample sizes. Short practice: Why should the report retain subgroup rates alongside the total? Point to the relevant step in the picture, then write the changed result and the rule or evidence that supports it.. Return to this week and explain what you changed.</w:t>
+      </w:r>
+    </w:p>
+    <w:p>
+      <w:r>
+        <w:t>Review Feature Engineering (ai-4/29). Goal: Create features available at prediction time. Short practice: What should be saved so another group transforms the query identically? Point to the relevant step in the picture, then write the changed result and the rule or evidence that supports it.. Return to this week and explain what you changed.</w:t>
+      </w:r>
+    </w:p>
+    <w:p>
+      <w:r>
+        <w:t>Review Reproducible Experiments (ai-4/26). Goal: Record enough detail to reproduce a run. Short practice: What should accompany the mean 70%? Point to the relevant step in the picture, then write the changed result and the rule or evidence that supports it.. Return to this week and explain what you changed.</w:t>
+      </w:r>
+    </w:p>
+    <w:p>
+      <w:pPr>
+        <w:pStyle w:val="Heading3"/>
+      </w:pPr>
+      <w:r>
+        <w:t>Keep your completed work</w:t>
+      </w:r>
+    </w:p>
+    <w:p>
+      <w:r>
+        <w:t>Use Download completed work in the hosted lesson to export your answers, reflections, practice feedback and code-run evidence. Open the HTML copy to read or print it. Drafts stay in this browser when storage is available; clear drafts on a shared device.</w:t>
+      </w:r>
+    </w:p>
+    <w:p>
+      <w:pPr>
+        <w:pStyle w:val="Heading3"/>
+      </w:pPr>
+      <w:r>
+        <w:t>What I repaired, the evidence I kept and the next test</w:t>
+      </w:r>
+    </w:p>
+    <w:p>
+      <w:r>
+        <w:t>________________________________________________________________</w:t>
+      </w:r>
+    </w:p>
+    <w:p>
+      <w:r>
+        <w:t>________________________________________________________________</w:t>
+      </w:r>
+    </w:p>
+    <w:p>
+      <w:r>
+        <w:t>________________________________________________________________</w:t>
+      </w:r>
+    </w:p>
+    <w:p>
+      <w:r>
+        <w:t>________________________________________________________________</w:t>
+      </w:r>
+    </w:p>
+    <w:p>
+      <w:r>
+        <w:t>________________________________________________________________</w:t>
+      </w:r>
+    </w:p>
     <w:sectPr>
       <w:pgSz w:w="12240" w:h="15840"/>
       <w:pgMar w:top="936" w:right="1008" w:bottom="936" w:left="1008" w:header="720" w:footer="720" w:gutter="0"/>

--- a/downloads/workbook/ai-4-week-32.docx
+++ b/downloads/workbook/ai-4-week-32.docx
@@ -30,6 +30,17 @@
     </w:p>
     <w:p>
       <w:r>
+        <w:t>Record your starting explanation for Proxy Features and Fairness before opening notes. Show any later correction separately.</w:t>
+      </w:r>
+    </w:p>
+    <w:p>
+      <w:pPr>
+        <w:spacing w:line="336" w:lineRule="auto" w:after="180"/>
+      </w:pPr>
+      <w:r>
+        <w:rPr>
+          <w:b w:val="0"/>
+        </w:rPr>
         <w:t>Try the recall before opening notes. Then use a different colour or a labelled second line to correct your explanation.</w:t>
       </w:r>
     </w:p>
@@ -42,7 +53,13 @@
       </w:r>
     </w:p>
     <w:p>
-      <w:r>
+      <w:pPr>
+        <w:spacing w:line="336" w:lineRule="auto" w:after="180"/>
+      </w:pPr>
+      <w:r>
+        <w:rPr>
+          <w:b w:val="0"/>
+        </w:rPr>
         <w:t>Without opening the old lesson, explain one key idea from Subgroup Performance. Give an example and a mistake that the idea helps you avoid.</w:t>
       </w:r>
     </w:p>
@@ -78,7 +95,13 @@
       </w:r>
     </w:p>
     <w:p>
-      <w:r>
+      <w:pPr>
+        <w:spacing w:line="336" w:lineRule="auto" w:after="180"/>
+      </w:pPr>
+      <w:r>
+        <w:rPr>
+          <w:b w:val="0"/>
+        </w:rPr>
         <w:t>Without opening the old lesson, explain one key idea from Feature Engineering. Give an example and a mistake that the idea helps you avoid.</w:t>
       </w:r>
     </w:p>
@@ -114,7 +137,13 @@
       </w:r>
     </w:p>
     <w:p>
-      <w:r>
+      <w:pPr>
+        <w:spacing w:line="336" w:lineRule="auto" w:after="180"/>
+      </w:pPr>
+      <w:r>
+        <w:rPr>
+          <w:b w:val="0"/>
+        </w:rPr>
         <w:t>Without opening the old lesson, explain one key idea from Reproducible Experiments. Give an example and a mistake that the idea helps you avoid.</w:t>
       </w:r>
     </w:p>
@@ -151,7 +180,42 @@
     </w:p>
     <w:p>
       <w:r>
-        <w:t>Use W2: Find a proxy risk for Proxy features and fairness. Record the answer once; the lesson and workbook refer to the same attempt.</w:t>
+        <w:t>Complete the supported Proxy Features and Fairness trace and record the first step you can explain without help.</w:t>
+      </w:r>
+    </w:p>
+    <w:p>
+      <w:pPr>
+        <w:spacing w:line="336" w:lineRule="auto" w:after="180"/>
+      </w:pPr>
+      <w:r>
+        <w:rPr>
+          <w:b w:val="0"/>
+        </w:rPr>
+        <w:t xml:space="preserve">Use W2: Find a proxy risk for </w:t>
+      </w:r>
+      <w:r>
+        <w:rPr>
+          <w:b/>
+        </w:rPr>
+        <w:t>Proxy feature</w:t>
+      </w:r>
+      <w:r>
+        <w:rPr>
+          <w:b w:val="0"/>
+        </w:rPr>
+        <w:t xml:space="preserve">s and </w:t>
+      </w:r>
+      <w:r>
+        <w:rPr>
+          <w:b/>
+        </w:rPr>
+        <w:t>fairness</w:t>
+      </w:r>
+      <w:r>
+        <w:rPr>
+          <w:b w:val="0"/>
+        </w:rPr>
+        <w:t>. Record the answer once; the lesson and workbook refer to the same attempt.</w:t>
       </w:r>
     </w:p>
     <w:tbl>
@@ -279,7 +343,53 @@
     </w:p>
     <w:p>
       <w:r>
-        <w:t>Use the worked case for Proxy features and fairness. Proposed explanation: “A final answer is enough”. Decide whether this explanation is supported. Point to the step or supplied fact that decides; explain your repair if needed.</w:t>
+        <w:t>Check the proposed Proxy Features and Fairness explanation against the supplied facts before discussing it.</w:t>
+      </w:r>
+    </w:p>
+    <w:p>
+      <w:pPr>
+        <w:spacing w:line="336" w:lineRule="auto" w:after="180"/>
+      </w:pPr>
+      <w:r>
+        <w:rPr>
+          <w:b w:val="0"/>
+        </w:rPr>
+        <w:t xml:space="preserve">Use the worked case for </w:t>
+      </w:r>
+      <w:r>
+        <w:rPr>
+          <w:b/>
+        </w:rPr>
+        <w:t>Proxy feature</w:t>
+      </w:r>
+      <w:r>
+        <w:rPr>
+          <w:b w:val="0"/>
+        </w:rPr>
+        <w:t xml:space="preserve">s and </w:t>
+      </w:r>
+      <w:r>
+        <w:rPr>
+          <w:b/>
+        </w:rPr>
+        <w:t>fairness</w:t>
+      </w:r>
+      <w:r>
+        <w:rPr>
+          <w:b w:val="0"/>
+        </w:rPr>
+        <w:t>. Proposed explanation: “A final answer is enough”. Decide whether this explanation is supported.</w:t>
+      </w:r>
+    </w:p>
+    <w:p>
+      <w:pPr>
+        <w:spacing w:line="336" w:lineRule="auto" w:after="180"/>
+      </w:pPr>
+      <w:r>
+        <w:rPr>
+          <w:b w:val="0"/>
+        </w:rPr>
+        <w:t>Point to the step or supplied fact that decides; explain your repair if needed.</w:t>
       </w:r>
     </w:p>
     <w:p>
@@ -319,6 +429,11 @@
       </w:r>
     </w:p>
     <w:p>
+      <w:r>
+        <w:t>Write one first attempt at the reserved independent case before feedback. Repeated copies of that case refer to the same recorded attempt.</w:t>
+      </w:r>
+    </w:p>
+    <w:p>
       <w:pPr>
         <w:pStyle w:val="Heading3"/>
       </w:pPr>
@@ -327,8 +442,26 @@
       </w:r>
     </w:p>
     <w:p>
-      <w:r>
-        <w:t>A team removes postcode but retains school code and claims all location-related information is gone. Evaluate the claim and request evidence.</w:t>
+      <w:pPr>
+        <w:spacing w:line="336" w:lineRule="auto" w:after="180"/>
+      </w:pPr>
+      <w:r>
+        <w:rPr>
+          <w:b w:val="0"/>
+        </w:rPr>
+        <w:t xml:space="preserve">A team removes postcode but retains school code and claims all location-related information is gone. Evaluate the claim and request </w:t>
+      </w:r>
+      <w:r>
+        <w:rPr>
+          <w:b/>
+        </w:rPr>
+        <w:t>evidence</w:t>
+      </w:r>
+      <w:r>
+        <w:rPr>
+          <w:b w:val="0"/>
+        </w:rPr>
+        <w:t>.</w:t>
       </w:r>
     </w:p>
     <w:p>
@@ -375,7 +508,13 @@
       </w:r>
     </w:p>
     <w:p>
-      <w:r>
+      <w:pPr>
+        <w:spacing w:line="336" w:lineRule="auto" w:after="180"/>
+      </w:pPr>
+      <w:r>
+        <w:rPr>
+          <w:b w:val="0"/>
+        </w:rPr>
         <w:t>Attempt this case before feedback. Record any help. Earlier examples below are further practice; a case already practised with feedback cannot establish fresh transfer.</w:t>
       </w:r>
     </w:p>
@@ -389,6 +528,17 @@
     </w:p>
     <w:p>
       <w:r>
+        <w:t>Connect the Proxy Features and Fairness target to a trace and a justified conclusion.</w:t>
+      </w:r>
+    </w:p>
+    <w:p>
+      <w:pPr>
+        <w:spacing w:line="336" w:lineRule="auto" w:after="180"/>
+      </w:pPr>
+      <w:r>
+        <w:rPr>
+          <w:b w:val="0"/>
+        </w:rPr>
         <w:t>A leaf model performs well using location ID alone. Explain a possible proxy problem and design a diagnostic evaluation.</w:t>
       </w:r>
     </w:p>
@@ -402,17 +552,46 @@
     </w:p>
     <w:p>
       <w:r>
+        <w:t>Solve the supplied Proxy Features and Fairness case and show the deciding evidence.</w:t>
+      </w:r>
+    </w:p>
+    <w:p>
+      <w:pPr>
+        <w:spacing w:line="336" w:lineRule="auto" w:after="180"/>
+      </w:pPr>
+      <w:r>
+        <w:rPr>
+          <w:b w:val="0"/>
+        </w:rPr>
         <w:t>Background colour tracks collection location, associated with plant types.</w:t>
       </w:r>
     </w:p>
     <w:p>
-      <w:r>
+      <w:pPr>
+        <w:spacing w:line="336" w:lineRule="auto" w:after="180"/>
+      </w:pPr>
+      <w:r>
+        <w:rPr>
+          <w:b w:val="0"/>
+        </w:rPr>
         <w:t>Explain proxy risk and test.</w:t>
       </w:r>
     </w:p>
     <w:p>
-      <w:r>
-        <w:t>Show your trace, calculation or evidence</w:t>
+      <w:pPr>
+        <w:spacing w:line="336" w:lineRule="auto" w:after="180"/>
+      </w:pPr>
+      <w:r>
+        <w:rPr>
+          <w:b w:val="0"/>
+        </w:rPr>
+        <w:t xml:space="preserve">Show your trace, calculation or </w:t>
+      </w:r>
+      <w:r>
+        <w:rPr>
+          <w:b/>
+        </w:rPr>
+        <w:t>evidence</w:t>
       </w:r>
     </w:p>
     <w:p>
@@ -458,11 +637,29 @@
     </w:p>
     <w:p>
       <w:r>
+        <w:t>Apply the procedure to the changed case and record why the conclusion follows.</w:t>
+      </w:r>
+    </w:p>
+    <w:p>
+      <w:pPr>
+        <w:spacing w:line="336" w:lineRule="auto" w:after="180"/>
+        <w:shd w:fill="F5F1FB"/>
+      </w:pPr>
+      <w:r>
+        <w:rPr>
+          <w:b w:val="0"/>
+        </w:rPr>
         <w:t>A plant classifier uses camera_model, and one species was photographed mostly on a single camera. What shortcut might it learn and how could you investigate?</w:t>
       </w:r>
     </w:p>
     <w:p>
-      <w:r>
+      <w:pPr>
+        <w:spacing w:line="336" w:lineRule="auto" w:after="180"/>
+      </w:pPr>
+      <w:r>
+        <w:rPr>
+          <w:b w:val="0"/>
+        </w:rPr>
         <w:t>My independent answer and reason</w:t>
       </w:r>
     </w:p>
@@ -517,7 +714,30 @@
     </w:p>
     <w:p>
       <w:r>
-        <w:t>Create a changed input, boundary case or missing-information case. Write the expected answer or safe response before testing.</w:t>
+        <w:t>Specify a changed input, expected result and observation separately.</w:t>
+      </w:r>
+    </w:p>
+    <w:p>
+      <w:pPr>
+        <w:spacing w:line="336" w:lineRule="auto" w:after="180"/>
+      </w:pPr>
+      <w:r>
+        <w:rPr>
+          <w:b w:val="0"/>
+        </w:rPr>
+        <w:t xml:space="preserve">Create a changed </w:t>
+      </w:r>
+      <w:r>
+        <w:rPr>
+          <w:b/>
+        </w:rPr>
+        <w:t>input</w:t>
+      </w:r>
+      <w:r>
+        <w:rPr>
+          <w:b w:val="0"/>
+        </w:rPr>
+        <w:t>, boundary case or missing-information case. Write the expected answer or safe response before testing.</w:t>
       </w:r>
     </w:p>
     <w:tbl>
@@ -646,12 +866,77 @@
     </w:p>
     <w:p>
       <w:r>
-        <w:t>Document Plant Classifier proxy risks, paired-test evidence, mitigation, and remaining fairness limitation.</w:t>
-      </w:r>
-    </w:p>
-    <w:p>
-      <w:r>
-        <w:t>The project change and evidence I will keep</w:t>
+        <w:t>Justify what Proxy Features and Fairness adds to Responsible Plant Classifier and keep the evidence.</w:t>
+      </w:r>
+    </w:p>
+    <w:p>
+      <w:pPr>
+        <w:spacing w:line="336" w:lineRule="auto" w:after="180"/>
+      </w:pPr>
+      <w:r>
+        <w:rPr>
+          <w:b w:val="0"/>
+        </w:rPr>
+        <w:t xml:space="preserve">Document Plant Classifier proxy risks, paired-test </w:t>
+      </w:r>
+      <w:r>
+        <w:rPr>
+          <w:b/>
+        </w:rPr>
+        <w:t>evidence</w:t>
+      </w:r>
+      <w:r>
+        <w:rPr>
+          <w:b w:val="0"/>
+        </w:rPr>
+        <w:t xml:space="preserve">, </w:t>
+      </w:r>
+      <w:r>
+        <w:rPr>
+          <w:b/>
+        </w:rPr>
+        <w:t>mitigation</w:t>
+      </w:r>
+      <w:r>
+        <w:rPr>
+          <w:b w:val="0"/>
+        </w:rPr>
+        <w:t xml:space="preserve">, and remaining </w:t>
+      </w:r>
+      <w:r>
+        <w:rPr>
+          <w:b/>
+        </w:rPr>
+        <w:t>fairness</w:t>
+      </w:r>
+      <w:r>
+        <w:rPr>
+          <w:b w:val="0"/>
+        </w:rPr>
+        <w:t xml:space="preserve"> limitation.</w:t>
+      </w:r>
+    </w:p>
+    <w:p>
+      <w:pPr>
+        <w:spacing w:line="336" w:lineRule="auto" w:after="180"/>
+      </w:pPr>
+      <w:r>
+        <w:rPr>
+          <w:b w:val="0"/>
+        </w:rPr>
+        <w:t xml:space="preserve">The project change and </w:t>
+      </w:r>
+      <w:r>
+        <w:rPr>
+          <w:b/>
+        </w:rPr>
+        <w:t>evidence</w:t>
+      </w:r>
+      <w:r>
+        <w:rPr>
+          <w:b w:val="0"/>
+        </w:rPr>
+        <w:t xml:space="preserve"> I will keep</w:t>
       </w:r>
     </w:p>
     <w:p>
@@ -697,11 +982,54 @@
     </w:p>
     <w:p>
       <w:r>
-        <w:t>I can explain the mechanism. I can show evidence. I can handle a changed case. I can name a limit. Mark each as not yet, with help or independently, and attach supporting work.</w:t>
-      </w:r>
-    </w:p>
-    <w:p>
-      <w:r>
+        <w:t>Judge explanation, evidence, transfer and limits separately; attach the work behind your judgement.</w:t>
+      </w:r>
+    </w:p>
+    <w:p>
+      <w:pPr>
+        <w:pStyle w:val="ListBullet"/>
+      </w:pPr>
+      <w:r>
+        <w:t>I can explain the mechanism.</w:t>
+      </w:r>
+    </w:p>
+    <w:p>
+      <w:pPr>
+        <w:pStyle w:val="ListBullet"/>
+      </w:pPr>
+      <w:r>
+        <w:t>I can show evidence.</w:t>
+      </w:r>
+    </w:p>
+    <w:p>
+      <w:pPr>
+        <w:pStyle w:val="ListBullet"/>
+      </w:pPr>
+      <w:r>
+        <w:t>I can handle a changed case.</w:t>
+      </w:r>
+    </w:p>
+    <w:p>
+      <w:pPr>
+        <w:pStyle w:val="ListBullet"/>
+      </w:pPr>
+      <w:r>
+        <w:t>I can name a limit.</w:t>
+      </w:r>
+    </w:p>
+    <w:p>
+      <w:r>
+        <w:t>Mark each as not yet, with help or independently, and attach supporting work.</w:t>
+      </w:r>
+    </w:p>
+    <w:p>
+      <w:pPr>
+        <w:spacing w:line="336" w:lineRule="auto" w:after="180"/>
+      </w:pPr>
+      <w:r>
+        <w:rPr>
+          <w:b w:val="0"/>
+        </w:rPr>
         <w:t>Teacher review ____________________  Next step ____________________</w:t>
       </w:r>
     </w:p>
@@ -715,6 +1043,17 @@
     </w:p>
     <w:p>
       <w:r>
+        <w:t>Use this earlier case as transfer practice. A case already discussed with feedback is not fresh assessment evidence.</w:t>
+      </w:r>
+    </w:p>
+    <w:p>
+      <w:pPr>
+        <w:spacing w:line="336" w:lineRule="auto" w:after="180"/>
+      </w:pPr>
+      <w:r>
+        <w:rPr>
+          <w:b w:val="0"/>
+        </w:rPr>
         <w:t>A leaf model performs well using location ID alone. Explain a possible proxy problem and design a diagnostic evaluation.</w:t>
       </w:r>
     </w:p>
@@ -762,7 +1101,13 @@
       </w:r>
     </w:p>
     <w:p>
-      <w:r>
+      <w:pPr>
+        <w:spacing w:line="336" w:lineRule="auto" w:after="180"/>
+      </w:pPr>
+      <w:r>
+        <w:rPr>
+          <w:b w:val="0"/>
+        </w:rPr>
         <w:t>Record support used: none, hint or teacher explanation.</w:t>
       </w:r>
     </w:p>
@@ -776,6 +1121,18 @@
     </w:p>
     <w:p>
       <w:r>
+        <w:t>Read an association. Apply the supplied Proxy Features and Fairness facts and keep your reasoning.</w:t>
+      </w:r>
+    </w:p>
+    <w:p>
+      <w:pPr>
+        <w:spacing w:line="336" w:lineRule="auto" w:after="180"/>
+        <w:shd w:fill="F5F1FB"/>
+      </w:pPr>
+      <w:r>
+        <w:rPr>
+          <w:b w:val="0"/>
+        </w:rPr>
         <w:t>What do the device counts support, and what do they not support?</w:t>
       </w:r>
     </w:p>
@@ -827,6 +1184,18 @@
     </w:p>
     <w:p>
       <w:r>
+        <w:t>Find a proxy risk. Apply the supplied Proxy Features and Fairness facts and keep your reasoning.</w:t>
+      </w:r>
+    </w:p>
+    <w:p>
+      <w:pPr>
+        <w:spacing w:line="336" w:lineRule="auto" w:after="180"/>
+        <w:shd w:fill="F5F1FB"/>
+      </w:pPr>
+      <w:r>
+        <w:rPr>
+          <w:b w:val="0"/>
+        </w:rPr>
         <w:t>Why might removing building but keeping device code leave related information?</w:t>
       </w:r>
     </w:p>
@@ -878,6 +1247,17 @@
     </w:p>
     <w:p>
       <w:r>
+        <w:t>Plan an ablation. Apply the supplied Proxy Features and Fairness facts and keep your reasoning.</w:t>
+      </w:r>
+    </w:p>
+    <w:p>
+      <w:pPr>
+        <w:spacing w:line="336" w:lineRule="auto" w:after="180"/>
+      </w:pPr>
+      <w:r>
+        <w:rPr>
+          <w:b w:val="0"/>
+        </w:rPr>
         <w:t>Describe a controlled with/without-code comparison.</w:t>
       </w:r>
     </w:p>
@@ -929,7 +1309,30 @@
     </w:p>
     <w:p>
       <w:r>
-        <w:t>A team removes postcode but retains school code and claims all location-related information is gone. Evaluate the claim and request evidence.</w:t>
+        <w:t>Attempt before feedback. If this repeats the selected independent case, reuse that first attempt; otherwise keep a separate record. Apply independently. Apply the supplied Proxy Features and Fairness facts and keep your reasoning.</w:t>
+      </w:r>
+    </w:p>
+    <w:p>
+      <w:pPr>
+        <w:spacing w:line="336" w:lineRule="auto" w:after="180"/>
+      </w:pPr>
+      <w:r>
+        <w:rPr>
+          <w:b w:val="0"/>
+        </w:rPr>
+        <w:t xml:space="preserve">A team removes postcode but retains school code and claims all location-related information is gone. Evaluate the claim and request </w:t>
+      </w:r>
+      <w:r>
+        <w:rPr>
+          <w:b/>
+        </w:rPr>
+        <w:t>evidence</w:t>
+      </w:r>
+      <w:r>
+        <w:rPr>
+          <w:b w:val="0"/>
+        </w:rPr>
+        <w:t>.</w:t>
       </w:r>
     </w:p>
     <w:p>
@@ -990,7 +1393,31 @@
     </w:p>
     <w:p>
       <w:r>
-        <w:t>Does unchanged accuracy after removing a proxy prove fairness?</w:t>
+        <w:t>Limit the result. Apply the supplied Proxy Features and Fairness facts and keep your reasoning.</w:t>
+      </w:r>
+    </w:p>
+    <w:p>
+      <w:pPr>
+        <w:spacing w:line="336" w:lineRule="auto" w:after="180"/>
+        <w:shd w:fill="F5F1FB"/>
+      </w:pPr>
+      <w:r>
+        <w:rPr>
+          <w:b w:val="0"/>
+        </w:rPr>
+        <w:t xml:space="preserve">Does unchanged accuracy after removing a proxy prove </w:t>
+      </w:r>
+      <w:r>
+        <w:rPr>
+          <w:b/>
+        </w:rPr>
+        <w:t>fairness</w:t>
+      </w:r>
+      <w:r>
+        <w:rPr>
+          <w:b w:val="0"/>
+        </w:rPr>
+        <w:t>?</w:t>
       </w:r>
     </w:p>
     <w:p>
@@ -1037,6 +1464,11 @@
       </w:pPr>
       <w:r>
         <w:t>17. Feedback, return check and learning record</w:t>
+      </w:r>
+    </w:p>
+    <w:p>
+      <w:r>
+        <w:t>Record the first repaired step and a different case to revisit after a delay.</w:t>
       </w:r>
     </w:p>
     <w:tbl>
@@ -1176,7 +1608,13 @@
       </w:tr>
     </w:tbl>
     <w:p>
-      <w:r>
+      <w:pPr>
+        <w:spacing w:line="336" w:lineRule="auto" w:after="180"/>
+      </w:pPr>
+      <w:r>
+        <w:rPr>
+          <w:b w:val="0"/>
+        </w:rPr>
         <w:t>Revisit this idea with your teacher after a delay. Familiarity is different from explaining and using it on a changed case.</w:t>
       </w:r>
     </w:p>
@@ -1190,17 +1628,52 @@
     </w:p>
     <w:p>
       <w:r>
+        <w:t>Removing an obvious setting field may leave another field that carries the same information. Explain the labelled step before checking the changed condition.</w:t>
+      </w:r>
+    </w:p>
+    <w:p>
+      <w:pPr>
+        <w:spacing w:line="336" w:lineRule="auto" w:after="180"/>
+      </w:pPr>
+      <w:r>
+        <w:rPr>
+          <w:b w:val="0"/>
+        </w:rPr>
         <w:t>Removing an obvious setting field may leave another field that carries the same information.</w:t>
       </w:r>
     </w:p>
     <w:p>
-      <w:r>
+      <w:pPr>
+        <w:spacing w:line="336" w:lineRule="auto" w:after="180"/>
+      </w:pPr>
+      <w:r>
+        <w:rPr>
+          <w:b w:val="0"/>
+        </w:rPr>
         <w:t>Toy table has location=greenhouse/desk and camera_code=G/D. Every G record is greenhouse; every D record is desk. The team drops location.</w:t>
       </w:r>
     </w:p>
     <w:p>
-      <w:r>
-        <w:t>All inputs and outcomes in this worked example are invented classroom data; no real model run is claimed.</w:t>
+      <w:pPr>
+        <w:spacing w:line="336" w:lineRule="auto" w:after="180"/>
+      </w:pPr>
+      <w:r>
+        <w:rPr>
+          <w:b w:val="0"/>
+        </w:rPr>
+        <w:t xml:space="preserve">All </w:t>
+      </w:r>
+      <w:r>
+        <w:rPr>
+          <w:b/>
+        </w:rPr>
+        <w:t>input</w:t>
+      </w:r>
+      <w:r>
+        <w:rPr>
+          <w:b w:val="0"/>
+        </w:rPr>
+        <w:t>s and outcomes in this worked example are invented classroom data; no real model run is claimed.</w:t>
       </w:r>
     </w:p>
     <w:p>
@@ -1240,8 +1713,38 @@
       </w:r>
     </w:p>
     <w:p>
-      <w:r>
-        <w:t>What evidence contradicts the original “all setting information removed” claim? Point to the relevant step in the picture, then write the changed result and the rule or evidence that supports it.</w:t>
+      <w:pPr>
+        <w:spacing w:line="336" w:lineRule="auto" w:after="180"/>
+      </w:pPr>
+      <w:r>
+        <w:rPr>
+          <w:b w:val="0"/>
+        </w:rPr>
+        <w:t xml:space="preserve">What </w:t>
+      </w:r>
+      <w:r>
+        <w:rPr>
+          <w:b/>
+        </w:rPr>
+        <w:t>evidence</w:t>
+      </w:r>
+      <w:r>
+        <w:rPr>
+          <w:b w:val="0"/>
+        </w:rPr>
+        <w:t xml:space="preserve"> contradicts the original “all setting information removed” claim? Point to the relevant step in the picture, then write the changed result and the rule or </w:t>
+      </w:r>
+      <w:r>
+        <w:rPr>
+          <w:b/>
+        </w:rPr>
+        <w:t>evidence</w:t>
+      </w:r>
+      <w:r>
+        <w:rPr>
+          <w:b w:val="0"/>
+        </w:rPr>
+        <w:t xml:space="preserve"> that supports it.</w:t>
       </w:r>
     </w:p>
     <w:p>
@@ -1283,13 +1786,69 @@
       </w:r>
     </w:p>
     <w:p>
-      <w:r>
-        <w:t>Support used: alone / hint / worked example. This record is practice evidence.</w:t>
-      </w:r>
-    </w:p>
-    <w:p>
-      <w:r>
-        <w:t>Project connection: For your Responsible Plant Classifier, save the input, procedure, observed result and limitation of this check. Label this worked example as practice; use a different, previously unreviewed case when checking independent understanding.</w:t>
+      <w:pPr>
+        <w:pStyle w:val="Heading3"/>
+      </w:pPr>
+      <w:r>
+        <w:t>Record the help used</w:t>
+      </w:r>
+    </w:p>
+    <w:p>
+      <w:pPr>
+        <w:spacing w:line="336" w:lineRule="auto" w:after="180"/>
+        <w:shd w:fill="F1F6F8"/>
+      </w:pPr>
+      <w:r>
+        <w:rPr>
+          <w:b w:val="0"/>
+        </w:rPr>
+        <w:t xml:space="preserve">Support used: alone / hint / worked example. This record is practice </w:t>
+      </w:r>
+      <w:r>
+        <w:rPr>
+          <w:b/>
+        </w:rPr>
+        <w:t>evidence</w:t>
+      </w:r>
+      <w:r>
+        <w:rPr>
+          <w:b w:val="0"/>
+        </w:rPr>
+        <w:t>.</w:t>
+      </w:r>
+    </w:p>
+    <w:p>
+      <w:pPr>
+        <w:spacing w:line="336" w:lineRule="auto" w:after="180"/>
+      </w:pPr>
+      <w:r>
+        <w:rPr>
+          <w:b w:val="0"/>
+        </w:rPr>
+        <w:t xml:space="preserve">Project connection: For your Responsible Plant Classifier, save the </w:t>
+      </w:r>
+      <w:r>
+        <w:rPr>
+          <w:b/>
+        </w:rPr>
+        <w:t>input</w:t>
+      </w:r>
+      <w:r>
+        <w:rPr>
+          <w:b w:val="0"/>
+        </w:rPr>
+        <w:t>, procedure, observed result and limitation of this check.</w:t>
+      </w:r>
+    </w:p>
+    <w:p>
+      <w:pPr>
+        <w:spacing w:line="336" w:lineRule="auto" w:after="180"/>
+      </w:pPr>
+      <w:r>
+        <w:rPr>
+          <w:b w:val="0"/>
+        </w:rPr>
+        <w:t>Label this worked example as practice; use a different, previously unreviewed case when checking independent understanding.</w:t>
       </w:r>
     </w:p>
     <w:p>
@@ -1302,17 +1861,75 @@
     </w:p>
     <w:p>
       <w:r>
+        <w:t>Keep this week’s input, deciding step, result and limit together in the Responsible Plant Classifier record.</w:t>
+      </w:r>
+    </w:p>
+    <w:p>
+      <w:pPr>
+        <w:spacing w:line="336" w:lineRule="auto" w:after="180"/>
+      </w:pPr>
+      <w:r>
+        <w:rPr>
+          <w:b w:val="0"/>
+        </w:rPr>
         <w:t>Project: Responsible Plant Classifier</w:t>
       </w:r>
     </w:p>
     <w:p>
-      <w:r>
-        <w:t>Current milestone: Present and defend. Demonstrate the system, explain one failure and justify the next improvement with evidence.</w:t>
-      </w:r>
-    </w:p>
-    <w:p>
-      <w:r>
-        <w:t>For your Responsible Plant Classifier, save the input, procedure, observed result and limitation of this check. Label this worked example as practice; use a different, previously unreviewed case when checking independent understanding.</w:t>
+      <w:pPr>
+        <w:spacing w:line="336" w:lineRule="auto" w:after="180"/>
+      </w:pPr>
+      <w:r>
+        <w:rPr>
+          <w:b w:val="0"/>
+        </w:rPr>
+        <w:t xml:space="preserve">Current milestone: Present and defend. Demonstrate the system, explain one failure and justify the next improvement with </w:t>
+      </w:r>
+      <w:r>
+        <w:rPr>
+          <w:b/>
+        </w:rPr>
+        <w:t>evidence</w:t>
+      </w:r>
+      <w:r>
+        <w:rPr>
+          <w:b w:val="0"/>
+        </w:rPr>
+        <w:t>.</w:t>
+      </w:r>
+    </w:p>
+    <w:p>
+      <w:pPr>
+        <w:spacing w:line="336" w:lineRule="auto" w:after="180"/>
+      </w:pPr>
+      <w:r>
+        <w:rPr>
+          <w:b w:val="0"/>
+        </w:rPr>
+        <w:t xml:space="preserve">For your Responsible Plant Classifier, save the </w:t>
+      </w:r>
+      <w:r>
+        <w:rPr>
+          <w:b/>
+        </w:rPr>
+        <w:t>input</w:t>
+      </w:r>
+      <w:r>
+        <w:rPr>
+          <w:b w:val="0"/>
+        </w:rPr>
+        <w:t>, procedure, observed result and limitation of this check.</w:t>
+      </w:r>
+    </w:p>
+    <w:p>
+      <w:pPr>
+        <w:spacing w:line="336" w:lineRule="auto" w:after="180"/>
+      </w:pPr>
+      <w:r>
+        <w:rPr>
+          <w:b w:val="0"/>
+        </w:rPr>
+        <w:t>Label this worked example as practice; use a different, previously unreviewed case when checking independent understanding.</w:t>
       </w:r>
     </w:p>
     <w:tbl>
@@ -1474,11 +2091,28 @@
     </w:p>
     <w:p>
       <w:r>
+        <w:t>Try the supported questions before comparing with hints and feedback. Record what you repaired and the evidence you retained.</w:t>
+      </w:r>
+    </w:p>
+    <w:p>
+      <w:pPr>
+        <w:spacing w:line="336" w:lineRule="auto" w:after="180"/>
+      </w:pPr>
+      <w:r>
+        <w:rPr>
+          <w:b w:val="0"/>
+        </w:rPr>
         <w:t>Use this supported practice once, in the browser or on paper. Keep the reserved independent assessment for a separate first attempt before teacher feedback.</w:t>
       </w:r>
     </w:p>
     <w:p>
-      <w:r>
+      <w:pPr>
+        <w:spacing w:line="336" w:lineRule="auto" w:after="180"/>
+      </w:pPr>
+      <w:r>
+        <w:rPr>
+          <w:b w:val="0"/>
+        </w:rPr>
         <w:t>Removing an obvious setting field may leave another field that carries the same information.</w:t>
       </w:r>
     </w:p>
@@ -1491,22 +2125,61 @@
       </w:r>
     </w:p>
     <w:p>
-      <w:r>
-        <w:t>Which labelled step matches this detail? Compare controlled predictions and held-out setting slices; dropping one column does not establish setting independence.</w:t>
-      </w:r>
-    </w:p>
-    <w:p>
-      <w:r>
+      <w:pPr>
+        <w:spacing w:line="336" w:lineRule="auto" w:after="180"/>
+      </w:pPr>
+      <w:r>
+        <w:rPr>
+          <w:b w:val="0"/>
+        </w:rPr>
+        <w:t xml:space="preserve">Which labelled step matches this detail? Compare controlled </w:t>
+      </w:r>
+      <w:r>
+        <w:rPr>
+          <w:b/>
+        </w:rPr>
+        <w:t>prediction</w:t>
+      </w:r>
+      <w:r>
+        <w:rPr>
+          <w:b w:val="0"/>
+        </w:rPr>
+        <w:t>s and held-out setting slices; dropping one column does not establish setting independence.</w:t>
+      </w:r>
+    </w:p>
+    <w:p>
+      <w:pPr>
+        <w:spacing w:line="336" w:lineRule="auto" w:after="180"/>
+        <w:shd w:fill="F4F9FC"/>
+      </w:pPr>
+      <w:r>
+        <w:rPr>
+          <w:b w:val="0"/>
+        </w:rPr>
         <w:t>1. Remove direct field</w:t>
       </w:r>
     </w:p>
     <w:p>
-      <w:r>
+      <w:pPr>
+        <w:spacing w:line="336" w:lineRule="auto" w:after="180"/>
+        <w:shd w:fill="F4F9FC"/>
+      </w:pPr>
+      <w:r>
+        <w:rPr>
+          <w:b w:val="0"/>
+        </w:rPr>
         <w:t>2. Audit effect</w:t>
       </w:r>
     </w:p>
     <w:p>
-      <w:r>
+      <w:pPr>
+        <w:spacing w:line="336" w:lineRule="auto" w:after="180"/>
+        <w:shd w:fill="F4F9FC"/>
+      </w:pPr>
+      <w:r>
+        <w:rPr>
+          <w:b w:val="0"/>
+        </w:rPr>
         <w:t>3. Check retained proxy</w:t>
       </w:r>
     </w:p>
@@ -1544,41 +2217,191 @@
       </w:r>
     </w:p>
     <w:p>
-      <w:r>
+      <w:pPr>
+        <w:pStyle w:val="Heading3"/>
+      </w:pPr>
+      <w:r>
+        <w:t>Hint · try first</w:t>
+      </w:r>
+    </w:p>
+    <w:p>
+      <w:pPr>
+        <w:spacing w:line="336" w:lineRule="auto" w:after="180"/>
+        <w:shd w:fill="F1F6F8"/>
+      </w:pPr>
+      <w:r>
+        <w:rPr>
+          <w:b w:val="0"/>
+        </w:rPr>
         <w:t>Hint if needed: Read the steps in the pictorial case. Match the supplied detail to the stage that performs or records it.</w:t>
       </w:r>
     </w:p>
     <w:p>
-      <w:r>
-        <w:t>After your attempt, compare with the supported explanation: Audit effect Compare controlled predictions and held-out setting slices; dropping one column does not establish setting independence. Read the picture in order. Compare controlled predictions and held-out setting slices; dropping one column does not establish setting independence. The arrows show which recorded input or intermediate result each decision uses. Explain the deciding step aloud before checking the changed case; pointing to the final answer alone does not show how it follows.</w:t>
-      </w:r>
-    </w:p>
-    <w:p>
       <w:pPr>
         <w:pStyle w:val="Heading3"/>
       </w:pPr>
       <w:r>
+        <w:t>Feedback · compare after trying</w:t>
+      </w:r>
+    </w:p>
+    <w:p>
+      <w:pPr>
+        <w:spacing w:line="336" w:lineRule="auto" w:after="180"/>
+        <w:shd w:fill="F1F6FC"/>
+      </w:pPr>
+      <w:r>
+        <w:rPr>
+          <w:b w:val="0"/>
+        </w:rPr>
+        <w:t xml:space="preserve">After your attempt, compare with the supported explanation: Audit effect Compare controlled </w:t>
+      </w:r>
+      <w:r>
+        <w:rPr>
+          <w:b/>
+        </w:rPr>
+        <w:t>prediction</w:t>
+      </w:r>
+      <w:r>
+        <w:rPr>
+          <w:b w:val="0"/>
+        </w:rPr>
+        <w:t>s and held-out setting slices; dropping one column does not establish setting independence. Read the picture in order.</w:t>
+      </w:r>
+    </w:p>
+    <w:p>
+      <w:pPr>
+        <w:spacing w:line="336" w:lineRule="auto" w:after="180"/>
+        <w:shd w:fill="F1F6FC"/>
+      </w:pPr>
+      <w:r>
+        <w:rPr>
+          <w:b w:val="0"/>
+        </w:rPr>
+        <w:t xml:space="preserve">Compare controlled </w:t>
+      </w:r>
+      <w:r>
+        <w:rPr>
+          <w:b/>
+        </w:rPr>
+        <w:t>prediction</w:t>
+      </w:r>
+      <w:r>
+        <w:rPr>
+          <w:b w:val="0"/>
+        </w:rPr>
+        <w:t xml:space="preserve">s and held-out setting slices; dropping one column does not establish setting independence. The arrows show which recorded </w:t>
+      </w:r>
+      <w:r>
+        <w:rPr>
+          <w:b/>
+        </w:rPr>
+        <w:t>input</w:t>
+      </w:r>
+      <w:r>
+        <w:rPr>
+          <w:b w:val="0"/>
+        </w:rPr>
+        <w:t xml:space="preserve"> or intermediate result each decision uses.</w:t>
+      </w:r>
+    </w:p>
+    <w:p>
+      <w:pPr>
+        <w:spacing w:line="336" w:lineRule="auto" w:after="180"/>
+        <w:shd w:fill="F1F6FC"/>
+      </w:pPr>
+      <w:r>
+        <w:rPr>
+          <w:b w:val="0"/>
+        </w:rPr>
+        <w:t>Explain the deciding step aloud before checking the changed case; pointing to the final answer alone does not show how it follows.</w:t>
+      </w:r>
+    </w:p>
+    <w:p>
+      <w:pPr>
+        <w:pStyle w:val="Heading3"/>
+      </w:pPr>
+      <w:r>
         <w:t>Practice 2: explain the deciding evidence</w:t>
       </w:r>
     </w:p>
     <w:p>
-      <w:r>
+      <w:pPr>
+        <w:pStyle w:val="Heading3"/>
+      </w:pPr>
+      <w:r>
+        <w:t>Changed case · predict first</w:t>
+      </w:r>
+    </w:p>
+    <w:p>
+      <w:pPr>
+        <w:spacing w:line="336" w:lineRule="auto" w:after="180"/>
+        <w:shd w:fill="F5F1FB"/>
+      </w:pPr>
+      <w:r>
+        <w:rPr>
+          <w:b w:val="0"/>
+        </w:rPr>
         <w:t>Changed-case practice: Camera codes are assigned independently of setting in a new balanced dataset. Which conclusion is supported by the supplied facts?</w:t>
       </w:r>
     </w:p>
     <w:p>
-      <w:r>
+      <w:pPr>
+        <w:spacing w:line="336" w:lineRule="auto" w:after="180"/>
+        <w:shd w:fill="F4F9FC"/>
+      </w:pPr>
+      <w:r>
+        <w:rPr>
+          <w:b w:val="0"/>
+        </w:rPr>
         <w:t>1. camera_code no longer perfectly identifies setting in that dataset.</w:t>
       </w:r>
     </w:p>
     <w:p>
-      <w:r>
-        <w:t>2. We can decide the result without examining the changed input or the procedure.</w:t>
-      </w:r>
-    </w:p>
-    <w:p>
-      <w:r>
-        <w:t>3. This one example guarantees correct results for every future input.</w:t>
+      <w:pPr>
+        <w:spacing w:line="336" w:lineRule="auto" w:after="180"/>
+        <w:shd w:fill="F4F9FC"/>
+      </w:pPr>
+      <w:r>
+        <w:rPr>
+          <w:b w:val="0"/>
+        </w:rPr>
+        <w:t xml:space="preserve">2. We can decide the result without examining the changed </w:t>
+      </w:r>
+      <w:r>
+        <w:rPr>
+          <w:b/>
+        </w:rPr>
+        <w:t>input</w:t>
+      </w:r>
+      <w:r>
+        <w:rPr>
+          <w:b w:val="0"/>
+        </w:rPr>
+        <w:t xml:space="preserve"> or the procedure.</w:t>
+      </w:r>
+    </w:p>
+    <w:p>
+      <w:pPr>
+        <w:spacing w:line="336" w:lineRule="auto" w:after="180"/>
+        <w:shd w:fill="F4F9FC"/>
+      </w:pPr>
+      <w:r>
+        <w:rPr>
+          <w:b w:val="0"/>
+        </w:rPr>
+        <w:t xml:space="preserve">3. This one example guarantees correct results for every future </w:t>
+      </w:r>
+      <w:r>
+        <w:rPr>
+          <w:b/>
+        </w:rPr>
+        <w:t>input</w:t>
+      </w:r>
+      <w:r>
+        <w:rPr>
+          <w:b w:val="0"/>
+        </w:rPr>
+        <w:t>.</w:t>
       </w:r>
     </w:p>
     <w:p>
@@ -1615,12 +2438,42 @@
       </w:r>
     </w:p>
     <w:p>
-      <w:r>
+      <w:pPr>
+        <w:pStyle w:val="Heading3"/>
+      </w:pPr>
+      <w:r>
+        <w:t>Hint · try first</w:t>
+      </w:r>
+    </w:p>
+    <w:p>
+      <w:pPr>
+        <w:spacing w:line="336" w:lineRule="auto" w:after="180"/>
+        <w:shd w:fill="F1F6F8"/>
+      </w:pPr>
+      <w:r>
+        <w:rPr>
+          <w:b w:val="0"/>
+        </w:rPr>
         <w:t>Hint if needed: Use the changed condition and the deciding step in the pictorial trace. The answer must say what follows from those facts.</w:t>
       </w:r>
     </w:p>
     <w:p>
-      <w:r>
+      <w:pPr>
+        <w:pStyle w:val="Heading3"/>
+      </w:pPr>
+      <w:r>
+        <w:t>Feedback · compare after trying</w:t>
+      </w:r>
+    </w:p>
+    <w:p>
+      <w:pPr>
+        <w:spacing w:line="336" w:lineRule="auto" w:after="180"/>
+        <w:shd w:fill="F1F6FC"/>
+      </w:pPr>
+      <w:r>
+        <w:rPr>
+          <w:b w:val="0"/>
+        </w:rPr>
         <w:t>After your attempt, compare with the supported explanation: camera_code no longer perfectly identifies setting in that dataset. The observed mapping changed; other retained fields may still contain setting information.</w:t>
       </w:r>
     </w:p>
@@ -1633,18 +2486,129 @@
       </w:r>
     </w:p>
     <w:p>
-      <w:r>
-        <w:t>Review Subgroup Performance (ai-4/31). Goal: Calculate subgroup results with sample sizes. Short practice: Why should the report retain subgroup rates alongside the total? Point to the relevant step in the picture, then write the changed result and the rule or evidence that supports it.. Return to this week and explain what you changed.</w:t>
-      </w:r>
-    </w:p>
-    <w:p>
-      <w:r>
-        <w:t>Review Feature Engineering (ai-4/29). Goal: Create features available at prediction time. Short practice: What should be saved so another group transforms the query identically? Point to the relevant step in the picture, then write the changed result and the rule or evidence that supports it.. Return to this week and explain what you changed.</w:t>
-      </w:r>
-    </w:p>
-    <w:p>
-      <w:r>
-        <w:t>Review Reproducible Experiments (ai-4/26). Goal: Record enough detail to reproduce a run. Short practice: What should accompany the mean 70%? Point to the relevant step in the picture, then write the changed result and the rule or evidence that supports it.. Return to this week and explain what you changed.</w:t>
+      <w:pPr>
+        <w:spacing w:line="336" w:lineRule="auto" w:after="180"/>
+      </w:pPr>
+      <w:r>
+        <w:rPr>
+          <w:b w:val="0"/>
+        </w:rPr>
+        <w:t>Review Subgroup Performance (ai-4/31). Goal: Calculate subgroup results with sample sizes. Short practice: Why should the report retain subgroup rates alongside the total?</w:t>
+      </w:r>
+    </w:p>
+    <w:p>
+      <w:pPr>
+        <w:spacing w:line="336" w:lineRule="auto" w:after="180"/>
+      </w:pPr>
+      <w:r>
+        <w:rPr>
+          <w:b w:val="0"/>
+        </w:rPr>
+        <w:t xml:space="preserve">Point to the relevant step in the picture, then write the changed result and the rule or </w:t>
+      </w:r>
+      <w:r>
+        <w:rPr>
+          <w:b/>
+        </w:rPr>
+        <w:t>evidence</w:t>
+      </w:r>
+      <w:r>
+        <w:rPr>
+          <w:b w:val="0"/>
+        </w:rPr>
+        <w:t xml:space="preserve"> that supports it.. Return to this week and explain what you changed.</w:t>
+      </w:r>
+    </w:p>
+    <w:p>
+      <w:pPr>
+        <w:spacing w:line="336" w:lineRule="auto" w:after="180"/>
+      </w:pPr>
+      <w:r>
+        <w:rPr>
+          <w:b w:val="0"/>
+        </w:rPr>
+        <w:t xml:space="preserve">Review Feature Engineering (ai-4/29). Goal: Create features available at </w:t>
+      </w:r>
+      <w:r>
+        <w:rPr>
+          <w:b/>
+        </w:rPr>
+        <w:t>prediction</w:t>
+      </w:r>
+      <w:r>
+        <w:rPr>
+          <w:b w:val="0"/>
+        </w:rPr>
+        <w:t xml:space="preserve"> time. Short practice: What should be saved so another group transforms the query identically?</w:t>
+      </w:r>
+    </w:p>
+    <w:p>
+      <w:pPr>
+        <w:spacing w:line="336" w:lineRule="auto" w:after="180"/>
+      </w:pPr>
+      <w:r>
+        <w:rPr>
+          <w:b w:val="0"/>
+        </w:rPr>
+        <w:t xml:space="preserve">Point to the relevant step in the picture, then write the changed result and the rule or </w:t>
+      </w:r>
+      <w:r>
+        <w:rPr>
+          <w:b/>
+        </w:rPr>
+        <w:t>evidence</w:t>
+      </w:r>
+      <w:r>
+        <w:rPr>
+          <w:b w:val="0"/>
+        </w:rPr>
+        <w:t xml:space="preserve"> that supports it.. Return to this week and explain what you changed.</w:t>
+      </w:r>
+    </w:p>
+    <w:p>
+      <w:pPr>
+        <w:spacing w:line="336" w:lineRule="auto" w:after="180"/>
+      </w:pPr>
+      <w:r>
+        <w:rPr>
+          <w:b w:val="0"/>
+        </w:rPr>
+        <w:t xml:space="preserve">Review Reproducible Experiments (ai-4/26). Goal: Record enough detail to reproduce a run. Short practice: What should accompany the mean </w:t>
+      </w:r>
+      <w:r>
+        <w:rPr>
+          <w:b/>
+        </w:rPr>
+        <w:t>70%</w:t>
+      </w:r>
+      <w:r>
+        <w:rPr>
+          <w:b w:val="0"/>
+        </w:rPr>
+        <w:t>?</w:t>
+      </w:r>
+    </w:p>
+    <w:p>
+      <w:pPr>
+        <w:spacing w:line="336" w:lineRule="auto" w:after="180"/>
+      </w:pPr>
+      <w:r>
+        <w:rPr>
+          <w:b w:val="0"/>
+        </w:rPr>
+        <w:t xml:space="preserve">Point to the relevant step in the picture, then write the changed result and the rule or </w:t>
+      </w:r>
+      <w:r>
+        <w:rPr>
+          <w:b/>
+        </w:rPr>
+        <w:t>evidence</w:t>
+      </w:r>
+      <w:r>
+        <w:rPr>
+          <w:b w:val="0"/>
+        </w:rPr>
+        <w:t xml:space="preserve"> that supports it.. Return to this week and explain what you changed.</w:t>
       </w:r>
     </w:p>
     <w:p>
@@ -1656,8 +2620,37 @@
       </w:r>
     </w:p>
     <w:p>
-      <w:r>
-        <w:t>Use Download completed work in the hosted lesson to export your answers, reflections, practice feedback and code-run evidence. Open the HTML copy to read or print it. Drafts stay in this browser when storage is available; clear drafts on a shared device.</w:t>
+      <w:pPr>
+        <w:spacing w:line="336" w:lineRule="auto" w:after="180"/>
+      </w:pPr>
+      <w:r>
+        <w:rPr>
+          <w:b w:val="0"/>
+        </w:rPr>
+        <w:t xml:space="preserve">Use Download completed work in the hosted lesson to export your answers, reflections, practice feedback and code-run </w:t>
+      </w:r>
+      <w:r>
+        <w:rPr>
+          <w:b/>
+        </w:rPr>
+        <w:t>evidence</w:t>
+      </w:r>
+      <w:r>
+        <w:rPr>
+          <w:b w:val="0"/>
+        </w:rPr>
+        <w:t>. Open the HTML copy to read or print it.</w:t>
+      </w:r>
+    </w:p>
+    <w:p>
+      <w:pPr>
+        <w:spacing w:line="336" w:lineRule="auto" w:after="180"/>
+      </w:pPr>
+      <w:r>
+        <w:rPr>
+          <w:b w:val="0"/>
+        </w:rPr>
+        <w:t>Drafts stay in this browser when storage is available; clear drafts on a shared device.</w:t>
       </w:r>
     </w:p>
     <w:p>
@@ -1671,6 +2664,828 @@
     <w:p>
       <w:r>
         <w:t>________________________________________________________________</w:t>
+      </w:r>
+    </w:p>
+    <w:p>
+      <w:r>
+        <w:t>________________________________________________________________</w:t>
+      </w:r>
+    </w:p>
+    <w:p>
+      <w:r>
+        <w:t>________________________________________________________________</w:t>
+      </w:r>
+    </w:p>
+    <w:p>
+      <w:r>
+        <w:t>________________________________________________________________</w:t>
+      </w:r>
+    </w:p>
+    <w:p>
+      <w:r>
+        <w:t>________________________________________________________________</w:t>
+      </w:r>
+    </w:p>
+    <w:p>
+      <w:pPr>
+        <w:pStyle w:val="Heading1"/>
+      </w:pPr>
+      <w:r>
+        <w:t>21. Visual concept journey</w:t>
+      </w:r>
+    </w:p>
+    <w:p>
+      <w:r>
+        <w:t>Explain each Proxy Features and Fairness picture from its labels, then record a relevant limit.</w:t>
+      </w:r>
+    </w:p>
+    <w:p>
+      <w:pPr>
+        <w:pStyle w:val="Heading3"/>
+      </w:pPr>
+      <w:r>
+        <w:t>01. Proxy Features and Fairness: the case</w:t>
+      </w:r>
+    </w:p>
+    <w:p>
+      <w:r>
+        <w:drawing>
+          <wp:inline xmlns:a="http://schemas.openxmlformats.org/drawingml/2006/main" xmlns:pic="http://schemas.openxmlformats.org/drawingml/2006/picture">
+            <wp:extent cx="5486400" cy="3291840"/>
+            <wp:docPr id="2" name="Picture 2" descr="Removing an obvious setting field may leave another field that carries the same information. Supplied facts: Toy table has location=greenhouse/desk and camera_code=G/D. Every G record is greenhouse; every D record is desk. The team drops location. All inputs and outcomes in this worked example are invented classroom data; no real model run is claimed."/>
+            <wp:cNvGraphicFramePr>
+              <a:graphicFrameLocks noChangeAspect="1"/>
+            </wp:cNvGraphicFramePr>
+            <a:graphic>
+              <a:graphicData uri="http://schemas.openxmlformats.org/drawingml/2006/picture">
+                <pic:pic>
+                  <pic:nvPicPr>
+                    <pic:cNvPr id="0" name="academy-story-ai-4-32-01.png"/>
+                    <pic:cNvPicPr/>
+                  </pic:nvPicPr>
+                  <pic:blipFill>
+                    <a:blip r:embed="rId10"/>
+                    <a:stretch>
+                      <a:fillRect/>
+                    </a:stretch>
+                  </pic:blipFill>
+                  <pic:spPr>
+                    <a:xfrm>
+                      <a:off x="0" y="0"/>
+                      <a:ext cx="5486400" cy="3291840"/>
+                    </a:xfrm>
+                    <a:prstGeom prst="rect"/>
+                  </pic:spPr>
+                </pic:pic>
+              </a:graphicData>
+            </a:graphic>
+          </wp:inline>
+        </w:drawing>
+      </w:r>
+    </w:p>
+    <w:p>
+      <w:pPr>
+        <w:spacing w:line="336" w:lineRule="auto" w:after="180"/>
+      </w:pPr>
+      <w:r>
+        <w:rPr>
+          <w:b w:val="0"/>
+        </w:rPr>
+        <w:t>Removing an obvious setting field may leave another field that carries the same information. Supplied facts: Toy table has location=greenhouse/desk and camera_code=G/D. Every G record is greenhouse; every D record is desk.</w:t>
+      </w:r>
+    </w:p>
+    <w:p>
+      <w:pPr>
+        <w:spacing w:line="336" w:lineRule="auto" w:after="180"/>
+      </w:pPr>
+      <w:r>
+        <w:rPr>
+          <w:b w:val="0"/>
+        </w:rPr>
+        <w:t xml:space="preserve">The team drops location. All </w:t>
+      </w:r>
+      <w:r>
+        <w:rPr>
+          <w:b/>
+        </w:rPr>
+        <w:t>input</w:t>
+      </w:r>
+      <w:r>
+        <w:rPr>
+          <w:b w:val="0"/>
+        </w:rPr>
+        <w:t>s and outcomes in this worked example are invented classroom data; no real model run is claimed.</w:t>
+      </w:r>
+    </w:p>
+    <w:p>
+      <w:pPr>
+        <w:spacing w:line="336" w:lineRule="auto" w:after="180"/>
+        <w:shd w:fill="F5F1FB"/>
+      </w:pPr>
+      <w:r>
+        <w:rPr>
+          <w:b w:val="0"/>
+        </w:rPr>
+        <w:t>Point to the given fact that matters most. Explain why it matters.</w:t>
+      </w:r>
+    </w:p>
+    <w:p>
+      <w:pPr>
+        <w:pStyle w:val="Heading3"/>
+      </w:pPr>
+      <w:r>
+        <w:t>My picture explanation, deciding evidence and one limit</w:t>
+      </w:r>
+    </w:p>
+    <w:p>
+      <w:r>
+        <w:t>________________________________________________________________</w:t>
+      </w:r>
+    </w:p>
+    <w:p>
+      <w:r>
+        <w:t>________________________________________________________________</w:t>
+      </w:r>
+    </w:p>
+    <w:p>
+      <w:r>
+        <w:t>________________________________________________________________</w:t>
+      </w:r>
+    </w:p>
+    <w:p>
+      <w:r>
+        <w:t>________________________________________________________________</w:t>
+      </w:r>
+    </w:p>
+    <w:p>
+      <w:pPr>
+        <w:pStyle w:val="Heading3"/>
+      </w:pPr>
+      <w:r>
+        <w:t>02. Follow the deciding steps</w:t>
+      </w:r>
+    </w:p>
+    <w:p>
+      <w:r>
+        <w:drawing>
+          <wp:inline xmlns:a="http://schemas.openxmlformats.org/drawingml/2006/main" xmlns:pic="http://schemas.openxmlformats.org/drawingml/2006/picture">
+            <wp:extent cx="5486400" cy="3337560"/>
+            <wp:docPr id="3" name="Picture 3" descr="Remove direct field: The location column is absent from the new input table. → Check retained proxy: camera_code still identifies the setting perfectly in this supplied sample. → Audit effect: Compare controlled predictions and held-out setting slices; dropping one column does not establish setting independence."/>
+            <wp:cNvGraphicFramePr>
+              <a:graphicFrameLocks noChangeAspect="1"/>
+            </wp:cNvGraphicFramePr>
+            <a:graphic>
+              <a:graphicData uri="http://schemas.openxmlformats.org/drawingml/2006/picture">
+                <pic:pic>
+                  <pic:nvPicPr>
+                    <pic:cNvPr id="0" name="academy-story-ai-4-32-02.png"/>
+                    <pic:cNvPicPr/>
+                  </pic:nvPicPr>
+                  <pic:blipFill>
+                    <a:blip r:embed="rId11"/>
+                    <a:stretch>
+                      <a:fillRect/>
+                    </a:stretch>
+                  </pic:blipFill>
+                  <pic:spPr>
+                    <a:xfrm>
+                      <a:off x="0" y="0"/>
+                      <a:ext cx="5486400" cy="3337560"/>
+                    </a:xfrm>
+                    <a:prstGeom prst="rect"/>
+                  </pic:spPr>
+                </pic:pic>
+              </a:graphicData>
+            </a:graphic>
+          </wp:inline>
+        </w:drawing>
+      </w:r>
+    </w:p>
+    <w:p>
+      <w:pPr>
+        <w:spacing w:line="336" w:lineRule="auto" w:after="180"/>
+      </w:pPr>
+      <w:r>
+        <w:rPr>
+          <w:b w:val="0"/>
+        </w:rPr>
+        <w:t xml:space="preserve">Remove direct field: The location column is absent from the new </w:t>
+      </w:r>
+      <w:r>
+        <w:rPr>
+          <w:b/>
+        </w:rPr>
+        <w:t>input</w:t>
+      </w:r>
+      <w:r>
+        <w:rPr>
+          <w:b w:val="0"/>
+        </w:rPr>
+        <w:t xml:space="preserve"> table. → Check retained proxy: camera_code still identifies the setting perfectly in this supplied sample. → Audit effect: Compare controlled </w:t>
+      </w:r>
+      <w:r>
+        <w:rPr>
+          <w:b/>
+        </w:rPr>
+        <w:t>prediction</w:t>
+      </w:r>
+      <w:r>
+        <w:rPr>
+          <w:b w:val="0"/>
+        </w:rPr>
+        <w:t>s and held-out setting slices; dropping one column does not establish setting independence.</w:t>
+      </w:r>
+    </w:p>
+    <w:p>
+      <w:pPr>
+        <w:spacing w:line="336" w:lineRule="auto" w:after="180"/>
+        <w:shd w:fill="F5F1FB"/>
+      </w:pPr>
+      <w:r>
+        <w:rPr>
+          <w:b w:val="0"/>
+        </w:rPr>
+        <w:t xml:space="preserve">Point to each numbered stage and explain which recorded </w:t>
+      </w:r>
+      <w:r>
+        <w:rPr>
+          <w:b/>
+        </w:rPr>
+        <w:t>input</w:t>
+      </w:r>
+      <w:r>
+        <w:rPr>
+          <w:b w:val="0"/>
+        </w:rPr>
+        <w:t xml:space="preserve"> it uses.</w:t>
+      </w:r>
+    </w:p>
+    <w:p>
+      <w:pPr>
+        <w:pStyle w:val="Heading3"/>
+      </w:pPr>
+      <w:r>
+        <w:t>My picture explanation, deciding evidence and one limit</w:t>
+      </w:r>
+    </w:p>
+    <w:p>
+      <w:r>
+        <w:t>________________________________________________________________</w:t>
+      </w:r>
+    </w:p>
+    <w:p>
+      <w:r>
+        <w:t>________________________________________________________________</w:t>
+      </w:r>
+    </w:p>
+    <w:p>
+      <w:r>
+        <w:t>________________________________________________________________</w:t>
+      </w:r>
+    </w:p>
+    <w:p>
+      <w:r>
+        <w:t>________________________________________________________________</w:t>
+      </w:r>
+    </w:p>
+    <w:p>
+      <w:pPr>
+        <w:pStyle w:val="Heading3"/>
+      </w:pPr>
+      <w:r>
+        <w:t>03. Proxy features and fairness at a glance</w:t>
+      </w:r>
+    </w:p>
+    <w:p>
+      <w:r>
+        <w:drawing>
+          <wp:inline xmlns:a="http://schemas.openxmlformats.org/drawingml/2006/main" xmlns:pic="http://schemas.openxmlformats.org/drawingml/2006/picture">
+            <wp:extent cx="5486400" cy="2834640"/>
+            <wp:docPr id="4" name="Picture 4" descr="Proxy features and fairness at a glance. North examples | 8 X of 10 | 2 other devices. South examples | 2 X of 10 | 8 other devices. Review question | What does code represent? | Check context and errors"/>
+            <wp:cNvGraphicFramePr>
+              <a:graphicFrameLocks noChangeAspect="1"/>
+            </wp:cNvGraphicFramePr>
+            <a:graphic>
+              <a:graphicData uri="http://schemas.openxmlformats.org/drawingml/2006/picture">
+                <pic:pic>
+                  <pic:nvPicPr>
+                    <pic:cNvPr id="0" name="academy-story-ai-4-32-03.png"/>
+                    <pic:cNvPicPr/>
+                  </pic:nvPicPr>
+                  <pic:blipFill>
+                    <a:blip r:embed="rId12"/>
+                    <a:stretch>
+                      <a:fillRect/>
+                    </a:stretch>
+                  </pic:blipFill>
+                  <pic:spPr>
+                    <a:xfrm>
+                      <a:off x="0" y="0"/>
+                      <a:ext cx="5486400" cy="2834640"/>
+                    </a:xfrm>
+                    <a:prstGeom prst="rect"/>
+                  </pic:spPr>
+                </pic:pic>
+              </a:graphicData>
+            </a:graphic>
+          </wp:inline>
+        </w:drawing>
+      </w:r>
+    </w:p>
+    <w:p>
+      <w:pPr>
+        <w:spacing w:line="336" w:lineRule="auto" w:after="180"/>
+      </w:pPr>
+      <w:r>
+        <w:rPr>
+          <w:b/>
+        </w:rPr>
+        <w:t>Proxy feature</w:t>
+      </w:r>
+      <w:r>
+        <w:rPr>
+          <w:b w:val="0"/>
+        </w:rPr>
+        <w:t xml:space="preserve">s and </w:t>
+      </w:r>
+      <w:r>
+        <w:rPr>
+          <w:b/>
+        </w:rPr>
+        <w:t>fairness</w:t>
+      </w:r>
+      <w:r>
+        <w:rPr>
+          <w:b w:val="0"/>
+        </w:rPr>
+        <w:t xml:space="preserve"> at a glance. North examples | 8 X of 10 | 2 other devices. South examples | 2 X of 10 | 8 other devices. Review question | What does code represent? | Check context and errors</w:t>
+      </w:r>
+    </w:p>
+    <w:p>
+      <w:pPr>
+        <w:spacing w:line="336" w:lineRule="auto" w:after="180"/>
+        <w:shd w:fill="F5F1FB"/>
+      </w:pPr>
+      <w:r>
+        <w:rPr>
+          <w:b w:val="0"/>
+        </w:rPr>
+        <w:t>Read the labels and values. Explain the relationship the model shows.</w:t>
+      </w:r>
+    </w:p>
+    <w:p>
+      <w:pPr>
+        <w:pStyle w:val="Heading3"/>
+      </w:pPr>
+      <w:r>
+        <w:t>My picture explanation, deciding evidence and one limit</w:t>
+      </w:r>
+    </w:p>
+    <w:p>
+      <w:r>
+        <w:t>________________________________________________________________</w:t>
+      </w:r>
+    </w:p>
+    <w:p>
+      <w:r>
+        <w:t>________________________________________________________________</w:t>
+      </w:r>
+    </w:p>
+    <w:p>
+      <w:r>
+        <w:t>________________________________________________________________</w:t>
+      </w:r>
+    </w:p>
+    <w:p>
+      <w:r>
+        <w:t>________________________________________________________________</w:t>
+      </w:r>
+    </w:p>
+    <w:p>
+      <w:pPr>
+        <w:pStyle w:val="Heading3"/>
+      </w:pPr>
+      <w:r>
+        <w:t>04. Change one thing. Trace what follows.</w:t>
+      </w:r>
+    </w:p>
+    <w:p>
+      <w:r>
+        <w:drawing>
+          <wp:inline xmlns:a="http://schemas.openxmlformats.org/drawingml/2006/main" xmlns:pic="http://schemas.openxmlformats.org/drawingml/2006/picture">
+            <wp:extent cx="5486400" cy="3041904"/>
+            <wp:docPr id="5" name="Picture 5" descr="Original case: Compare controlled predictions and held-out setting slices; dropping one column does not establish setting independence. Changed condition: Camera codes are assigned independently of setting in a new balanced dataset. Expected result: camera_code no longer perfectly identifies setting in that dataset. Reason: The observed mapping changed; other retained fields may still contain setting information."/>
+            <wp:cNvGraphicFramePr>
+              <a:graphicFrameLocks noChangeAspect="1"/>
+            </wp:cNvGraphicFramePr>
+            <a:graphic>
+              <a:graphicData uri="http://schemas.openxmlformats.org/drawingml/2006/picture">
+                <pic:pic>
+                  <pic:nvPicPr>
+                    <pic:cNvPr id="0" name="academy-story-ai-4-32-04.png"/>
+                    <pic:cNvPicPr/>
+                  </pic:nvPicPr>
+                  <pic:blipFill>
+                    <a:blip r:embed="rId13"/>
+                    <a:stretch>
+                      <a:fillRect/>
+                    </a:stretch>
+                  </pic:blipFill>
+                  <pic:spPr>
+                    <a:xfrm>
+                      <a:off x="0" y="0"/>
+                      <a:ext cx="5486400" cy="3041904"/>
+                    </a:xfrm>
+                    <a:prstGeom prst="rect"/>
+                  </pic:spPr>
+                </pic:pic>
+              </a:graphicData>
+            </a:graphic>
+          </wp:inline>
+        </w:drawing>
+      </w:r>
+    </w:p>
+    <w:p>
+      <w:pPr>
+        <w:spacing w:line="336" w:lineRule="auto" w:after="180"/>
+      </w:pPr>
+      <w:r>
+        <w:rPr>
+          <w:b w:val="0"/>
+        </w:rPr>
+        <w:t xml:space="preserve">Original case: Compare controlled </w:t>
+      </w:r>
+      <w:r>
+        <w:rPr>
+          <w:b/>
+        </w:rPr>
+        <w:t>prediction</w:t>
+      </w:r>
+      <w:r>
+        <w:rPr>
+          <w:b w:val="0"/>
+        </w:rPr>
+        <w:t>s and held-out setting slices; dropping one column does not establish setting independence.</w:t>
+      </w:r>
+    </w:p>
+    <w:p>
+      <w:pPr>
+        <w:spacing w:line="336" w:lineRule="auto" w:after="180"/>
+      </w:pPr>
+      <w:r>
+        <w:rPr>
+          <w:b w:val="0"/>
+        </w:rPr>
+        <w:t>Changed condition: Camera codes are assigned independently of setting in a new balanced dataset. Expected result: camera_code no longer perfectly identifies setting in that dataset.</w:t>
+      </w:r>
+    </w:p>
+    <w:p>
+      <w:pPr>
+        <w:spacing w:line="336" w:lineRule="auto" w:after="180"/>
+      </w:pPr>
+      <w:r>
+        <w:rPr>
+          <w:b w:val="0"/>
+        </w:rPr>
+        <w:t>Reason: The observed mapping changed; other retained fields may still contain setting information.</w:t>
+      </w:r>
+    </w:p>
+    <w:p>
+      <w:pPr>
+        <w:spacing w:line="336" w:lineRule="auto" w:after="180"/>
+        <w:shd w:fill="F5F1FB"/>
+      </w:pPr>
+      <w:r>
+        <w:rPr>
+          <w:b w:val="0"/>
+        </w:rPr>
+        <w:t>Predict before checking the worked changed-case result. Name what changed and what the supplied facts allow you to conclude.</w:t>
+      </w:r>
+    </w:p>
+    <w:p>
+      <w:pPr>
+        <w:pStyle w:val="Heading3"/>
+      </w:pPr>
+      <w:r>
+        <w:t>My picture explanation, deciding evidence and one limit</w:t>
+      </w:r>
+    </w:p>
+    <w:p>
+      <w:r>
+        <w:t>________________________________________________________________</w:t>
+      </w:r>
+    </w:p>
+    <w:p>
+      <w:r>
+        <w:t>________________________________________________________________</w:t>
+      </w:r>
+    </w:p>
+    <w:p>
+      <w:r>
+        <w:t>________________________________________________________________</w:t>
+      </w:r>
+    </w:p>
+    <w:p>
+      <w:r>
+        <w:t>________________________________________________________________</w:t>
+      </w:r>
+    </w:p>
+    <w:p>
+      <w:pPr>
+        <w:pStyle w:val="Heading3"/>
+      </w:pPr>
+      <w:r>
+        <w:t>05. Connect the explanation to its limit</w:t>
+      </w:r>
+    </w:p>
+    <w:p>
+      <w:r>
+        <w:drawing>
+          <wp:inline xmlns:a="http://schemas.openxmlformats.org/drawingml/2006/main" xmlns:pic="http://schemas.openxmlformats.org/drawingml/2006/picture">
+            <wp:extent cx="5486400" cy="2834640"/>
+            <wp:docPr id="6" name="Picture 6" descr="Read the picture in order. Compare controlled predictions and held-out setting slices; dropping one column does not establish setting independence. The arrows show which recorded input or intermediate result each decision uses. Explain the deciding step aloud before checking the changed case; pointing to the final answer alone does not show how it follows. Limit: A correlated field is not necessarily harmful in every use; assess task relevance, consequences and actual model behaviour."/>
+            <wp:cNvGraphicFramePr>
+              <a:graphicFrameLocks noChangeAspect="1"/>
+            </wp:cNvGraphicFramePr>
+            <a:graphic>
+              <a:graphicData uri="http://schemas.openxmlformats.org/drawingml/2006/picture">
+                <pic:pic>
+                  <pic:nvPicPr>
+                    <pic:cNvPr id="0" name="academy-story-ai-4-32-05.png"/>
+                    <pic:cNvPicPr/>
+                  </pic:nvPicPr>
+                  <pic:blipFill>
+                    <a:blip r:embed="rId14"/>
+                    <a:stretch>
+                      <a:fillRect/>
+                    </a:stretch>
+                  </pic:blipFill>
+                  <pic:spPr>
+                    <a:xfrm>
+                      <a:off x="0" y="0"/>
+                      <a:ext cx="5486400" cy="2834640"/>
+                    </a:xfrm>
+                    <a:prstGeom prst="rect"/>
+                  </pic:spPr>
+                </pic:pic>
+              </a:graphicData>
+            </a:graphic>
+          </wp:inline>
+        </w:drawing>
+      </w:r>
+    </w:p>
+    <w:p>
+      <w:pPr>
+        <w:spacing w:line="336" w:lineRule="auto" w:after="180"/>
+      </w:pPr>
+      <w:r>
+        <w:rPr>
+          <w:b w:val="0"/>
+        </w:rPr>
+        <w:t xml:space="preserve">Read the picture in order. Compare controlled </w:t>
+      </w:r>
+      <w:r>
+        <w:rPr>
+          <w:b/>
+        </w:rPr>
+        <w:t>prediction</w:t>
+      </w:r>
+      <w:r>
+        <w:rPr>
+          <w:b w:val="0"/>
+        </w:rPr>
+        <w:t>s and held-out setting slices; dropping one column does not establish setting independence.</w:t>
+      </w:r>
+    </w:p>
+    <w:p>
+      <w:pPr>
+        <w:spacing w:line="336" w:lineRule="auto" w:after="180"/>
+      </w:pPr>
+      <w:r>
+        <w:rPr>
+          <w:b w:val="0"/>
+        </w:rPr>
+        <w:t xml:space="preserve">The arrows show which recorded </w:t>
+      </w:r>
+      <w:r>
+        <w:rPr>
+          <w:b/>
+        </w:rPr>
+        <w:t>input</w:t>
+      </w:r>
+      <w:r>
+        <w:rPr>
+          <w:b w:val="0"/>
+        </w:rPr>
+        <w:t xml:space="preserve"> or intermediate result each decision uses. Explain the deciding step aloud before checking the changed case; pointing to the final answer alone does not show how it follows.</w:t>
+      </w:r>
+    </w:p>
+    <w:p>
+      <w:pPr>
+        <w:spacing w:line="336" w:lineRule="auto" w:after="180"/>
+      </w:pPr>
+      <w:r>
+        <w:rPr>
+          <w:b w:val="0"/>
+        </w:rPr>
+        <w:t>Limit: A correlated field is not necessarily harmful in every use; assess task relevance, consequences and actual model behaviour.</w:t>
+      </w:r>
+    </w:p>
+    <w:p>
+      <w:pPr>
+        <w:spacing w:line="336" w:lineRule="auto" w:after="180"/>
+        <w:shd w:fill="F5F1FB"/>
+      </w:pPr>
+      <w:r>
+        <w:rPr>
+          <w:b w:val="0"/>
+        </w:rPr>
+        <w:t>Explain the case, then point to a limit on the claim.</w:t>
+      </w:r>
+    </w:p>
+    <w:p>
+      <w:pPr>
+        <w:pStyle w:val="Heading3"/>
+      </w:pPr>
+      <w:r>
+        <w:t>My picture explanation, deciding evidence and one limit</w:t>
+      </w:r>
+    </w:p>
+    <w:p>
+      <w:r>
+        <w:t>________________________________________________________________</w:t>
+      </w:r>
+    </w:p>
+    <w:p>
+      <w:r>
+        <w:t>________________________________________________________________</w:t>
+      </w:r>
+    </w:p>
+    <w:p>
+      <w:r>
+        <w:t>________________________________________________________________</w:t>
+      </w:r>
+    </w:p>
+    <w:p>
+      <w:r>
+        <w:t>________________________________________________________________</w:t>
+      </w:r>
+    </w:p>
+    <w:p>
+      <w:pPr>
+        <w:pStyle w:val="Heading3"/>
+      </w:pPr>
+      <w:r>
+        <w:t>06. Make the idea visible in your project</w:t>
+      </w:r>
+    </w:p>
+    <w:p>
+      <w:r>
+        <w:drawing>
+          <wp:inline xmlns:a="http://schemas.openxmlformats.org/drawingml/2006/main" xmlns:pic="http://schemas.openxmlformats.org/drawingml/2006/picture">
+            <wp:extent cx="5486400" cy="3681984"/>
+            <wp:docPr id="7" name="Picture 7" descr="For your Responsible Plant Classifier, save the input, procedure, observed result and limitation of this check. Label this worked example as practice; use a different, previously unreviewed case when checking independent understanding. Draw your input, deciding step, result and limit. Supported question: What evidence contradicts the original “all setting information removed” claim? Point to the relevant step in the picture, then write the changed result and the rule or evidence that supports it."/>
+            <wp:cNvGraphicFramePr>
+              <a:graphicFrameLocks noChangeAspect="1"/>
+            </wp:cNvGraphicFramePr>
+            <a:graphic>
+              <a:graphicData uri="http://schemas.openxmlformats.org/drawingml/2006/picture">
+                <pic:pic>
+                  <pic:nvPicPr>
+                    <pic:cNvPr id="0" name="academy-story-ai-4-32-06.png"/>
+                    <pic:cNvPicPr/>
+                  </pic:nvPicPr>
+                  <pic:blipFill>
+                    <a:blip r:embed="rId15"/>
+                    <a:stretch>
+                      <a:fillRect/>
+                    </a:stretch>
+                  </pic:blipFill>
+                  <pic:spPr>
+                    <a:xfrm>
+                      <a:off x="0" y="0"/>
+                      <a:ext cx="5486400" cy="3681984"/>
+                    </a:xfrm>
+                    <a:prstGeom prst="rect"/>
+                  </pic:spPr>
+                </pic:pic>
+              </a:graphicData>
+            </a:graphic>
+          </wp:inline>
+        </w:drawing>
+      </w:r>
+    </w:p>
+    <w:p>
+      <w:pPr>
+        <w:spacing w:line="336" w:lineRule="auto" w:after="180"/>
+      </w:pPr>
+      <w:r>
+        <w:rPr>
+          <w:b w:val="0"/>
+        </w:rPr>
+        <w:t xml:space="preserve">For your Responsible Plant Classifier, save the </w:t>
+      </w:r>
+      <w:r>
+        <w:rPr>
+          <w:b/>
+        </w:rPr>
+        <w:t>input</w:t>
+      </w:r>
+      <w:r>
+        <w:rPr>
+          <w:b w:val="0"/>
+        </w:rPr>
+        <w:t>, procedure, observed result and limitation of this check.</w:t>
+      </w:r>
+    </w:p>
+    <w:p>
+      <w:pPr>
+        <w:spacing w:line="336" w:lineRule="auto" w:after="180"/>
+      </w:pPr>
+      <w:r>
+        <w:rPr>
+          <w:b w:val="0"/>
+        </w:rPr>
+        <w:t xml:space="preserve">Label this worked example as practice; use a different, previously unreviewed case when checking independent understanding. Draw your </w:t>
+      </w:r>
+      <w:r>
+        <w:rPr>
+          <w:b/>
+        </w:rPr>
+        <w:t>input</w:t>
+      </w:r>
+      <w:r>
+        <w:rPr>
+          <w:b w:val="0"/>
+        </w:rPr>
+        <w:t>, deciding step, result and limit.</w:t>
+      </w:r>
+    </w:p>
+    <w:p>
+      <w:pPr>
+        <w:spacing w:line="336" w:lineRule="auto" w:after="180"/>
+      </w:pPr>
+      <w:r>
+        <w:rPr>
+          <w:b w:val="0"/>
+        </w:rPr>
+        <w:t xml:space="preserve">Supported question: What </w:t>
+      </w:r>
+      <w:r>
+        <w:rPr>
+          <w:b/>
+        </w:rPr>
+        <w:t>evidence</w:t>
+      </w:r>
+      <w:r>
+        <w:rPr>
+          <w:b w:val="0"/>
+        </w:rPr>
+        <w:t xml:space="preserve"> contradicts the original “all setting information removed” claim? Point to the relevant step in the picture, then write the changed result and the rule or </w:t>
+      </w:r>
+      <w:r>
+        <w:rPr>
+          <w:b/>
+        </w:rPr>
+        <w:t>evidence</w:t>
+      </w:r>
+      <w:r>
+        <w:rPr>
+          <w:b w:val="0"/>
+        </w:rPr>
+        <w:t xml:space="preserve"> that supports it.</w:t>
+      </w:r>
+    </w:p>
+    <w:p>
+      <w:pPr>
+        <w:spacing w:line="336" w:lineRule="auto" w:after="180"/>
+        <w:shd w:fill="F5F1FB"/>
+      </w:pPr>
+      <w:r>
+        <w:rPr>
+          <w:b w:val="0"/>
+        </w:rPr>
+        <w:t xml:space="preserve">Draw your project trace and justify the deciding step using </w:t>
+      </w:r>
+      <w:r>
+        <w:rPr>
+          <w:b/>
+        </w:rPr>
+        <w:t>evidence</w:t>
+      </w:r>
+      <w:r>
+        <w:rPr>
+          <w:b w:val="0"/>
+        </w:rPr>
+        <w:t>.</w:t>
+      </w:r>
+    </w:p>
+    <w:p>
+      <w:pPr>
+        <w:pStyle w:val="Heading3"/>
+      </w:pPr>
+      <w:r>
+        <w:t>My picture explanation, deciding evidence and one limit</w:t>
       </w:r>
     </w:p>
     <w:p>

--- a/downloads/workbook/ai-4-week-32.docx
+++ b/downloads/workbook/ai-4-week-32.docx
@@ -25,22 +25,45 @@
         <w:pStyle w:val="Heading1"/>
       </w:pPr>
       <w:r>
-        <w:t>01. Recall and choose your starting point</w:t>
-      </w:r>
-    </w:p>
-    <w:p>
-      <w:r>
-        <w:t>Record your starting explanation for Proxy Features and Fairness before opening notes. Show any later correction separately.</w:t>
-      </w:r>
-    </w:p>
-    <w:p>
-      <w:pPr>
-        <w:spacing w:line="336" w:lineRule="auto" w:after="180"/>
-      </w:pPr>
-      <w:r>
-        <w:rPr>
-          <w:b w:val="0"/>
-        </w:rPr>
+        <w:t>One readable proxy-and-ablation evidence record.</w:t>
+      </w:r>
+    </w:p>
+    <w:p>
+      <w:r>
+        <w:t>Trace retained information,compare matched errors and request missing contextual evidence.</w:t>
+      </w:r>
+    </w:p>
+    <w:p>
+      <w:r>
+        <w:t>W1–W3/W5 → selected new evidence request → project proxy record → changed-case return.</w:t>
+      </w:r>
+    </w:p>
+    <w:p>
+      <w:pPr>
+        <w:pStyle w:val="Heading1"/>
+      </w:pPr>
+      <w:r>
+        <w:t>01. Recall · Retrieve before notes</w:t>
+      </w:r>
+    </w:p>
+    <w:p>
+      <w:r>
+        <w:t>Keep this task’s complete inputs, stated rule and support record together.</w:t>
+      </w:r>
+    </w:p>
+    <w:p>
+      <w:pPr>
+        <w:pStyle w:val="Heading2"/>
+      </w:pPr>
+      <w:r>
+        <w:t>Task and evidence record</w:t>
+      </w:r>
+    </w:p>
+    <w:p>
+      <w:pPr>
+        <w:pStyle w:val="ListBullet"/>
+      </w:pPr>
+      <w:r>
         <w:t>Try the recall before opening notes. Then use a different colour or a labelled second line to correct your explanation.</w:t>
       </w:r>
     </w:p>
@@ -54,12 +77,9 @@
     </w:p>
     <w:p>
       <w:pPr>
-        <w:spacing w:line="336" w:lineRule="auto" w:after="180"/>
-      </w:pPr>
-      <w:r>
-        <w:rPr>
-          <w:b w:val="0"/>
-        </w:rPr>
+        <w:pStyle w:val="ListBullet"/>
+      </w:pPr>
+      <w:r>
         <w:t>Without opening the old lesson, explain one key idea from Subgroup Performance. Give an example and a mistake that the idea helps you avoid.</w:t>
       </w:r>
     </w:p>
@@ -96,12 +116,9 @@
     </w:p>
     <w:p>
       <w:pPr>
-        <w:spacing w:line="336" w:lineRule="auto" w:after="180"/>
-      </w:pPr>
-      <w:r>
-        <w:rPr>
-          <w:b w:val="0"/>
-        </w:rPr>
+        <w:pStyle w:val="ListBullet"/>
+      </w:pPr>
+      <w:r>
         <w:t>Without opening the old lesson, explain one key idea from Feature Engineering. Give an example and a mistake that the idea helps you avoid.</w:t>
       </w:r>
     </w:p>
@@ -138,12 +155,9 @@
     </w:p>
     <w:p>
       <w:pPr>
-        <w:spacing w:line="336" w:lineRule="auto" w:after="180"/>
-      </w:pPr>
-      <w:r>
-        <w:rPr>
-          <w:b w:val="0"/>
-        </w:rPr>
+        <w:pStyle w:val="ListBullet"/>
+      </w:pPr>
+      <w:r>
         <w:t>Without opening the old lesson, explain one key idea from Reproducible Experiments. Give an example and a mistake that the idea helps you avoid.</w:t>
       </w:r>
     </w:p>
@@ -175,147 +189,44 @@
         <w:pStyle w:val="Heading1"/>
       </w:pPr>
       <w:r>
-        <w:t>02. Practise with fading help</w:t>
-      </w:r>
-    </w:p>
-    <w:p>
-      <w:r>
-        <w:t>Complete the supported Proxy Features and Fairness trace and record the first step you can explain without help.</w:t>
-      </w:r>
-    </w:p>
-    <w:p>
-      <w:pPr>
-        <w:spacing w:line="336" w:lineRule="auto" w:after="180"/>
-      </w:pPr>
-      <w:r>
-        <w:rPr>
-          <w:b w:val="0"/>
-        </w:rPr>
-        <w:t xml:space="preserve">Use W2: Find a proxy risk for </w:t>
-      </w:r>
-      <w:r>
-        <w:rPr>
-          <w:b/>
-        </w:rPr>
-        <w:t>Proxy feature</w:t>
-      </w:r>
-      <w:r>
-        <w:rPr>
-          <w:b w:val="0"/>
-        </w:rPr>
-        <w:t xml:space="preserve">s and </w:t>
-      </w:r>
-      <w:r>
-        <w:rPr>
-          <w:b/>
-        </w:rPr>
-        <w:t>fairness</w:t>
-      </w:r>
-      <w:r>
-        <w:rPr>
-          <w:b w:val="0"/>
-        </w:rPr>
-        <w:t>. Record the answer once; the lesson and workbook refer to the same attempt.</w:t>
-      </w:r>
-    </w:p>
-    <w:tbl>
-      <w:tblPr>
-        <w:tblStyle w:val="LightShading-Accent1"/>
-        <w:tblW w:type="auto" w:w="0"/>
-        <w:tblLook w:firstColumn="1" w:firstRow="1" w:lastColumn="0" w:lastRow="0" w:noHBand="0" w:noVBand="1" w:val="04A0"/>
-      </w:tblPr>
-      <w:tblGrid>
-        <w:gridCol w:w="2556"/>
-        <w:gridCol w:w="2556"/>
-        <w:gridCol w:w="2556"/>
-        <w:gridCol w:w="2556"/>
-      </w:tblGrid>
-      <w:tr>
-        <w:trPr>
-          <w:tblHeader/>
-        </w:trPr>
-        <w:tc>
-          <w:tcPr>
-            <w:tcW w:type="dxa" w:w="2556"/>
-          </w:tcPr>
-          <w:p>
-            <w:r>
-              <w:t>Given inputs</w:t>
-            </w:r>
-          </w:p>
-        </w:tc>
-        <w:tc>
-          <w:tcPr>
-            <w:tcW w:type="dxa" w:w="2556"/>
-          </w:tcPr>
-          <w:p>
-            <w:r>
-              <w:t>Procedure I chose</w:t>
-            </w:r>
-          </w:p>
-        </w:tc>
-        <w:tc>
-          <w:tcPr>
-            <w:tcW w:type="dxa" w:w="2556"/>
-          </w:tcPr>
-          <w:p>
-            <w:r>
-              <w:t>Middle steps</w:t>
-            </w:r>
-          </w:p>
-        </w:tc>
-        <w:tc>
-          <w:tcPr>
-            <w:tcW w:type="dxa" w:w="2556"/>
-          </w:tcPr>
-          <w:p>
-            <w:r>
-              <w:t>Result and check</w:t>
-            </w:r>
-          </w:p>
-        </w:tc>
-      </w:tr>
-      <w:tr>
-        <w:tc>
-          <w:tcPr>
-            <w:tcW w:type="dxa" w:w="2556"/>
-          </w:tcPr>
-          <w:p>
-            <w:r/>
-          </w:p>
-        </w:tc>
-        <w:tc>
-          <w:tcPr>
-            <w:tcW w:type="dxa" w:w="2556"/>
-          </w:tcPr>
-          <w:p>
-            <w:r/>
-          </w:p>
-        </w:tc>
-        <w:tc>
-          <w:tcPr>
-            <w:tcW w:type="dxa" w:w="2556"/>
-          </w:tcPr>
-          <w:p>
-            <w:r/>
-          </w:p>
-        </w:tc>
-        <w:tc>
-          <w:tcPr>
-            <w:tcW w:type="dxa" w:w="2556"/>
-          </w:tcPr>
-          <w:p>
-            <w:r/>
-          </w:p>
-        </w:tc>
-      </w:tr>
-    </w:tbl>
+        <w:t>12. W1 · Explain the mechanism</w:t>
+      </w:r>
+    </w:p>
+    <w:p>
+      <w:r>
+        <w:t>Keep this task’s complete inputs, stated rule and support record together.</w:t>
+      </w:r>
+    </w:p>
+    <w:p>
+      <w:pPr>
+        <w:pStyle w:val="Heading2"/>
+      </w:pPr>
+      <w:r>
+        <w:t>Task and evidence record</w:t>
+      </w:r>
+    </w:p>
+    <w:p>
+      <w:pPr>
+        <w:pStyle w:val="ListBullet"/>
+      </w:pPr>
+      <w:r>
+        <w:t>MainNorthbuildingX8/10, SouthX2/10; the 20-case association has counterexamples and proves no causal harm. PicturecameraG/Dis a perfect setting identifier only in that original toy sample; new crossed assignments need not preserve it. Complete ablation trainingT1/T2 allbits1, T3/T4 allbits0; settingmetadataexcluded. V1 chooses camera_codeby training tie, V2 removes it and chooses room_hint. ValidationP1 marker1/P2 marker0 each4 camera/settingviews:both 4/8 correct. V1 settingrecall1/2 each, V2 greenhouse2/2 desk0/2; two new plants, not 8 independent plants. No real fairness or disease conclusion.</w:t>
+      </w:r>
+    </w:p>
+    <w:p>
+      <w:pPr>
+        <w:pStyle w:val="ListBullet"/>
+      </w:pPr>
+      <w:r>
+        <w:t>What do the device counts support, and what do they not support?</w:t>
+      </w:r>
+    </w:p>
     <w:p>
       <w:pPr>
         <w:pStyle w:val="Heading3"/>
       </w:pPr>
       <w:r>
-        <w:t>The step I completed without help, and the hint I needed</w:t>
+        <w:t>My reasoning and evidence</w:t>
       </w:r>
     </w:p>
     <w:p>
@@ -334,62 +245,55 @@
       </w:r>
     </w:p>
     <w:p>
+      <w:r>
+        <w:t>________________________________________________________________</w:t>
+      </w:r>
+    </w:p>
+    <w:p>
+      <w:r>
+        <w:t>________________________________________________________________</w:t>
+      </w:r>
+    </w:p>
+    <w:p>
+      <w:r>
+        <w:t>________________________________________________________________</w:t>
+      </w:r>
+    </w:p>
+    <w:p>
       <w:pPr>
         <w:pStyle w:val="Heading1"/>
       </w:pPr>
       <w:r>
-        <w:t>03. Individual reasoning check</w:t>
-      </w:r>
-    </w:p>
-    <w:p>
-      <w:r>
-        <w:t>Check the proposed Proxy Features and Fairness explanation against the supplied facts before discussing it.</w:t>
-      </w:r>
-    </w:p>
-    <w:p>
-      <w:pPr>
-        <w:spacing w:line="336" w:lineRule="auto" w:after="180"/>
-      </w:pPr>
-      <w:r>
-        <w:rPr>
-          <w:b w:val="0"/>
-        </w:rPr>
-        <w:t xml:space="preserve">Use the worked case for </w:t>
-      </w:r>
-      <w:r>
-        <w:rPr>
-          <w:b/>
-        </w:rPr>
-        <w:t>Proxy feature</w:t>
-      </w:r>
-      <w:r>
-        <w:rPr>
-          <w:b w:val="0"/>
-        </w:rPr>
-        <w:t xml:space="preserve">s and </w:t>
-      </w:r>
-      <w:r>
-        <w:rPr>
-          <w:b/>
-        </w:rPr>
-        <w:t>fairness</w:t>
-      </w:r>
-      <w:r>
-        <w:rPr>
-          <w:b w:val="0"/>
-        </w:rPr>
-        <w:t>. Proposed explanation: “A final answer is enough”. Decide whether this explanation is supported.</w:t>
-      </w:r>
-    </w:p>
-    <w:p>
-      <w:pPr>
-        <w:spacing w:line="336" w:lineRule="auto" w:after="180"/>
-      </w:pPr>
-      <w:r>
-        <w:rPr>
-          <w:b w:val="0"/>
-        </w:rPr>
-        <w:t>Point to the step or supplied fact that decides; explain your repair if needed.</w:t>
+        <w:t>13. W2 · Trace the current experiment</w:t>
+      </w:r>
+    </w:p>
+    <w:p>
+      <w:r>
+        <w:t>Keep this task’s complete inputs, stated rule and support record together.</w:t>
+      </w:r>
+    </w:p>
+    <w:p>
+      <w:pPr>
+        <w:pStyle w:val="Heading2"/>
+      </w:pPr>
+      <w:r>
+        <w:t>Task and evidence record</w:t>
+      </w:r>
+    </w:p>
+    <w:p>
+      <w:pPr>
+        <w:pStyle w:val="ListBullet"/>
+      </w:pPr>
+      <w:r>
+        <w:t>MainNorthbuildingX8/10, SouthX2/10; the 20-case association has counterexamples and proves no causal harm. PicturecameraG/Dis a perfect setting identifier only in that original toy sample; new crossed assignments need not preserve it. Complete ablation trainingT1/T2 allbits1, T3/T4 allbits0; settingmetadataexcluded. V1 chooses camera_codeby training tie, V2 removes it and chooses room_hint. ValidationP1 marker1/P2 marker0 each4 camera/settingviews:both 4/8 correct. V1 settingrecall1/2 each, V2 greenhouse2/2 desk0/2; two new plants, not 8 independent plants. No real fairness or disease conclusion.</w:t>
+      </w:r>
+    </w:p>
+    <w:p>
+      <w:pPr>
+        <w:pStyle w:val="ListBullet"/>
+      </w:pPr>
+      <w:r>
+        <w:t>Why might removing building but keeping device code leave related information?</w:t>
       </w:r>
     </w:p>
     <w:p>
@@ -397,7 +301,7 @@
         <w:pStyle w:val="Heading3"/>
       </w:pPr>
       <w:r>
-        <w:t>My explanation before partner discussion</w:t>
+        <w:t>My reasoning and evidence</w:t>
       </w:r>
     </w:p>
     <w:p>
@@ -421,16 +325,50 @@
       </w:r>
     </w:p>
     <w:p>
+      <w:r>
+        <w:t>________________________________________________________________</w:t>
+      </w:r>
+    </w:p>
+    <w:p>
+      <w:r>
+        <w:t>________________________________________________________________</w:t>
+      </w:r>
+    </w:p>
+    <w:p>
       <w:pPr>
         <w:pStyle w:val="Heading1"/>
       </w:pPr>
       <w:r>
-        <w:t>04. Independent transfer case</w:t>
-      </w:r>
-    </w:p>
-    <w:p>
-      <w:r>
-        <w:t>Write one first attempt at the reserved independent case before feedback. Repeated copies of that case refer to the same recorded attempt.</w:t>
+        <w:t>14. W3 · Repair the reasoning</w:t>
+      </w:r>
+    </w:p>
+    <w:p>
+      <w:r>
+        <w:t>Keep this task’s complete inputs, stated rule and support record together.</w:t>
+      </w:r>
+    </w:p>
+    <w:p>
+      <w:pPr>
+        <w:pStyle w:val="Heading2"/>
+      </w:pPr>
+      <w:r>
+        <w:t>Task and evidence record</w:t>
+      </w:r>
+    </w:p>
+    <w:p>
+      <w:pPr>
+        <w:pStyle w:val="ListBullet"/>
+      </w:pPr>
+      <w:r>
+        <w:t>MainNorthbuildingX8/10, SouthX2/10; the 20-case association has counterexamples and proves no causal harm. PicturecameraG/Dis a perfect setting identifier only in that original toy sample; new crossed assignments need not preserve it. Complete ablation trainingT1/T2 allbits1, T3/T4 allbits0; settingmetadataexcluded. V1 chooses camera_codeby training tie, V2 removes it and chooses room_hint. ValidationP1 marker1/P2 marker0 each4 camera/settingviews:both 4/8 correct. V1 settingrecall1/2 each, V2 greenhouse2/2 desk0/2; two new plants, not 8 independent plants. No real fairness or disease conclusion.</w:t>
+      </w:r>
+    </w:p>
+    <w:p>
+      <w:pPr>
+        <w:pStyle w:val="ListBullet"/>
+      </w:pPr>
+      <w:r>
+        <w:t>Describe a controlled with/without-code comparison.</w:t>
       </w:r>
     </w:p>
     <w:p>
@@ -438,30 +376,157 @@
         <w:pStyle w:val="Heading3"/>
       </w:pPr>
       <w:r>
+        <w:t>My reasoning and evidence</w:t>
+      </w:r>
+    </w:p>
+    <w:p>
+      <w:r>
+        <w:t>________________________________________________________________</w:t>
+      </w:r>
+    </w:p>
+    <w:p>
+      <w:r>
+        <w:t>________________________________________________________________</w:t>
+      </w:r>
+    </w:p>
+    <w:p>
+      <w:r>
+        <w:t>________________________________________________________________</w:t>
+      </w:r>
+    </w:p>
+    <w:p>
+      <w:r>
+        <w:t>________________________________________________________________</w:t>
+      </w:r>
+    </w:p>
+    <w:p>
+      <w:r>
+        <w:t>________________________________________________________________</w:t>
+      </w:r>
+    </w:p>
+    <w:p>
+      <w:r>
+        <w:t>________________________________________________________________</w:t>
+      </w:r>
+    </w:p>
+    <w:p>
+      <w:pPr>
+        <w:pStyle w:val="Heading1"/>
+      </w:pPr>
+      <w:r>
+        <w:t>16. W5 · Plan the next check</w:t>
+      </w:r>
+    </w:p>
+    <w:p>
+      <w:r>
+        <w:t>Keep this task’s complete inputs, stated rule and support record together.</w:t>
+      </w:r>
+    </w:p>
+    <w:p>
+      <w:pPr>
+        <w:pStyle w:val="Heading2"/>
+      </w:pPr>
+      <w:r>
+        <w:t>Task and evidence record</w:t>
+      </w:r>
+    </w:p>
+    <w:p>
+      <w:pPr>
+        <w:pStyle w:val="ListBullet"/>
+      </w:pPr>
+      <w:r>
+        <w:t>MainNorthbuildingX8/10, SouthX2/10; the 20-case association has counterexamples and proves no causal harm. PicturecameraG/Dis a perfect setting identifier only in that original toy sample; new crossed assignments need not preserve it. Complete ablation trainingT1/T2 allbits1, T3/T4 allbits0; settingmetadataexcluded. V1 chooses camera_codeby training tie, V2 removes it and chooses room_hint. ValidationP1 marker1/P2 marker0 each4 camera/settingviews:both 4/8 correct. V1 settingrecall1/2 each, V2 greenhouse2/2 desk0/2; two new plants, not 8 independent plants. No real fairness or disease conclusion.</w:t>
+      </w:r>
+    </w:p>
+    <w:p>
+      <w:pPr>
+        <w:pStyle w:val="ListBullet"/>
+      </w:pPr>
+      <w:r>
+        <w:t>Does unchanged accuracy after removing a proxy prove fairness?</w:t>
+      </w:r>
+    </w:p>
+    <w:p>
+      <w:pPr>
+        <w:pStyle w:val="Heading3"/>
+      </w:pPr>
+      <w:r>
+        <w:t>My reasoning and evidence</w:t>
+      </w:r>
+    </w:p>
+    <w:p>
+      <w:r>
+        <w:t>________________________________________________________________</w:t>
+      </w:r>
+    </w:p>
+    <w:p>
+      <w:r>
+        <w:t>________________________________________________________________</w:t>
+      </w:r>
+    </w:p>
+    <w:p>
+      <w:r>
+        <w:t>________________________________________________________________</w:t>
+      </w:r>
+    </w:p>
+    <w:p>
+      <w:r>
+        <w:t>________________________________________________________________</w:t>
+      </w:r>
+    </w:p>
+    <w:p>
+      <w:r>
+        <w:t>________________________________________________________________</w:t>
+      </w:r>
+    </w:p>
+    <w:p>
+      <w:r>
+        <w:t>________________________________________________________________</w:t>
+      </w:r>
+    </w:p>
+    <w:p>
+      <w:pPr>
+        <w:pStyle w:val="Heading1"/>
+      </w:pPr>
+      <w:r>
+        <w:t>04. Try alone · Selected experiment task</w:t>
+      </w:r>
+    </w:p>
+    <w:p>
+      <w:r>
+        <w:t>Keep this task’s complete inputs, stated rule and support record together.</w:t>
+      </w:r>
+    </w:p>
+    <w:p>
+      <w:pPr>
+        <w:pStyle w:val="Heading2"/>
+      </w:pPr>
+      <w:r>
+        <w:t>Task and evidence record</w:t>
+      </w:r>
+    </w:p>
+    <w:p>
+      <w:pPr>
+        <w:pStyle w:val="ListBullet"/>
+      </w:pPr>
+      <w:r>
+        <w:t>The selected postcode/school-code task gives a claimed removal, not actual association counts, model predictions or a mapping. Do not infer any real student’s location or identity. State the unsupported part, request provenance/association/context evidence, and propose matched ablations and group error checks. No automatic fairness or complete-removal result follows without those observations.</w:t>
+      </w:r>
+    </w:p>
+    <w:p>
+      <w:pPr>
+        <w:pStyle w:val="Heading3"/>
+      </w:pPr>
+      <w:r>
         <w:t>Independent case: Apply independently</w:t>
       </w:r>
     </w:p>
     <w:p>
       <w:pPr>
-        <w:spacing w:line="336" w:lineRule="auto" w:after="180"/>
-      </w:pPr>
-      <w:r>
-        <w:rPr>
-          <w:b w:val="0"/>
-        </w:rPr>
-        <w:t xml:space="preserve">A team removes postcode but retains school code and claims all location-related information is gone. Evaluate the claim and request </w:t>
-      </w:r>
-      <w:r>
-        <w:rPr>
-          <w:b/>
-        </w:rPr>
-        <w:t>evidence</w:t>
-      </w:r>
-      <w:r>
-        <w:rPr>
-          <w:b w:val="0"/>
-        </w:rPr>
-        <w:t>.</w:t>
+        <w:pStyle w:val="ListBullet"/>
+      </w:pPr>
+      <w:r>
+        <w:t>A team removes postcode but retains school code and claims all location-related information is gone. Evaluate the claim and request evidence.</w:t>
       </w:r>
     </w:p>
     <w:p>
@@ -509,12 +574,9 @@
     </w:p>
     <w:p>
       <w:pPr>
-        <w:spacing w:line="336" w:lineRule="auto" w:after="180"/>
-      </w:pPr>
-      <w:r>
-        <w:rPr>
-          <w:b w:val="0"/>
-        </w:rPr>
+        <w:pStyle w:val="ListBullet"/>
+      </w:pPr>
+      <w:r>
         <w:t>Attempt this case before feedback. Record any help. Earlier examples below are further practice; a case already practised with feedback cannot establish fresh transfer.</w:t>
       </w:r>
     </w:p>
@@ -523,23 +585,69 @@
         <w:pStyle w:val="Heading1"/>
       </w:pPr>
       <w:r>
-        <w:t>05. Your learning target</w:t>
-      </w:r>
-    </w:p>
-    <w:p>
-      <w:r>
-        <w:t>Connect the Proxy Features and Fairness target to a trace and a justified conclusion.</w:t>
-      </w:r>
-    </w:p>
-    <w:p>
-      <w:pPr>
-        <w:spacing w:line="336" w:lineRule="auto" w:after="180"/>
-      </w:pPr>
-      <w:r>
-        <w:rPr>
-          <w:b w:val="0"/>
-        </w:rPr>
-        <w:t>A leaf model performs well using location ID alone. Explain a possible proxy problem and design a diagnostic evaluation.</w:t>
+        <w:t>09. Project · Keep the experiment evidence</w:t>
+      </w:r>
+    </w:p>
+    <w:p>
+      <w:r>
+        <w:t>Keep this task’s complete inputs, stated rule and support record together.</w:t>
+      </w:r>
+    </w:p>
+    <w:p>
+      <w:pPr>
+        <w:pStyle w:val="Heading2"/>
+      </w:pPr>
+      <w:r>
+        <w:t>Task and evidence record</w:t>
+      </w:r>
+    </w:p>
+    <w:p>
+      <w:pPr>
+        <w:pStyle w:val="ListBullet"/>
+      </w:pPr>
+      <w:r>
+        <w:t>Document Plant Classifier proxy risks, paired-test evidence, mitigation, and remaining fairness limitation.</w:t>
+      </w:r>
+    </w:p>
+    <w:p>
+      <w:pPr>
+        <w:pStyle w:val="ListBullet"/>
+      </w:pPr>
+      <w:r>
+        <w:t>The project change and evidence I will keep</w:t>
+      </w:r>
+    </w:p>
+    <w:p>
+      <w:pPr>
+        <w:pStyle w:val="Heading3"/>
+      </w:pPr>
+      <w:r>
+        <w:t>Write or draw your reasoning and evidence.</w:t>
+      </w:r>
+    </w:p>
+    <w:p>
+      <w:r>
+        <w:t>________________________________________________________________</w:t>
+      </w:r>
+    </w:p>
+    <w:p>
+      <w:r>
+        <w:t>________________________________________________________________</w:t>
+      </w:r>
+    </w:p>
+    <w:p>
+      <w:r>
+        <w:t>________________________________________________________________</w:t>
+      </w:r>
+    </w:p>
+    <w:p>
+      <w:r>
+        <w:t>________________________________________________________________</w:t>
+      </w:r>
+    </w:p>
+    <w:p>
+      <w:r>
+        <w:t>________________________________________________________________</w:t>
       </w:r>
     </w:p>
     <w:p>
@@ -547,928 +655,20 @@
         <w:pStyle w:val="Heading1"/>
       </w:pPr>
       <w:r>
-        <w:t>06. Solve the given case</w:t>
-      </w:r>
-    </w:p>
-    <w:p>
-      <w:r>
-        <w:t>Solve the supplied Proxy Features and Fairness case and show the deciding evidence.</w:t>
-      </w:r>
-    </w:p>
-    <w:p>
-      <w:pPr>
-        <w:spacing w:line="336" w:lineRule="auto" w:after="180"/>
-      </w:pPr>
-      <w:r>
-        <w:rPr>
-          <w:b w:val="0"/>
-        </w:rPr>
-        <w:t>Background colour tracks collection location, associated with plant types.</w:t>
-      </w:r>
-    </w:p>
-    <w:p>
-      <w:pPr>
-        <w:spacing w:line="336" w:lineRule="auto" w:after="180"/>
-      </w:pPr>
-      <w:r>
-        <w:rPr>
-          <w:b w:val="0"/>
-        </w:rPr>
-        <w:t>Explain proxy risk and test.</w:t>
-      </w:r>
-    </w:p>
-    <w:p>
-      <w:pPr>
-        <w:spacing w:line="336" w:lineRule="auto" w:after="180"/>
-      </w:pPr>
-      <w:r>
-        <w:rPr>
-          <w:b w:val="0"/>
-        </w:rPr>
-        <w:t xml:space="preserve">Show your trace, calculation or </w:t>
-      </w:r>
-      <w:r>
-        <w:rPr>
-          <w:b/>
-        </w:rPr>
-        <w:t>evidence</w:t>
-      </w:r>
-    </w:p>
-    <w:p>
-      <w:pPr>
-        <w:pStyle w:val="Heading3"/>
-      </w:pPr>
-      <w:r>
-        <w:t>Write or draw your reasoning and evidence.</w:t>
-      </w:r>
-    </w:p>
-    <w:p>
-      <w:r>
-        <w:t>________________________________________________________________</w:t>
-      </w:r>
-    </w:p>
-    <w:p>
-      <w:r>
-        <w:t>________________________________________________________________</w:t>
-      </w:r>
-    </w:p>
-    <w:p>
-      <w:r>
-        <w:t>________________________________________________________________</w:t>
-      </w:r>
-    </w:p>
-    <w:p>
-      <w:r>
-        <w:t>________________________________________________________________</w:t>
-      </w:r>
-    </w:p>
-    <w:p>
-      <w:r>
-        <w:t>________________________________________________________________</w:t>
-      </w:r>
-    </w:p>
-    <w:p>
-      <w:pPr>
-        <w:pStyle w:val="Heading1"/>
-      </w:pPr>
-      <w:r>
-        <w:t>07. Check a changed case</w:t>
-      </w:r>
-    </w:p>
-    <w:p>
-      <w:r>
-        <w:t>Apply the procedure to the changed case and record why the conclusion follows.</w:t>
-      </w:r>
-    </w:p>
-    <w:p>
-      <w:pPr>
-        <w:spacing w:line="336" w:lineRule="auto" w:after="180"/>
-        <w:shd w:fill="F5F1FB"/>
-      </w:pPr>
-      <w:r>
-        <w:rPr>
-          <w:b w:val="0"/>
-        </w:rPr>
-        <w:t>A plant classifier uses camera_model, and one species was photographed mostly on a single camera. What shortcut might it learn and how could you investigate?</w:t>
-      </w:r>
-    </w:p>
-    <w:p>
-      <w:pPr>
-        <w:spacing w:line="336" w:lineRule="auto" w:after="180"/>
-      </w:pPr>
-      <w:r>
-        <w:rPr>
-          <w:b w:val="0"/>
-        </w:rPr>
-        <w:t>My independent answer and reason</w:t>
-      </w:r>
-    </w:p>
-    <w:p>
-      <w:pPr>
-        <w:pStyle w:val="Heading3"/>
-      </w:pPr>
-      <w:r>
-        <w:t>Write or draw your reasoning and evidence.</w:t>
-      </w:r>
-    </w:p>
-    <w:p>
-      <w:r>
-        <w:t>________________________________________________________________</w:t>
-      </w:r>
-    </w:p>
-    <w:p>
-      <w:r>
-        <w:t>________________________________________________________________</w:t>
-      </w:r>
-    </w:p>
-    <w:p>
-      <w:r>
-        <w:t>________________________________________________________________</w:t>
-      </w:r>
-    </w:p>
-    <w:p>
-      <w:r>
-        <w:t>________________________________________________________________</w:t>
-      </w:r>
-    </w:p>
-    <w:p>
-      <w:r>
-        <w:t>________________________________________________________________</w:t>
-      </w:r>
-    </w:p>
-    <w:p>
-      <w:pPr>
-        <w:pStyle w:val="Heading3"/>
-      </w:pPr>
-      <w:r>
-        <w:t>Week 32 Test and reflect</w:t>
-      </w:r>
-    </w:p>
-    <w:p>
-      <w:pPr>
-        <w:pStyle w:val="Heading1"/>
-      </w:pPr>
-      <w:r>
-        <w:t>08. Design a revealing test</w:t>
-      </w:r>
-    </w:p>
-    <w:p>
-      <w:r>
-        <w:t>Specify a changed input, expected result and observation separately.</w:t>
-      </w:r>
-    </w:p>
-    <w:p>
-      <w:pPr>
-        <w:spacing w:line="336" w:lineRule="auto" w:after="180"/>
-      </w:pPr>
-      <w:r>
-        <w:rPr>
-          <w:b w:val="0"/>
-        </w:rPr>
-        <w:t xml:space="preserve">Create a changed </w:t>
-      </w:r>
-      <w:r>
-        <w:rPr>
-          <w:b/>
-        </w:rPr>
-        <w:t>input</w:t>
-      </w:r>
-      <w:r>
-        <w:rPr>
-          <w:b w:val="0"/>
-        </w:rPr>
-        <w:t>, boundary case or missing-information case. Write the expected answer or safe response before testing.</w:t>
-      </w:r>
-    </w:p>
-    <w:tbl>
-      <w:tblPr>
-        <w:tblStyle w:val="LightShading-Accent1"/>
-        <w:tblW w:type="auto" w:w="0"/>
-        <w:tblLook w:firstColumn="1" w:firstRow="1" w:lastColumn="0" w:lastRow="0" w:noHBand="0" w:noVBand="1" w:val="04A0"/>
-      </w:tblPr>
-      <w:tblGrid>
-        <w:gridCol w:w="5112"/>
-        <w:gridCol w:w="5112"/>
-      </w:tblGrid>
-      <w:tr>
-        <w:trPr>
-          <w:tblHeader/>
-        </w:trPr>
-        <w:tc>
-          <w:tcPr>
-            <w:tcW w:type="dxa" w:w="5112"/>
-          </w:tcPr>
-          <w:p>
-            <w:r>
-              <w:t>Test record</w:t>
-            </w:r>
-          </w:p>
-        </w:tc>
-        <w:tc>
-          <w:tcPr>
-            <w:tcW w:type="dxa" w:w="5112"/>
-          </w:tcPr>
-          <w:p>
-            <w:r>
-              <w:t>My evidence</w:t>
-            </w:r>
-          </w:p>
-        </w:tc>
-      </w:tr>
-      <w:tr>
-        <w:tc>
-          <w:tcPr>
-            <w:tcW w:type="dxa" w:w="5112"/>
-          </w:tcPr>
-          <w:p>
-            <w:r>
-              <w:t>Changed input or condition</w:t>
-            </w:r>
-          </w:p>
-        </w:tc>
-        <w:tc>
-          <w:tcPr>
-            <w:tcW w:type="dxa" w:w="5112"/>
-          </w:tcPr>
-          <w:p>
-            <w:r/>
-          </w:p>
-        </w:tc>
-      </w:tr>
-      <w:tr>
-        <w:tc>
-          <w:tcPr>
-            <w:tcW w:type="dxa" w:w="5112"/>
-          </w:tcPr>
-          <w:p>
-            <w:r>
-              <w:t>Expected answer or fallback</w:t>
-            </w:r>
-          </w:p>
-        </w:tc>
-        <w:tc>
-          <w:tcPr>
-            <w:tcW w:type="dxa" w:w="5112"/>
-          </w:tcPr>
-          <w:p>
-            <w:r/>
-          </w:p>
-        </w:tc>
-      </w:tr>
-      <w:tr>
-        <w:tc>
-          <w:tcPr>
-            <w:tcW w:type="dxa" w:w="5112"/>
-          </w:tcPr>
-          <w:p>
-            <w:r>
-              <w:t>Observed result</w:t>
-            </w:r>
-          </w:p>
-        </w:tc>
-        <w:tc>
-          <w:tcPr>
-            <w:tcW w:type="dxa" w:w="5112"/>
-          </w:tcPr>
-          <w:p>
-            <w:r/>
-          </w:p>
-        </w:tc>
-      </w:tr>
-      <w:tr>
-        <w:tc>
-          <w:tcPr>
-            <w:tcW w:type="dxa" w:w="5112"/>
-          </w:tcPr>
-          <w:p>
-            <w:r>
-              <w:t>Why the result occurred</w:t>
-            </w:r>
-          </w:p>
-        </w:tc>
-        <w:tc>
-          <w:tcPr>
-            <w:tcW w:type="dxa" w:w="5112"/>
-          </w:tcPr>
-          <w:p>
-            <w:r/>
-          </w:p>
-        </w:tc>
-      </w:tr>
-    </w:tbl>
-    <w:p>
-      <w:pPr>
-        <w:pStyle w:val="Heading1"/>
-      </w:pPr>
-      <w:r>
-        <w:t>09. Project checkpoint</w:t>
-      </w:r>
-    </w:p>
-    <w:p>
-      <w:r>
-        <w:t>Justify what Proxy Features and Fairness adds to Responsible Plant Classifier and keep the evidence.</w:t>
-      </w:r>
-    </w:p>
-    <w:p>
-      <w:pPr>
-        <w:spacing w:line="336" w:lineRule="auto" w:after="180"/>
-      </w:pPr>
-      <w:r>
-        <w:rPr>
-          <w:b w:val="0"/>
-        </w:rPr>
-        <w:t xml:space="preserve">Document Plant Classifier proxy risks, paired-test </w:t>
-      </w:r>
-      <w:r>
-        <w:rPr>
-          <w:b/>
-        </w:rPr>
-        <w:t>evidence</w:t>
-      </w:r>
-      <w:r>
-        <w:rPr>
-          <w:b w:val="0"/>
-        </w:rPr>
-        <w:t xml:space="preserve">, </w:t>
-      </w:r>
-      <w:r>
-        <w:rPr>
-          <w:b/>
-        </w:rPr>
-        <w:t>mitigation</w:t>
-      </w:r>
-      <w:r>
-        <w:rPr>
-          <w:b w:val="0"/>
-        </w:rPr>
-        <w:t xml:space="preserve">, and remaining </w:t>
-      </w:r>
-      <w:r>
-        <w:rPr>
-          <w:b/>
-        </w:rPr>
-        <w:t>fairness</w:t>
-      </w:r>
-      <w:r>
-        <w:rPr>
-          <w:b w:val="0"/>
-        </w:rPr>
-        <w:t xml:space="preserve"> limitation.</w:t>
-      </w:r>
-    </w:p>
-    <w:p>
-      <w:pPr>
-        <w:spacing w:line="336" w:lineRule="auto" w:after="180"/>
-      </w:pPr>
-      <w:r>
-        <w:rPr>
-          <w:b w:val="0"/>
-        </w:rPr>
-        <w:t xml:space="preserve">The project change and </w:t>
-      </w:r>
-      <w:r>
-        <w:rPr>
-          <w:b/>
-        </w:rPr>
-        <w:t>evidence</w:t>
-      </w:r>
-      <w:r>
-        <w:rPr>
-          <w:b w:val="0"/>
-        </w:rPr>
-        <w:t xml:space="preserve"> I will keep</w:t>
-      </w:r>
-    </w:p>
-    <w:p>
-      <w:pPr>
-        <w:pStyle w:val="Heading3"/>
-      </w:pPr>
-      <w:r>
-        <w:t>Write or draw your reasoning and evidence.</w:t>
-      </w:r>
-    </w:p>
-    <w:p>
-      <w:r>
-        <w:t>________________________________________________________________</w:t>
-      </w:r>
-    </w:p>
-    <w:p>
-      <w:r>
-        <w:t>________________________________________________________________</w:t>
-      </w:r>
-    </w:p>
-    <w:p>
-      <w:r>
-        <w:t>________________________________________________________________</w:t>
-      </w:r>
-    </w:p>
-    <w:p>
-      <w:r>
-        <w:t>________________________________________________________________</w:t>
-      </w:r>
-    </w:p>
-    <w:p>
-      <w:r>
-        <w:t>________________________________________________________________</w:t>
-      </w:r>
-    </w:p>
-    <w:p>
-      <w:pPr>
-        <w:pStyle w:val="Heading1"/>
-      </w:pPr>
-      <w:r>
-        <w:t>10. Self check</w:t>
-      </w:r>
-    </w:p>
-    <w:p>
-      <w:r>
-        <w:t>Judge explanation, evidence, transfer and limits separately; attach the work behind your judgement.</w:t>
-      </w:r>
-    </w:p>
-    <w:p>
-      <w:pPr>
-        <w:pStyle w:val="ListBullet"/>
-      </w:pPr>
-      <w:r>
-        <w:t>I can explain the mechanism.</w:t>
-      </w:r>
-    </w:p>
-    <w:p>
-      <w:pPr>
-        <w:pStyle w:val="ListBullet"/>
-      </w:pPr>
-      <w:r>
-        <w:t>I can show evidence.</w:t>
-      </w:r>
-    </w:p>
-    <w:p>
-      <w:pPr>
-        <w:pStyle w:val="ListBullet"/>
-      </w:pPr>
-      <w:r>
-        <w:t>I can handle a changed case.</w:t>
-      </w:r>
-    </w:p>
-    <w:p>
-      <w:pPr>
-        <w:pStyle w:val="ListBullet"/>
-      </w:pPr>
-      <w:r>
-        <w:t>I can name a limit.</w:t>
-      </w:r>
-    </w:p>
-    <w:p>
-      <w:r>
-        <w:t>Mark each as not yet, with help or independently, and attach supporting work.</w:t>
-      </w:r>
-    </w:p>
-    <w:p>
-      <w:pPr>
-        <w:spacing w:line="336" w:lineRule="auto" w:after="180"/>
-      </w:pPr>
-      <w:r>
-        <w:rPr>
-          <w:b w:val="0"/>
-        </w:rPr>
-        <w:t>Teacher review ____________________  Next step ____________________</w:t>
-      </w:r>
-    </w:p>
-    <w:p>
-      <w:pPr>
-        <w:pStyle w:val="Heading1"/>
-      </w:pPr>
-      <w:r>
-        <w:t>11. Transfer practice from the original programme</w:t>
-      </w:r>
-    </w:p>
-    <w:p>
-      <w:r>
-        <w:t>Use this earlier case as transfer practice. A case already discussed with feedback is not fresh assessment evidence.</w:t>
-      </w:r>
-    </w:p>
-    <w:p>
-      <w:pPr>
-        <w:spacing w:line="336" w:lineRule="auto" w:after="180"/>
-      </w:pPr>
-      <w:r>
-        <w:rPr>
-          <w:b w:val="0"/>
-        </w:rPr>
-        <w:t>A leaf model performs well using location ID alone. Explain a possible proxy problem and design a diagnostic evaluation.</w:t>
-      </w:r>
-    </w:p>
-    <w:p>
-      <w:pPr>
-        <w:pStyle w:val="Heading3"/>
-      </w:pPr>
-      <w:r>
-        <w:t>My independently reasoned answer</w:t>
-      </w:r>
-    </w:p>
-    <w:p>
-      <w:r>
-        <w:t>________________________________________________________________</w:t>
-      </w:r>
-    </w:p>
-    <w:p>
-      <w:r>
-        <w:t>________________________________________________________________</w:t>
-      </w:r>
-    </w:p>
-    <w:p>
-      <w:r>
-        <w:t>________________________________________________________________</w:t>
-      </w:r>
-    </w:p>
-    <w:p>
-      <w:r>
-        <w:t>________________________________________________________________</w:t>
-      </w:r>
-    </w:p>
-    <w:p>
-      <w:r>
-        <w:t>________________________________________________________________</w:t>
-      </w:r>
-    </w:p>
-    <w:p>
-      <w:r>
-        <w:t>________________________________________________________________</w:t>
-      </w:r>
-    </w:p>
-    <w:p>
-      <w:r>
-        <w:t>________________________________________________________________</w:t>
-      </w:r>
-    </w:p>
-    <w:p>
-      <w:pPr>
-        <w:spacing w:line="336" w:lineRule="auto" w:after="180"/>
-      </w:pPr>
-      <w:r>
-        <w:rPr>
-          <w:b w:val="0"/>
-        </w:rPr>
-        <w:t>Record support used: none, hint or teacher explanation.</w:t>
-      </w:r>
-    </w:p>
-    <w:p>
-      <w:pPr>
-        <w:pStyle w:val="Heading1"/>
-      </w:pPr>
-      <w:r>
-        <w:t>12. W1 Read an association</w:t>
-      </w:r>
-    </w:p>
-    <w:p>
-      <w:r>
-        <w:t>Read an association. Apply the supplied Proxy Features and Fairness facts and keep your reasoning.</w:t>
-      </w:r>
-    </w:p>
-    <w:p>
-      <w:pPr>
-        <w:spacing w:line="336" w:lineRule="auto" w:after="180"/>
-        <w:shd w:fill="F5F1FB"/>
-      </w:pPr>
-      <w:r>
-        <w:rPr>
-          <w:b w:val="0"/>
-        </w:rPr>
-        <w:t>What do the device counts support, and what do they not support?</w:t>
-      </w:r>
-    </w:p>
-    <w:p>
-      <w:pPr>
-        <w:pStyle w:val="Heading3"/>
-      </w:pPr>
-      <w:r>
-        <w:t>My reasoning and evidence</w:t>
-      </w:r>
-    </w:p>
-    <w:p>
-      <w:r>
-        <w:t>________________________________________________________________</w:t>
-      </w:r>
-    </w:p>
-    <w:p>
-      <w:r>
-        <w:t>________________________________________________________________</w:t>
-      </w:r>
-    </w:p>
-    <w:p>
-      <w:r>
-        <w:t>________________________________________________________________</w:t>
-      </w:r>
-    </w:p>
-    <w:p>
-      <w:r>
-        <w:t>________________________________________________________________</w:t>
-      </w:r>
-    </w:p>
-    <w:p>
-      <w:r>
-        <w:t>________________________________________________________________</w:t>
-      </w:r>
-    </w:p>
-    <w:p>
-      <w:r>
-        <w:t>________________________________________________________________</w:t>
-      </w:r>
-    </w:p>
-    <w:p>
-      <w:pPr>
-        <w:pStyle w:val="Heading1"/>
-      </w:pPr>
-      <w:r>
-        <w:t>13. W2 Find a proxy risk</w:t>
-      </w:r>
-    </w:p>
-    <w:p>
-      <w:r>
-        <w:t>Find a proxy risk. Apply the supplied Proxy Features and Fairness facts and keep your reasoning.</w:t>
-      </w:r>
-    </w:p>
-    <w:p>
-      <w:pPr>
-        <w:spacing w:line="336" w:lineRule="auto" w:after="180"/>
-        <w:shd w:fill="F5F1FB"/>
-      </w:pPr>
-      <w:r>
-        <w:rPr>
-          <w:b w:val="0"/>
-        </w:rPr>
-        <w:t>Why might removing building but keeping device code leave related information?</w:t>
-      </w:r>
-    </w:p>
-    <w:p>
-      <w:pPr>
-        <w:pStyle w:val="Heading3"/>
-      </w:pPr>
-      <w:r>
-        <w:t>My reasoning and evidence</w:t>
-      </w:r>
-    </w:p>
-    <w:p>
-      <w:r>
-        <w:t>________________________________________________________________</w:t>
-      </w:r>
-    </w:p>
-    <w:p>
-      <w:r>
-        <w:t>________________________________________________________________</w:t>
-      </w:r>
-    </w:p>
-    <w:p>
-      <w:r>
-        <w:t>________________________________________________________________</w:t>
-      </w:r>
-    </w:p>
-    <w:p>
-      <w:r>
-        <w:t>________________________________________________________________</w:t>
-      </w:r>
-    </w:p>
-    <w:p>
-      <w:r>
-        <w:t>________________________________________________________________</w:t>
-      </w:r>
-    </w:p>
-    <w:p>
-      <w:r>
-        <w:t>________________________________________________________________</w:t>
-      </w:r>
-    </w:p>
-    <w:p>
-      <w:pPr>
-        <w:pStyle w:val="Heading1"/>
-      </w:pPr>
-      <w:r>
-        <w:t>14. W3 Plan an ablation</w:t>
-      </w:r>
-    </w:p>
-    <w:p>
-      <w:r>
-        <w:t>Plan an ablation. Apply the supplied Proxy Features and Fairness facts and keep your reasoning.</w:t>
-      </w:r>
-    </w:p>
-    <w:p>
-      <w:pPr>
-        <w:spacing w:line="336" w:lineRule="auto" w:after="180"/>
-      </w:pPr>
-      <w:r>
-        <w:rPr>
-          <w:b w:val="0"/>
-        </w:rPr>
-        <w:t>Describe a controlled with/without-code comparison.</w:t>
-      </w:r>
-    </w:p>
-    <w:p>
-      <w:pPr>
-        <w:pStyle w:val="Heading3"/>
-      </w:pPr>
-      <w:r>
-        <w:t>My reasoning and evidence</w:t>
-      </w:r>
-    </w:p>
-    <w:p>
-      <w:r>
-        <w:t>________________________________________________________________</w:t>
-      </w:r>
-    </w:p>
-    <w:p>
-      <w:r>
-        <w:t>________________________________________________________________</w:t>
-      </w:r>
-    </w:p>
-    <w:p>
-      <w:r>
-        <w:t>________________________________________________________________</w:t>
-      </w:r>
-    </w:p>
-    <w:p>
-      <w:r>
-        <w:t>________________________________________________________________</w:t>
-      </w:r>
-    </w:p>
-    <w:p>
-      <w:r>
-        <w:t>________________________________________________________________</w:t>
-      </w:r>
-    </w:p>
-    <w:p>
-      <w:r>
-        <w:t>________________________________________________________________</w:t>
-      </w:r>
-    </w:p>
-    <w:p>
-      <w:pPr>
-        <w:pStyle w:val="Heading1"/>
-      </w:pPr>
-      <w:r>
-        <w:t>15. W4 Apply independently</w:t>
-      </w:r>
-    </w:p>
-    <w:p>
-      <w:r>
-        <w:t>Attempt before feedback. If this repeats the selected independent case, reuse that first attempt; otherwise keep a separate record. Apply independently. Apply the supplied Proxy Features and Fairness facts and keep your reasoning.</w:t>
-      </w:r>
-    </w:p>
-    <w:p>
-      <w:pPr>
-        <w:spacing w:line="336" w:lineRule="auto" w:after="180"/>
-      </w:pPr>
-      <w:r>
-        <w:rPr>
-          <w:b w:val="0"/>
-        </w:rPr>
-        <w:t xml:space="preserve">A team removes postcode but retains school code and claims all location-related information is gone. Evaluate the claim and request </w:t>
-      </w:r>
-      <w:r>
-        <w:rPr>
-          <w:b/>
-        </w:rPr>
-        <w:t>evidence</w:t>
-      </w:r>
-      <w:r>
-        <w:rPr>
-          <w:b w:val="0"/>
-        </w:rPr>
-        <w:t>.</w:t>
-      </w:r>
-    </w:p>
-    <w:p>
-      <w:pPr>
-        <w:pStyle w:val="Heading3"/>
-      </w:pPr>
-      <w:r>
-        <w:t>My reasoning and evidence</w:t>
-      </w:r>
-    </w:p>
-    <w:p>
-      <w:r>
-        <w:t>________________________________________________________________</w:t>
-      </w:r>
-    </w:p>
-    <w:p>
-      <w:r>
-        <w:t>________________________________________________________________</w:t>
-      </w:r>
-    </w:p>
-    <w:p>
-      <w:r>
-        <w:t>________________________________________________________________</w:t>
-      </w:r>
-    </w:p>
-    <w:p>
-      <w:r>
-        <w:t>________________________________________________________________</w:t>
-      </w:r>
-    </w:p>
-    <w:p>
-      <w:r>
-        <w:t>________________________________________________________________</w:t>
-      </w:r>
-    </w:p>
-    <w:p>
-      <w:r>
-        <w:t>________________________________________________________________</w:t>
-      </w:r>
-    </w:p>
-    <w:p>
-      <w:r>
-        <w:t>________________________________________________________________</w:t>
-      </w:r>
-    </w:p>
-    <w:p>
-      <w:r>
-        <w:t>________________________________________________________________</w:t>
-      </w:r>
-    </w:p>
-    <w:p>
-      <w:pPr>
-        <w:pStyle w:val="Heading1"/>
-      </w:pPr>
-      <w:r>
-        <w:t>16. W5 Limit the result</w:t>
-      </w:r>
-    </w:p>
-    <w:p>
-      <w:r>
-        <w:t>Limit the result. Apply the supplied Proxy Features and Fairness facts and keep your reasoning.</w:t>
-      </w:r>
-    </w:p>
-    <w:p>
-      <w:pPr>
-        <w:spacing w:line="336" w:lineRule="auto" w:after="180"/>
-        <w:shd w:fill="F5F1FB"/>
-      </w:pPr>
-      <w:r>
-        <w:rPr>
-          <w:b w:val="0"/>
-        </w:rPr>
-        <w:t xml:space="preserve">Does unchanged accuracy after removing a proxy prove </w:t>
-      </w:r>
-      <w:r>
-        <w:rPr>
-          <w:b/>
-        </w:rPr>
-        <w:t>fairness</w:t>
-      </w:r>
-      <w:r>
-        <w:rPr>
-          <w:b w:val="0"/>
-        </w:rPr>
-        <w:t>?</w:t>
-      </w:r>
-    </w:p>
-    <w:p>
-      <w:pPr>
-        <w:pStyle w:val="Heading3"/>
-      </w:pPr>
-      <w:r>
-        <w:t>My reasoning and evidence</w:t>
-      </w:r>
-    </w:p>
-    <w:p>
-      <w:r>
-        <w:t>________________________________________________________________</w:t>
-      </w:r>
-    </w:p>
-    <w:p>
-      <w:r>
-        <w:t>________________________________________________________________</w:t>
-      </w:r>
-    </w:p>
-    <w:p>
-      <w:r>
-        <w:t>________________________________________________________________</w:t>
-      </w:r>
-    </w:p>
-    <w:p>
-      <w:r>
-        <w:t>________________________________________________________________</w:t>
-      </w:r>
-    </w:p>
-    <w:p>
-      <w:r>
-        <w:t>________________________________________________________________</w:t>
-      </w:r>
-    </w:p>
-    <w:p>
-      <w:r>
-        <w:t>________________________________________________________________</w:t>
-      </w:r>
-    </w:p>
-    <w:p>
-      <w:pPr>
-        <w:pStyle w:val="Heading1"/>
-      </w:pPr>
-      <w:r>
-        <w:t>17. Feedback, return check and learning record</w:t>
-      </w:r>
-    </w:p>
-    <w:p>
-      <w:r>
-        <w:t>Record the first repaired step and a different case to revisit after a delay.</w:t>
+        <w:t>17. Feedback · Repair and return</w:t>
+      </w:r>
+    </w:p>
+    <w:p>
+      <w:r>
+        <w:t>Keep this task’s complete inputs, stated rule and support record together.</w:t>
+      </w:r>
+    </w:p>
+    <w:p>
+      <w:pPr>
+        <w:pStyle w:val="Heading2"/>
+      </w:pPr>
+      <w:r>
+        <w:t>Task and evidence record</w:t>
       </w:r>
     </w:p>
     <w:tbl>
@@ -1609,12 +809,9 @@
     </w:tbl>
     <w:p>
       <w:pPr>
-        <w:spacing w:line="336" w:lineRule="auto" w:after="180"/>
-      </w:pPr>
-      <w:r>
-        <w:rPr>
-          <w:b w:val="0"/>
-        </w:rPr>
+        <w:pStyle w:val="ListBullet"/>
+      </w:pPr>
+      <w:r>
         <w:t>Revisit this idea with your teacher after a delay. Familiarity is different from explaining and using it on a changed case.</w:t>
       </w:r>
     </w:p>
@@ -1623,57 +820,777 @@
         <w:pStyle w:val="Heading1"/>
       </w:pPr>
       <w:r>
-        <w:t>18. Pictorial case practice: Proxy Features and Fairness</w:t>
-      </w:r>
-    </w:p>
-    <w:p>
-      <w:r>
-        <w:t>Removing an obvious setting field may leave another field that carries the same information. Explain the labelled step before checking the changed condition.</w:t>
-      </w:r>
-    </w:p>
-    <w:p>
-      <w:pPr>
-        <w:spacing w:line="336" w:lineRule="auto" w:after="180"/>
-      </w:pPr>
-      <w:r>
-        <w:rPr>
-          <w:b w:val="0"/>
-        </w:rPr>
+        <w:t>10. Finish · Judge your evidence</w:t>
+      </w:r>
+    </w:p>
+    <w:p>
+      <w:r>
+        <w:t>Keep this task’s complete inputs, stated rule and support record together.</w:t>
+      </w:r>
+    </w:p>
+    <w:p>
+      <w:pPr>
+        <w:pStyle w:val="Heading2"/>
+      </w:pPr>
+      <w:r>
+        <w:t>Task and evidence record</w:t>
+      </w:r>
+    </w:p>
+    <w:p>
+      <w:pPr>
+        <w:pStyle w:val="ListBullet"/>
+      </w:pPr>
+      <w:r>
+        <w:t>I can explain the mechanism. I can show evidence. I can handle a changed case. I can name a limit. Mark each as not yet, with help or independently, and attach supporting work.</w:t>
+      </w:r>
+    </w:p>
+    <w:p>
+      <w:pPr>
+        <w:pStyle w:val="ListBullet"/>
+      </w:pPr>
+      <w:r>
+        <w:t>Teacher review ____________________  Next step ____________________</w:t>
+      </w:r>
+    </w:p>
+    <w:p>
+      <w:pPr>
+        <w:pStyle w:val="Heading1"/>
+      </w:pPr>
+      <w:r>
+        <w:t>Reference bank and extra practice</w:t>
+      </w:r>
+    </w:p>
+    <w:p>
+      <w:pPr>
+        <w:pStyle w:val="Heading1"/>
+      </w:pPr>
+      <w:r>
+        <w:t>02. Reference · Supported W2 record</w:t>
+      </w:r>
+    </w:p>
+    <w:p>
+      <w:r>
+        <w:t>Keep this task’s complete inputs, stated rule and support record together.</w:t>
+      </w:r>
+    </w:p>
+    <w:p>
+      <w:pPr>
+        <w:pStyle w:val="Heading2"/>
+      </w:pPr>
+      <w:r>
+        <w:t>Task and evidence record</w:t>
+      </w:r>
+    </w:p>
+    <w:p>
+      <w:pPr>
+        <w:pStyle w:val="ListBullet"/>
+      </w:pPr>
+      <w:r>
+        <w:t>Use W2: Find a proxy risk for Proxy features and fairness. Record the answer once; the lesson and workbook refer to the same attempt.</w:t>
+      </w:r>
+    </w:p>
+    <w:tbl>
+      <w:tblPr>
+        <w:tblStyle w:val="LightShading-Accent1"/>
+        <w:tblW w:type="auto" w:w="0"/>
+        <w:tblLook w:firstColumn="1" w:firstRow="1" w:lastColumn="0" w:lastRow="0" w:noHBand="0" w:noVBand="1" w:val="04A0"/>
+      </w:tblPr>
+      <w:tblGrid>
+        <w:gridCol w:w="2556"/>
+        <w:gridCol w:w="2556"/>
+        <w:gridCol w:w="2556"/>
+        <w:gridCol w:w="2556"/>
+      </w:tblGrid>
+      <w:tr>
+        <w:trPr>
+          <w:tblHeader/>
+        </w:trPr>
+        <w:tc>
+          <w:tcPr>
+            <w:tcW w:type="dxa" w:w="2556"/>
+          </w:tcPr>
+          <w:p>
+            <w:r>
+              <w:t>Given inputs</w:t>
+            </w:r>
+          </w:p>
+        </w:tc>
+        <w:tc>
+          <w:tcPr>
+            <w:tcW w:type="dxa" w:w="2556"/>
+          </w:tcPr>
+          <w:p>
+            <w:r>
+              <w:t>Procedure I chose</w:t>
+            </w:r>
+          </w:p>
+        </w:tc>
+        <w:tc>
+          <w:tcPr>
+            <w:tcW w:type="dxa" w:w="2556"/>
+          </w:tcPr>
+          <w:p>
+            <w:r>
+              <w:t>Middle steps</w:t>
+            </w:r>
+          </w:p>
+        </w:tc>
+        <w:tc>
+          <w:tcPr>
+            <w:tcW w:type="dxa" w:w="2556"/>
+          </w:tcPr>
+          <w:p>
+            <w:r>
+              <w:t>Result and check</w:t>
+            </w:r>
+          </w:p>
+        </w:tc>
+      </w:tr>
+      <w:tr>
+        <w:tc>
+          <w:tcPr>
+            <w:tcW w:type="dxa" w:w="2556"/>
+          </w:tcPr>
+          <w:p>
+            <w:r/>
+          </w:p>
+        </w:tc>
+        <w:tc>
+          <w:tcPr>
+            <w:tcW w:type="dxa" w:w="2556"/>
+          </w:tcPr>
+          <w:p>
+            <w:r/>
+          </w:p>
+        </w:tc>
+        <w:tc>
+          <w:tcPr>
+            <w:tcW w:type="dxa" w:w="2556"/>
+          </w:tcPr>
+          <w:p>
+            <w:r/>
+          </w:p>
+        </w:tc>
+        <w:tc>
+          <w:tcPr>
+            <w:tcW w:type="dxa" w:w="2556"/>
+          </w:tcPr>
+          <w:p>
+            <w:r/>
+          </w:p>
+        </w:tc>
+      </w:tr>
+    </w:tbl>
+    <w:p>
+      <w:pPr>
+        <w:pStyle w:val="Heading3"/>
+      </w:pPr>
+      <w:r>
+        <w:t>The step I completed without help, and the hint I needed</w:t>
+      </w:r>
+    </w:p>
+    <w:p>
+      <w:r>
+        <w:t>________________________________________________________________</w:t>
+      </w:r>
+    </w:p>
+    <w:p>
+      <w:r>
+        <w:t>________________________________________________________________</w:t>
+      </w:r>
+    </w:p>
+    <w:p>
+      <w:r>
+        <w:t>________________________________________________________________</w:t>
+      </w:r>
+    </w:p>
+    <w:p>
+      <w:pPr>
+        <w:pStyle w:val="Heading1"/>
+      </w:pPr>
+      <w:r>
+        <w:t>03. Extra practice · Individual reasoning check</w:t>
+      </w:r>
+    </w:p>
+    <w:p>
+      <w:r>
+        <w:t>Keep this task’s complete inputs, stated rule and support record together.</w:t>
+      </w:r>
+    </w:p>
+    <w:p>
+      <w:pPr>
+        <w:pStyle w:val="Heading2"/>
+      </w:pPr>
+      <w:r>
+        <w:t>Task and evidence record</w:t>
+      </w:r>
+    </w:p>
+    <w:p>
+      <w:pPr>
+        <w:pStyle w:val="ListBullet"/>
+      </w:pPr>
+      <w:r>
+        <w:t>Use the worked case for Proxy features and fairness. Proposed explanation: “A final answer is enough”. Decide whether this explanation is supported. Point to the step or supplied fact that decides; explain your repair if needed.</w:t>
+      </w:r>
+    </w:p>
+    <w:p>
+      <w:pPr>
+        <w:pStyle w:val="Heading3"/>
+      </w:pPr>
+      <w:r>
+        <w:t>My explanation before partner discussion</w:t>
+      </w:r>
+    </w:p>
+    <w:p>
+      <w:r>
+        <w:t>________________________________________________________________</w:t>
+      </w:r>
+    </w:p>
+    <w:p>
+      <w:r>
+        <w:t>________________________________________________________________</w:t>
+      </w:r>
+    </w:p>
+    <w:p>
+      <w:r>
+        <w:t>________________________________________________________________</w:t>
+      </w:r>
+    </w:p>
+    <w:p>
+      <w:r>
+        <w:t>________________________________________________________________</w:t>
+      </w:r>
+    </w:p>
+    <w:p>
+      <w:pPr>
+        <w:pStyle w:val="Heading1"/>
+      </w:pPr>
+      <w:r>
+        <w:t>05. Reference · Earlier learning target</w:t>
+      </w:r>
+    </w:p>
+    <w:p>
+      <w:r>
+        <w:t>Keep this task’s complete inputs, stated rule and support record together.</w:t>
+      </w:r>
+    </w:p>
+    <w:p>
+      <w:pPr>
+        <w:pStyle w:val="Heading2"/>
+      </w:pPr>
+      <w:r>
+        <w:t>Task and evidence record</w:t>
+      </w:r>
+    </w:p>
+    <w:p>
+      <w:pPr>
+        <w:pStyle w:val="ListBullet"/>
+      </w:pPr>
+      <w:r>
+        <w:t>A leaf model performs well using location ID alone. Explain a possible proxy problem and design a diagnostic evaluation.</w:t>
+      </w:r>
+    </w:p>
+    <w:p>
+      <w:pPr>
+        <w:pStyle w:val="Heading1"/>
+      </w:pPr>
+      <w:r>
+        <w:t>06. Extra practice · Earlier complete case</w:t>
+      </w:r>
+    </w:p>
+    <w:p>
+      <w:r>
+        <w:t>Keep this task’s complete inputs, stated rule and support record together.</w:t>
+      </w:r>
+    </w:p>
+    <w:p>
+      <w:pPr>
+        <w:pStyle w:val="Heading2"/>
+      </w:pPr>
+      <w:r>
+        <w:t>Task and evidence record</w:t>
+      </w:r>
+    </w:p>
+    <w:p>
+      <w:pPr>
+        <w:pStyle w:val="ListBullet"/>
+      </w:pPr>
+      <w:r>
+        <w:t>Background colour tracks collection location, associated with plant types.</w:t>
+      </w:r>
+    </w:p>
+    <w:p>
+      <w:pPr>
+        <w:pStyle w:val="ListBullet"/>
+      </w:pPr>
+      <w:r>
+        <w:t>Explain proxy risk and test.</w:t>
+      </w:r>
+    </w:p>
+    <w:p>
+      <w:pPr>
+        <w:pStyle w:val="ListBullet"/>
+      </w:pPr>
+      <w:r>
+        <w:t>Show your trace, calculation or evidence</w:t>
+      </w:r>
+    </w:p>
+    <w:p>
+      <w:pPr>
+        <w:pStyle w:val="Heading3"/>
+      </w:pPr>
+      <w:r>
+        <w:t>Write or draw your reasoning and evidence.</w:t>
+      </w:r>
+    </w:p>
+    <w:p>
+      <w:r>
+        <w:t>________________________________________________________________</w:t>
+      </w:r>
+    </w:p>
+    <w:p>
+      <w:r>
+        <w:t>________________________________________________________________</w:t>
+      </w:r>
+    </w:p>
+    <w:p>
+      <w:r>
+        <w:t>________________________________________________________________</w:t>
+      </w:r>
+    </w:p>
+    <w:p>
+      <w:r>
+        <w:t>________________________________________________________________</w:t>
+      </w:r>
+    </w:p>
+    <w:p>
+      <w:r>
+        <w:t>________________________________________________________________</w:t>
+      </w:r>
+    </w:p>
+    <w:p>
+      <w:pPr>
+        <w:pStyle w:val="Heading1"/>
+      </w:pPr>
+      <w:r>
+        <w:t>07. Extra practice · Changed case</w:t>
+      </w:r>
+    </w:p>
+    <w:p>
+      <w:r>
+        <w:t>Keep this task’s complete inputs, stated rule and support record together.</w:t>
+      </w:r>
+    </w:p>
+    <w:p>
+      <w:pPr>
+        <w:pStyle w:val="Heading2"/>
+      </w:pPr>
+      <w:r>
+        <w:t>Task and evidence record</w:t>
+      </w:r>
+    </w:p>
+    <w:p>
+      <w:pPr>
+        <w:pStyle w:val="ListBullet"/>
+      </w:pPr>
+      <w:r>
+        <w:t>A plant classifier uses camera_model, and one species was photographed mostly on a single camera. What shortcut might it learn and how could you investigate?</w:t>
+      </w:r>
+    </w:p>
+    <w:p>
+      <w:pPr>
+        <w:pStyle w:val="ListBullet"/>
+      </w:pPr>
+      <w:r>
+        <w:t>My independent answer and reason</w:t>
+      </w:r>
+    </w:p>
+    <w:p>
+      <w:pPr>
+        <w:pStyle w:val="Heading3"/>
+      </w:pPr>
+      <w:r>
+        <w:t>Write or draw your reasoning and evidence.</w:t>
+      </w:r>
+    </w:p>
+    <w:p>
+      <w:r>
+        <w:t>________________________________________________________________</w:t>
+      </w:r>
+    </w:p>
+    <w:p>
+      <w:r>
+        <w:t>________________________________________________________________</w:t>
+      </w:r>
+    </w:p>
+    <w:p>
+      <w:r>
+        <w:t>________________________________________________________________</w:t>
+      </w:r>
+    </w:p>
+    <w:p>
+      <w:r>
+        <w:t>________________________________________________________________</w:t>
+      </w:r>
+    </w:p>
+    <w:p>
+      <w:r>
+        <w:t>________________________________________________________________</w:t>
+      </w:r>
+    </w:p>
+    <w:p>
+      <w:pPr>
+        <w:pStyle w:val="Heading3"/>
+      </w:pPr>
+      <w:r>
+        <w:t>Week 32 Test and reflect</w:t>
+      </w:r>
+    </w:p>
+    <w:p>
+      <w:pPr>
+        <w:pStyle w:val="Heading1"/>
+      </w:pPr>
+      <w:r>
+        <w:t>08. Extra practice · Design a revealing test</w:t>
+      </w:r>
+    </w:p>
+    <w:p>
+      <w:r>
+        <w:t>Keep this task’s complete inputs, stated rule and support record together.</w:t>
+      </w:r>
+    </w:p>
+    <w:p>
+      <w:pPr>
+        <w:pStyle w:val="Heading2"/>
+      </w:pPr>
+      <w:r>
+        <w:t>Task and evidence record</w:t>
+      </w:r>
+    </w:p>
+    <w:p>
+      <w:pPr>
+        <w:pStyle w:val="ListBullet"/>
+      </w:pPr>
+      <w:r>
+        <w:t>Create a changed input, boundary case or missing-information case. Write the expected answer or safe response before testing.</w:t>
+      </w:r>
+    </w:p>
+    <w:tbl>
+      <w:tblPr>
+        <w:tblStyle w:val="LightShading-Accent1"/>
+        <w:tblW w:type="auto" w:w="0"/>
+        <w:tblLook w:firstColumn="1" w:firstRow="1" w:lastColumn="0" w:lastRow="0" w:noHBand="0" w:noVBand="1" w:val="04A0"/>
+      </w:tblPr>
+      <w:tblGrid>
+        <w:gridCol w:w="5112"/>
+        <w:gridCol w:w="5112"/>
+      </w:tblGrid>
+      <w:tr>
+        <w:trPr>
+          <w:tblHeader/>
+        </w:trPr>
+        <w:tc>
+          <w:tcPr>
+            <w:tcW w:type="dxa" w:w="5112"/>
+          </w:tcPr>
+          <w:p>
+            <w:r>
+              <w:t>Test record</w:t>
+            </w:r>
+          </w:p>
+        </w:tc>
+        <w:tc>
+          <w:tcPr>
+            <w:tcW w:type="dxa" w:w="5112"/>
+          </w:tcPr>
+          <w:p>
+            <w:r>
+              <w:t>My evidence</w:t>
+            </w:r>
+          </w:p>
+        </w:tc>
+      </w:tr>
+      <w:tr>
+        <w:tc>
+          <w:tcPr>
+            <w:tcW w:type="dxa" w:w="5112"/>
+          </w:tcPr>
+          <w:p>
+            <w:r>
+              <w:t>Changed input or condition</w:t>
+            </w:r>
+          </w:p>
+        </w:tc>
+        <w:tc>
+          <w:tcPr>
+            <w:tcW w:type="dxa" w:w="5112"/>
+          </w:tcPr>
+          <w:p>
+            <w:r/>
+          </w:p>
+        </w:tc>
+      </w:tr>
+      <w:tr>
+        <w:tc>
+          <w:tcPr>
+            <w:tcW w:type="dxa" w:w="5112"/>
+          </w:tcPr>
+          <w:p>
+            <w:r>
+              <w:t>Expected answer or fallback</w:t>
+            </w:r>
+          </w:p>
+        </w:tc>
+        <w:tc>
+          <w:tcPr>
+            <w:tcW w:type="dxa" w:w="5112"/>
+          </w:tcPr>
+          <w:p>
+            <w:r/>
+          </w:p>
+        </w:tc>
+      </w:tr>
+      <w:tr>
+        <w:tc>
+          <w:tcPr>
+            <w:tcW w:type="dxa" w:w="5112"/>
+          </w:tcPr>
+          <w:p>
+            <w:r>
+              <w:t>Observed result</w:t>
+            </w:r>
+          </w:p>
+        </w:tc>
+        <w:tc>
+          <w:tcPr>
+            <w:tcW w:type="dxa" w:w="5112"/>
+          </w:tcPr>
+          <w:p>
+            <w:r/>
+          </w:p>
+        </w:tc>
+      </w:tr>
+      <w:tr>
+        <w:tc>
+          <w:tcPr>
+            <w:tcW w:type="dxa" w:w="5112"/>
+          </w:tcPr>
+          <w:p>
+            <w:r>
+              <w:t>Why the result occurred</w:t>
+            </w:r>
+          </w:p>
+        </w:tc>
+        <w:tc>
+          <w:tcPr>
+            <w:tcW w:type="dxa" w:w="5112"/>
+          </w:tcPr>
+          <w:p>
+            <w:r/>
+          </w:p>
+        </w:tc>
+      </w:tr>
+    </w:tbl>
+    <w:p>
+      <w:pPr>
+        <w:pStyle w:val="Heading1"/>
+      </w:pPr>
+      <w:r>
+        <w:t>11. Extra practice · Earlier transfer</w:t>
+      </w:r>
+    </w:p>
+    <w:p>
+      <w:r>
+        <w:t>Keep this task’s complete inputs, stated rule and support record together.</w:t>
+      </w:r>
+    </w:p>
+    <w:p>
+      <w:pPr>
+        <w:pStyle w:val="Heading2"/>
+      </w:pPr>
+      <w:r>
+        <w:t>Task and evidence record</w:t>
+      </w:r>
+    </w:p>
+    <w:p>
+      <w:pPr>
+        <w:pStyle w:val="ListBullet"/>
+      </w:pPr>
+      <w:r>
+        <w:t>A leaf model performs well using location ID alone. Explain a possible proxy problem and design a diagnostic evaluation.</w:t>
+      </w:r>
+    </w:p>
+    <w:p>
+      <w:pPr>
+        <w:pStyle w:val="Heading3"/>
+      </w:pPr>
+      <w:r>
+        <w:t>My independently reasoned answer</w:t>
+      </w:r>
+    </w:p>
+    <w:p>
+      <w:r>
+        <w:t>________________________________________________________________</w:t>
+      </w:r>
+    </w:p>
+    <w:p>
+      <w:r>
+        <w:t>________________________________________________________________</w:t>
+      </w:r>
+    </w:p>
+    <w:p>
+      <w:r>
+        <w:t>________________________________________________________________</w:t>
+      </w:r>
+    </w:p>
+    <w:p>
+      <w:r>
+        <w:t>________________________________________________________________</w:t>
+      </w:r>
+    </w:p>
+    <w:p>
+      <w:r>
+        <w:t>________________________________________________________________</w:t>
+      </w:r>
+    </w:p>
+    <w:p>
+      <w:r>
+        <w:t>________________________________________________________________</w:t>
+      </w:r>
+    </w:p>
+    <w:p>
+      <w:r>
+        <w:t>________________________________________________________________</w:t>
+      </w:r>
+    </w:p>
+    <w:p>
+      <w:pPr>
+        <w:pStyle w:val="ListBullet"/>
+      </w:pPr>
+      <w:r>
+        <w:t>Record support used: none, hint or teacher explanation.</w:t>
+      </w:r>
+    </w:p>
+    <w:p>
+      <w:pPr>
+        <w:pStyle w:val="Heading1"/>
+      </w:pPr>
+      <w:r>
+        <w:t>15. Reference · Earlier W4 record</w:t>
+      </w:r>
+    </w:p>
+    <w:p>
+      <w:r>
+        <w:t>Keep this task’s complete inputs, stated rule and support record together.</w:t>
+      </w:r>
+    </w:p>
+    <w:p>
+      <w:pPr>
+        <w:pStyle w:val="Heading2"/>
+      </w:pPr>
+      <w:r>
+        <w:t>Task and evidence record</w:t>
+      </w:r>
+    </w:p>
+    <w:p>
+      <w:pPr>
+        <w:pStyle w:val="ListBullet"/>
+      </w:pPr>
+      <w:r>
+        <w:t>A team removes postcode but retains school code and claims all location-related information is gone. Evaluate the claim and request evidence.</w:t>
+      </w:r>
+    </w:p>
+    <w:p>
+      <w:pPr>
+        <w:pStyle w:val="Heading3"/>
+      </w:pPr>
+      <w:r>
+        <w:t>My reasoning and evidence</w:t>
+      </w:r>
+    </w:p>
+    <w:p>
+      <w:r>
+        <w:t>________________________________________________________________</w:t>
+      </w:r>
+    </w:p>
+    <w:p>
+      <w:r>
+        <w:t>________________________________________________________________</w:t>
+      </w:r>
+    </w:p>
+    <w:p>
+      <w:r>
+        <w:t>________________________________________________________________</w:t>
+      </w:r>
+    </w:p>
+    <w:p>
+      <w:r>
+        <w:t>________________________________________________________________</w:t>
+      </w:r>
+    </w:p>
+    <w:p>
+      <w:r>
+        <w:t>________________________________________________________________</w:t>
+      </w:r>
+    </w:p>
+    <w:p>
+      <w:r>
+        <w:t>________________________________________________________________</w:t>
+      </w:r>
+    </w:p>
+    <w:p>
+      <w:r>
+        <w:t>________________________________________________________________</w:t>
+      </w:r>
+    </w:p>
+    <w:p>
+      <w:r>
+        <w:t>________________________________________________________________</w:t>
+      </w:r>
+    </w:p>
+    <w:p>
+      <w:pPr>
+        <w:pStyle w:val="Heading1"/>
+      </w:pPr>
+      <w:r>
+        <w:t>18. Extra practice · Pictured case</w:t>
+      </w:r>
+    </w:p>
+    <w:p>
+      <w:r>
+        <w:t>Keep this task’s complete inputs, stated rule and support record together.</w:t>
+      </w:r>
+    </w:p>
+    <w:p>
+      <w:pPr>
+        <w:pStyle w:val="Heading2"/>
+      </w:pPr>
+      <w:r>
+        <w:t>Task and evidence record</w:t>
+      </w:r>
+    </w:p>
+    <w:p>
+      <w:pPr>
+        <w:pStyle w:val="ListBullet"/>
+      </w:pPr>
+      <w:r>
         <w:t>Removing an obvious setting field may leave another field that carries the same information.</w:t>
       </w:r>
     </w:p>
     <w:p>
       <w:pPr>
-        <w:spacing w:line="336" w:lineRule="auto" w:after="180"/>
-      </w:pPr>
-      <w:r>
-        <w:rPr>
-          <w:b w:val="0"/>
-        </w:rPr>
+        <w:pStyle w:val="ListBullet"/>
+      </w:pPr>
+      <w:r>
         <w:t>Toy table has location=greenhouse/desk and camera_code=G/D. Every G record is greenhouse; every D record is desk. The team drops location.</w:t>
       </w:r>
     </w:p>
     <w:p>
       <w:pPr>
-        <w:spacing w:line="336" w:lineRule="auto" w:after="180"/>
-      </w:pPr>
-      <w:r>
-        <w:rPr>
-          <w:b w:val="0"/>
-        </w:rPr>
-        <w:t xml:space="preserve">All </w:t>
-      </w:r>
-      <w:r>
-        <w:rPr>
-          <w:b/>
-        </w:rPr>
-        <w:t>input</w:t>
-      </w:r>
-      <w:r>
-        <w:rPr>
-          <w:b w:val="0"/>
-        </w:rPr>
-        <w:t>s and outcomes in this worked example are invented classroom data; no real model run is claimed.</w:t>
+        <w:pStyle w:val="ListBullet"/>
+      </w:pPr>
+      <w:r>
+        <w:t>All inputs and outcomes in this worked example are invented classroom data; no real model run is claimed.</w:t>
       </w:r>
     </w:p>
     <w:p>
@@ -1714,37 +1631,10 @@
     </w:p>
     <w:p>
       <w:pPr>
-        <w:spacing w:line="336" w:lineRule="auto" w:after="180"/>
-      </w:pPr>
-      <w:r>
-        <w:rPr>
-          <w:b w:val="0"/>
-        </w:rPr>
-        <w:t xml:space="preserve">What </w:t>
-      </w:r>
-      <w:r>
-        <w:rPr>
-          <w:b/>
-        </w:rPr>
-        <w:t>evidence</w:t>
-      </w:r>
-      <w:r>
-        <w:rPr>
-          <w:b w:val="0"/>
-        </w:rPr>
-        <w:t xml:space="preserve"> contradicts the original “all setting information removed” claim? Point to the relevant step in the picture, then write the changed result and the rule or </w:t>
-      </w:r>
-      <w:r>
-        <w:rPr>
-          <w:b/>
-        </w:rPr>
-        <w:t>evidence</w:t>
-      </w:r>
-      <w:r>
-        <w:rPr>
-          <w:b w:val="0"/>
-        </w:rPr>
-        <w:t xml:space="preserve"> that supports it.</w:t>
+        <w:pStyle w:val="ListBullet"/>
+      </w:pPr>
+      <w:r>
+        <w:t>What evidence contradicts the original “all setting information removed” claim? Point to the relevant step in the picture, then write the changed result and the rule or evidence that supports it.</w:t>
       </w:r>
     </w:p>
     <w:p>
@@ -1787,68 +1677,18 @@
     </w:p>
     <w:p>
       <w:pPr>
-        <w:pStyle w:val="Heading3"/>
-      </w:pPr>
-      <w:r>
-        <w:t>Record the help used</w:t>
-      </w:r>
-    </w:p>
-    <w:p>
-      <w:pPr>
-        <w:spacing w:line="336" w:lineRule="auto" w:after="180"/>
-        <w:shd w:fill="F1F6F8"/>
-      </w:pPr>
-      <w:r>
-        <w:rPr>
-          <w:b w:val="0"/>
-        </w:rPr>
-        <w:t xml:space="preserve">Support used: alone / hint / worked example. This record is practice </w:t>
-      </w:r>
-      <w:r>
-        <w:rPr>
-          <w:b/>
-        </w:rPr>
-        <w:t>evidence</w:t>
-      </w:r>
-      <w:r>
-        <w:rPr>
-          <w:b w:val="0"/>
-        </w:rPr>
-        <w:t>.</w:t>
-      </w:r>
-    </w:p>
-    <w:p>
-      <w:pPr>
-        <w:spacing w:line="336" w:lineRule="auto" w:after="180"/>
-      </w:pPr>
-      <w:r>
-        <w:rPr>
-          <w:b w:val="0"/>
-        </w:rPr>
-        <w:t xml:space="preserve">Project connection: For your Responsible Plant Classifier, save the </w:t>
-      </w:r>
-      <w:r>
-        <w:rPr>
-          <w:b/>
-        </w:rPr>
-        <w:t>input</w:t>
-      </w:r>
-      <w:r>
-        <w:rPr>
-          <w:b w:val="0"/>
-        </w:rPr>
-        <w:t>, procedure, observed result and limitation of this check.</w:t>
-      </w:r>
-    </w:p>
-    <w:p>
-      <w:pPr>
-        <w:spacing w:line="336" w:lineRule="auto" w:after="180"/>
-      </w:pPr>
-      <w:r>
-        <w:rPr>
-          <w:b w:val="0"/>
-        </w:rPr>
-        <w:t>Label this worked example as practice; use a different, previously unreviewed case when checking independent understanding.</w:t>
+        <w:pStyle w:val="ListBullet"/>
+      </w:pPr>
+      <w:r>
+        <w:t>Support used: alone / hint / worked example. This record is practice evidence.</w:t>
+      </w:r>
+    </w:p>
+    <w:p>
+      <w:pPr>
+        <w:pStyle w:val="ListBullet"/>
+      </w:pPr>
+      <w:r>
+        <w:t>Project connection: For your Responsible Plant Classifier, save the input, procedure, observed result and limitation of this check. Label this worked example as practice; use a different, previously unreviewed case when checking independent understanding.</w:t>
       </w:r>
     </w:p>
     <w:p>
@@ -1856,80 +1696,44 @@
         <w:pStyle w:val="Heading1"/>
       </w:pPr>
       <w:r>
-        <w:t>19. Project portfolio milestone</w:t>
-      </w:r>
-    </w:p>
-    <w:p>
-      <w:r>
-        <w:t>Keep this week’s input, deciding step, result and limit together in the Responsible Plant Classifier record.</w:t>
-      </w:r>
-    </w:p>
-    <w:p>
-      <w:pPr>
-        <w:spacing w:line="336" w:lineRule="auto" w:after="180"/>
-      </w:pPr>
-      <w:r>
-        <w:rPr>
-          <w:b w:val="0"/>
-        </w:rPr>
+        <w:t>19. Reference · Project portfolio milestone</w:t>
+      </w:r>
+    </w:p>
+    <w:p>
+      <w:r>
+        <w:t>Keep this task’s complete inputs, stated rule and support record together.</w:t>
+      </w:r>
+    </w:p>
+    <w:p>
+      <w:pPr>
+        <w:pStyle w:val="Heading2"/>
+      </w:pPr>
+      <w:r>
+        <w:t>Task and evidence record</w:t>
+      </w:r>
+    </w:p>
+    <w:p>
+      <w:pPr>
+        <w:pStyle w:val="ListBullet"/>
+      </w:pPr>
+      <w:r>
         <w:t>Project: Responsible Plant Classifier</w:t>
       </w:r>
     </w:p>
     <w:p>
       <w:pPr>
-        <w:spacing w:line="336" w:lineRule="auto" w:after="180"/>
-      </w:pPr>
-      <w:r>
-        <w:rPr>
-          <w:b w:val="0"/>
-        </w:rPr>
-        <w:t xml:space="preserve">Current milestone: Present and defend. Demonstrate the system, explain one failure and justify the next improvement with </w:t>
-      </w:r>
-      <w:r>
-        <w:rPr>
-          <w:b/>
-        </w:rPr>
-        <w:t>evidence</w:t>
-      </w:r>
-      <w:r>
-        <w:rPr>
-          <w:b w:val="0"/>
-        </w:rPr>
-        <w:t>.</w:t>
-      </w:r>
-    </w:p>
-    <w:p>
-      <w:pPr>
-        <w:spacing w:line="336" w:lineRule="auto" w:after="180"/>
-      </w:pPr>
-      <w:r>
-        <w:rPr>
-          <w:b w:val="0"/>
-        </w:rPr>
-        <w:t xml:space="preserve">For your Responsible Plant Classifier, save the </w:t>
-      </w:r>
-      <w:r>
-        <w:rPr>
-          <w:b/>
-        </w:rPr>
-        <w:t>input</w:t>
-      </w:r>
-      <w:r>
-        <w:rPr>
-          <w:b w:val="0"/>
-        </w:rPr>
-        <w:t>, procedure, observed result and limitation of this check.</w:t>
-      </w:r>
-    </w:p>
-    <w:p>
-      <w:pPr>
-        <w:spacing w:line="336" w:lineRule="auto" w:after="180"/>
-      </w:pPr>
-      <w:r>
-        <w:rPr>
-          <w:b w:val="0"/>
-        </w:rPr>
-        <w:t>Label this worked example as practice; use a different, previously unreviewed case when checking independent understanding.</w:t>
+        <w:pStyle w:val="ListBullet"/>
+      </w:pPr>
+      <w:r>
+        <w:t>Current milestone: Present and defend. Demonstrate the system, explain one failure and justify the next improvement with evidence.</w:t>
+      </w:r>
+    </w:p>
+    <w:p>
+      <w:pPr>
+        <w:pStyle w:val="ListBullet"/>
+      </w:pPr>
+      <w:r>
+        <w:t>For your Responsible Plant Classifier, save the input, procedure, observed result and limitation of this check. Label this worked example as practice; use a different, previously unreviewed case when checking independent understanding.</w:t>
       </w:r>
     </w:p>
     <w:tbl>
@@ -2086,12 +1890,503 @@
         <w:pStyle w:val="Heading1"/>
       </w:pPr>
       <w:r>
-        <w:t>20. Supported practice and learning evidence</w:t>
-      </w:r>
-    </w:p>
-    <w:p>
-      <w:r>
-        <w:t>Try the supported questions before comparing with hints and feedback. Record what you repaired and the evidence you retained.</w:t>
+        <w:t>20. Extra practice · Predict, check and repair</w:t>
+      </w:r>
+    </w:p>
+    <w:p>
+      <w:r>
+        <w:t>Keep supported feedback separate from the reserved independent case.</w:t>
+      </w:r>
+    </w:p>
+    <w:p>
+      <w:pPr>
+        <w:pStyle w:val="Heading2"/>
+      </w:pPr>
+      <w:r>
+        <w:t>First supported question and hint</w:t>
+      </w:r>
+    </w:p>
+    <w:p>
+      <w:pPr>
+        <w:pStyle w:val="ListBullet"/>
+      </w:pPr>
+      <w:r>
+        <w:t>Removing an obvious setting field may leave another field that carries the same information.</w:t>
+      </w:r>
+    </w:p>
+    <w:p>
+      <w:pPr>
+        <w:pStyle w:val="Heading3"/>
+      </w:pPr>
+      <w:r>
+        <w:t>Practice 1: explain the deciding evidence</w:t>
+      </w:r>
+    </w:p>
+    <w:p>
+      <w:pPr>
+        <w:pStyle w:val="ListBullet"/>
+      </w:pPr>
+      <w:r>
+        <w:t>Which labelled step matches this detail? Compare controlled predictions and held-out setting slices; dropping one column does not establish setting independence.</w:t>
+      </w:r>
+    </w:p>
+    <w:p>
+      <w:pPr>
+        <w:pStyle w:val="ListBullet"/>
+      </w:pPr>
+      <w:r>
+        <w:t>1. Remove direct field</w:t>
+      </w:r>
+    </w:p>
+    <w:p>
+      <w:pPr>
+        <w:pStyle w:val="ListBullet"/>
+      </w:pPr>
+      <w:r>
+        <w:t>2. Audit effect</w:t>
+      </w:r>
+    </w:p>
+    <w:p>
+      <w:pPr>
+        <w:pStyle w:val="ListBullet"/>
+      </w:pPr>
+      <w:r>
+        <w:t>3. Check retained proxy</w:t>
+      </w:r>
+    </w:p>
+    <w:p>
+      <w:pPr>
+        <w:pStyle w:val="Heading3"/>
+      </w:pPr>
+      <w:r>
+        <w:t>My selected conclusion, deciding fact and explanation</w:t>
+      </w:r>
+    </w:p>
+    <w:p>
+      <w:r>
+        <w:t>________________________________________________________________</w:t>
+      </w:r>
+    </w:p>
+    <w:p>
+      <w:r>
+        <w:t>________________________________________________________________</w:t>
+      </w:r>
+    </w:p>
+    <w:p>
+      <w:r>
+        <w:t>________________________________________________________________</w:t>
+      </w:r>
+    </w:p>
+    <w:p>
+      <w:r>
+        <w:t>________________________________________________________________</w:t>
+      </w:r>
+    </w:p>
+    <w:p>
+      <w:r>
+        <w:t>________________________________________________________________</w:t>
+      </w:r>
+    </w:p>
+    <w:p>
+      <w:pPr>
+        <w:pStyle w:val="ListBullet"/>
+      </w:pPr>
+      <w:r>
+        <w:t>Hint if needed: Read the steps in the pictorial case. Match the supplied detail to the stage that performs or records it.</w:t>
+      </w:r>
+    </w:p>
+    <w:p>
+      <w:pPr>
+        <w:pStyle w:val="Heading2"/>
+      </w:pPr>
+      <w:r>
+        <w:t>Check the first explanation · reference / check after trying</w:t>
+      </w:r>
+    </w:p>
+    <w:p>
+      <w:pPr>
+        <w:spacing w:line="336" w:lineRule="auto" w:after="180"/>
+      </w:pPr>
+      <w:r>
+        <w:rPr>
+          <w:b w:val="0"/>
+        </w:rPr>
+        <w:t xml:space="preserve">After your attempt, compare with the supported explanation: Audit effect Compare controlled </w:t>
+      </w:r>
+      <w:r>
+        <w:rPr>
+          <w:b/>
+        </w:rPr>
+        <w:t>prediction</w:t>
+      </w:r>
+      <w:r>
+        <w:rPr>
+          <w:b w:val="0"/>
+        </w:rPr>
+        <w:t>s and held-out setting slices; dropping one column does not establish setting independence. Read the picture in order.</w:t>
+      </w:r>
+    </w:p>
+    <w:p>
+      <w:pPr>
+        <w:spacing w:line="336" w:lineRule="auto" w:after="180"/>
+      </w:pPr>
+      <w:r>
+        <w:rPr>
+          <w:b w:val="0"/>
+        </w:rPr>
+        <w:t xml:space="preserve">Compare controlled </w:t>
+      </w:r>
+      <w:r>
+        <w:rPr>
+          <w:b/>
+        </w:rPr>
+        <w:t>prediction</w:t>
+      </w:r>
+      <w:r>
+        <w:rPr>
+          <w:b w:val="0"/>
+        </w:rPr>
+        <w:t xml:space="preserve">s and held-out setting slices; dropping one column does not establish setting independence. The arrows show which recorded </w:t>
+      </w:r>
+      <w:r>
+        <w:rPr>
+          <w:b/>
+        </w:rPr>
+        <w:t>input</w:t>
+      </w:r>
+      <w:r>
+        <w:rPr>
+          <w:b w:val="0"/>
+        </w:rPr>
+        <w:t xml:space="preserve"> or intermediate result each decision uses.</w:t>
+      </w:r>
+    </w:p>
+    <w:p>
+      <w:pPr>
+        <w:spacing w:line="336" w:lineRule="auto" w:after="180"/>
+      </w:pPr>
+      <w:r>
+        <w:rPr>
+          <w:b w:val="0"/>
+        </w:rPr>
+        <w:t>Explain the deciding step aloud before checking the changed case; pointing to the final answer alone does not show how it follows.</w:t>
+      </w:r>
+    </w:p>
+    <w:p>
+      <w:pPr>
+        <w:pStyle w:val="Heading2"/>
+      </w:pPr>
+      <w:r>
+        <w:t>Changed-case question and hint</w:t>
+      </w:r>
+    </w:p>
+    <w:p>
+      <w:pPr>
+        <w:pStyle w:val="Heading3"/>
+      </w:pPr>
+      <w:r>
+        <w:t>Practice 2: explain the deciding evidence</w:t>
+      </w:r>
+    </w:p>
+    <w:p>
+      <w:pPr>
+        <w:pStyle w:val="ListBullet"/>
+      </w:pPr>
+      <w:r>
+        <w:t>Changed-case practice: Camera codes are assigned independently of setting in a new balanced dataset. Which conclusion is supported by the supplied facts?</w:t>
+      </w:r>
+    </w:p>
+    <w:p>
+      <w:pPr>
+        <w:pStyle w:val="ListBullet"/>
+      </w:pPr>
+      <w:r>
+        <w:t>1. camera_code no longer perfectly identifies setting in that dataset.</w:t>
+      </w:r>
+    </w:p>
+    <w:p>
+      <w:pPr>
+        <w:pStyle w:val="ListBullet"/>
+      </w:pPr>
+      <w:r>
+        <w:t>2. We can decide the result without examining the changed input or the procedure.</w:t>
+      </w:r>
+    </w:p>
+    <w:p>
+      <w:pPr>
+        <w:pStyle w:val="ListBullet"/>
+      </w:pPr>
+      <w:r>
+        <w:t>3. This one example guarantees correct results for every future input.</w:t>
+      </w:r>
+    </w:p>
+    <w:p>
+      <w:pPr>
+        <w:pStyle w:val="Heading3"/>
+      </w:pPr>
+      <w:r>
+        <w:t>My selected conclusion, deciding fact and explanation</w:t>
+      </w:r>
+    </w:p>
+    <w:p>
+      <w:r>
+        <w:t>________________________________________________________________</w:t>
+      </w:r>
+    </w:p>
+    <w:p>
+      <w:r>
+        <w:t>________________________________________________________________</w:t>
+      </w:r>
+    </w:p>
+    <w:p>
+      <w:r>
+        <w:t>________________________________________________________________</w:t>
+      </w:r>
+    </w:p>
+    <w:p>
+      <w:r>
+        <w:t>________________________________________________________________</w:t>
+      </w:r>
+    </w:p>
+    <w:p>
+      <w:r>
+        <w:t>________________________________________________________________</w:t>
+      </w:r>
+    </w:p>
+    <w:p>
+      <w:pPr>
+        <w:pStyle w:val="ListBullet"/>
+      </w:pPr>
+      <w:r>
+        <w:t>Hint if needed: Use the changed condition and the deciding step in the pictorial trace. The answer must say what follows from those facts.</w:t>
+      </w:r>
+    </w:p>
+    <w:p>
+      <w:pPr>
+        <w:pStyle w:val="Heading2"/>
+      </w:pPr>
+      <w:r>
+        <w:t>Check the changed explanation · reference / check after trying</w:t>
+      </w:r>
+    </w:p>
+    <w:p>
+      <w:pPr>
+        <w:spacing w:line="336" w:lineRule="auto" w:after="180"/>
+      </w:pPr>
+      <w:r>
+        <w:rPr>
+          <w:b w:val="0"/>
+        </w:rPr>
+        <w:t>After your attempt, compare with the supported explanation: camera_code no longer perfectly identifies setting in that dataset. The observed mapping changed; other retained fields may still contain setting information.</w:t>
+      </w:r>
+    </w:p>
+    <w:p>
+      <w:pPr>
+        <w:pStyle w:val="Heading2"/>
+      </w:pPr>
+      <w:r>
+        <w:t>Repair and keep the record</w:t>
+      </w:r>
+    </w:p>
+    <w:p>
+      <w:pPr>
+        <w:spacing w:line="336" w:lineRule="auto" w:after="180"/>
+      </w:pPr>
+      <w:r>
+        <w:rPr>
+          <w:b w:val="0"/>
+        </w:rPr>
+        <w:t>Review Subgroup Performance (ai-4/31). Goal: Calculate subgroup results with sample sizes. Short practice: Why should the report retain subgroup rates alongside the total?</w:t>
+      </w:r>
+    </w:p>
+    <w:p>
+      <w:pPr>
+        <w:spacing w:line="336" w:lineRule="auto" w:after="180"/>
+      </w:pPr>
+      <w:r>
+        <w:rPr>
+          <w:b w:val="0"/>
+        </w:rPr>
+        <w:t xml:space="preserve">Point to the relevant step in the picture, then write the changed result and the rule or </w:t>
+      </w:r>
+      <w:r>
+        <w:rPr>
+          <w:b/>
+        </w:rPr>
+        <w:t>evidence</w:t>
+      </w:r>
+      <w:r>
+        <w:rPr>
+          <w:b w:val="0"/>
+        </w:rPr>
+        <w:t xml:space="preserve"> that supports it.. Return to this week and explain what you changed.</w:t>
+      </w:r>
+    </w:p>
+    <w:p>
+      <w:pPr>
+        <w:spacing w:line="336" w:lineRule="auto" w:after="180"/>
+      </w:pPr>
+      <w:r>
+        <w:rPr>
+          <w:b w:val="0"/>
+        </w:rPr>
+        <w:t xml:space="preserve">Review Feature Engineering (ai-4/29). Goal: Create features available at </w:t>
+      </w:r>
+      <w:r>
+        <w:rPr>
+          <w:b/>
+        </w:rPr>
+        <w:t>prediction</w:t>
+      </w:r>
+      <w:r>
+        <w:rPr>
+          <w:b w:val="0"/>
+        </w:rPr>
+        <w:t xml:space="preserve"> time. Short practice: What should be saved so another group transforms the query identically?</w:t>
+      </w:r>
+    </w:p>
+    <w:p>
+      <w:pPr>
+        <w:spacing w:line="336" w:lineRule="auto" w:after="180"/>
+      </w:pPr>
+      <w:r>
+        <w:rPr>
+          <w:b w:val="0"/>
+        </w:rPr>
+        <w:t xml:space="preserve">Point to the relevant step in the picture, then write the changed result and the rule or </w:t>
+      </w:r>
+      <w:r>
+        <w:rPr>
+          <w:b/>
+        </w:rPr>
+        <w:t>evidence</w:t>
+      </w:r>
+      <w:r>
+        <w:rPr>
+          <w:b w:val="0"/>
+        </w:rPr>
+        <w:t xml:space="preserve"> that supports it.. Return to this week and explain what you changed.</w:t>
+      </w:r>
+    </w:p>
+    <w:p>
+      <w:pPr>
+        <w:spacing w:line="336" w:lineRule="auto" w:after="180"/>
+      </w:pPr>
+      <w:r>
+        <w:rPr>
+          <w:b w:val="0"/>
+        </w:rPr>
+        <w:t xml:space="preserve">Review Reproducible Experiments (ai-4/26). Goal: Record enough detail to reproduce a run. Short practice: What should accompany the mean </w:t>
+      </w:r>
+      <w:r>
+        <w:rPr>
+          <w:b/>
+        </w:rPr>
+        <w:t>70%</w:t>
+      </w:r>
+      <w:r>
+        <w:rPr>
+          <w:b w:val="0"/>
+        </w:rPr>
+        <w:t>?</w:t>
+      </w:r>
+    </w:p>
+    <w:p>
+      <w:pPr>
+        <w:spacing w:line="336" w:lineRule="auto" w:after="180"/>
+      </w:pPr>
+      <w:r>
+        <w:rPr>
+          <w:b w:val="0"/>
+        </w:rPr>
+        <w:t xml:space="preserve">Point to the relevant step in the picture, then write the changed result and the rule or </w:t>
+      </w:r>
+      <w:r>
+        <w:rPr>
+          <w:b/>
+        </w:rPr>
+        <w:t>evidence</w:t>
+      </w:r>
+      <w:r>
+        <w:rPr>
+          <w:b w:val="0"/>
+        </w:rPr>
+        <w:t xml:space="preserve"> that supports it.. Return to this week and explain what you changed.</w:t>
+      </w:r>
+    </w:p>
+    <w:p>
+      <w:pPr>
+        <w:spacing w:line="336" w:lineRule="auto" w:after="180"/>
+      </w:pPr>
+      <w:r>
+        <w:rPr>
+          <w:b w:val="0"/>
+        </w:rPr>
+        <w:t xml:space="preserve">Use Download completed work in the hosted lesson to export your answers, reflections, practice feedback and code-run </w:t>
+      </w:r>
+      <w:r>
+        <w:rPr>
+          <w:b/>
+        </w:rPr>
+        <w:t>evidence</w:t>
+      </w:r>
+      <w:r>
+        <w:rPr>
+          <w:b w:val="0"/>
+        </w:rPr>
+        <w:t>. Open the HTML copy to read or print it.</w:t>
+      </w:r>
+    </w:p>
+    <w:p>
+      <w:pPr>
+        <w:spacing w:line="336" w:lineRule="auto" w:after="180"/>
+      </w:pPr>
+      <w:r>
+        <w:rPr>
+          <w:b w:val="0"/>
+        </w:rPr>
+        <w:t>Drafts stay in this browser when storage is available; clear drafts on a shared device.</w:t>
+      </w:r>
+    </w:p>
+    <w:p>
+      <w:pPr>
+        <w:pStyle w:val="Heading3"/>
+      </w:pPr>
+      <w:r>
+        <w:t>What I repaired, the evidence I kept and the next test</w:t>
+      </w:r>
+    </w:p>
+    <w:p>
+      <w:r>
+        <w:t>________________________________________________________________</w:t>
+      </w:r>
+    </w:p>
+    <w:p>
+      <w:r>
+        <w:t>________________________________________________________________</w:t>
+      </w:r>
+    </w:p>
+    <w:p>
+      <w:r>
+        <w:t>________________________________________________________________</w:t>
+      </w:r>
+    </w:p>
+    <w:p>
+      <w:r>
+        <w:t>________________________________________________________________</w:t>
+      </w:r>
+    </w:p>
+    <w:p>
+      <w:r>
+        <w:t>________________________________________________________________</w:t>
+      </w:r>
+    </w:p>
+    <w:p>
+      <w:pPr>
+        <w:pStyle w:val="Heading2"/>
+      </w:pPr>
+      <w:r>
+        <w:t>Earlier wording, alternatives and picture transcripts · reference / check after trying</w:t>
       </w:r>
     </w:p>
     <w:p>
@@ -2107,80 +2402,10 @@
     </w:p>
     <w:p>
       <w:pPr>
-        <w:spacing w:line="336" w:lineRule="auto" w:after="180"/>
-      </w:pPr>
-      <w:r>
-        <w:rPr>
-          <w:b w:val="0"/>
-        </w:rPr>
-        <w:t>Removing an obvious setting field may leave another field that carries the same information.</w:t>
-      </w:r>
-    </w:p>
-    <w:p>
-      <w:pPr>
         <w:pStyle w:val="Heading3"/>
       </w:pPr>
       <w:r>
-        <w:t>Practice 1: explain the deciding evidence</w:t>
-      </w:r>
-    </w:p>
-    <w:p>
-      <w:pPr>
-        <w:spacing w:line="336" w:lineRule="auto" w:after="180"/>
-      </w:pPr>
-      <w:r>
-        <w:rPr>
-          <w:b w:val="0"/>
-        </w:rPr>
-        <w:t xml:space="preserve">Which labelled step matches this detail? Compare controlled </w:t>
-      </w:r>
-      <w:r>
-        <w:rPr>
-          <w:b/>
-        </w:rPr>
-        <w:t>prediction</w:t>
-      </w:r>
-      <w:r>
-        <w:rPr>
-          <w:b w:val="0"/>
-        </w:rPr>
-        <w:t>s and held-out setting slices; dropping one column does not establish setting independence.</w:t>
-      </w:r>
-    </w:p>
-    <w:p>
-      <w:pPr>
-        <w:spacing w:line="336" w:lineRule="auto" w:after="180"/>
-        <w:shd w:fill="F4F9FC"/>
-      </w:pPr>
-      <w:r>
-        <w:rPr>
-          <w:b w:val="0"/>
-        </w:rPr>
-        <w:t>1. Remove direct field</w:t>
-      </w:r>
-    </w:p>
-    <w:p>
-      <w:pPr>
-        <w:spacing w:line="336" w:lineRule="auto" w:after="180"/>
-        <w:shd w:fill="F4F9FC"/>
-      </w:pPr>
-      <w:r>
-        <w:rPr>
-          <w:b w:val="0"/>
-        </w:rPr>
-        <w:t>2. Audit effect</w:t>
-      </w:r>
-    </w:p>
-    <w:p>
-      <w:pPr>
-        <w:spacing w:line="336" w:lineRule="auto" w:after="180"/>
-        <w:shd w:fill="F4F9FC"/>
-      </w:pPr>
-      <w:r>
-        <w:rPr>
-          <w:b w:val="0"/>
-        </w:rPr>
-        <w:t>3. Check retained proxy</w:t>
+        <w:t>Repair a missing building block</w:t>
       </w:r>
     </w:p>
     <w:p>
@@ -2188,520 +2413,25 @@
         <w:pStyle w:val="Heading3"/>
       </w:pPr>
       <w:r>
-        <w:t>My selected conclusion, deciding fact and explanation</w:t>
-      </w:r>
-    </w:p>
-    <w:p>
-      <w:r>
-        <w:t>________________________________________________________________</w:t>
-      </w:r>
-    </w:p>
-    <w:p>
-      <w:r>
-        <w:t>________________________________________________________________</w:t>
-      </w:r>
-    </w:p>
-    <w:p>
-      <w:r>
-        <w:t>________________________________________________________________</w:t>
-      </w:r>
-    </w:p>
-    <w:p>
-      <w:r>
-        <w:t>________________________________________________________________</w:t>
-      </w:r>
-    </w:p>
-    <w:p>
-      <w:r>
-        <w:t>________________________________________________________________</w:t>
-      </w:r>
-    </w:p>
-    <w:p>
-      <w:pPr>
-        <w:pStyle w:val="Heading3"/>
-      </w:pPr>
-      <w:r>
-        <w:t>Hint · try first</w:t>
-      </w:r>
-    </w:p>
-    <w:p>
-      <w:pPr>
-        <w:spacing w:line="336" w:lineRule="auto" w:after="180"/>
-        <w:shd w:fill="F1F6F8"/>
-      </w:pPr>
-      <w:r>
-        <w:rPr>
-          <w:b w:val="0"/>
-        </w:rPr>
-        <w:t>Hint if needed: Read the steps in the pictorial case. Match the supplied detail to the stage that performs or records it.</w:t>
-      </w:r>
-    </w:p>
-    <w:p>
-      <w:pPr>
-        <w:pStyle w:val="Heading3"/>
-      </w:pPr>
-      <w:r>
-        <w:t>Feedback · compare after trying</w:t>
-      </w:r>
-    </w:p>
-    <w:p>
-      <w:pPr>
-        <w:spacing w:line="336" w:lineRule="auto" w:after="180"/>
-        <w:shd w:fill="F1F6FC"/>
-      </w:pPr>
-      <w:r>
-        <w:rPr>
-          <w:b w:val="0"/>
-        </w:rPr>
-        <w:t xml:space="preserve">After your attempt, compare with the supported explanation: Audit effect Compare controlled </w:t>
-      </w:r>
-      <w:r>
-        <w:rPr>
-          <w:b/>
-        </w:rPr>
-        <w:t>prediction</w:t>
-      </w:r>
-      <w:r>
-        <w:rPr>
-          <w:b w:val="0"/>
-        </w:rPr>
-        <w:t>s and held-out setting slices; dropping one column does not establish setting independence. Read the picture in order.</w:t>
-      </w:r>
-    </w:p>
-    <w:p>
-      <w:pPr>
-        <w:spacing w:line="336" w:lineRule="auto" w:after="180"/>
-        <w:shd w:fill="F1F6FC"/>
-      </w:pPr>
-      <w:r>
-        <w:rPr>
-          <w:b w:val="0"/>
-        </w:rPr>
-        <w:t xml:space="preserve">Compare controlled </w:t>
-      </w:r>
-      <w:r>
-        <w:rPr>
-          <w:b/>
-        </w:rPr>
-        <w:t>prediction</w:t>
-      </w:r>
-      <w:r>
-        <w:rPr>
-          <w:b w:val="0"/>
-        </w:rPr>
-        <w:t xml:space="preserve">s and held-out setting slices; dropping one column does not establish setting independence. The arrows show which recorded </w:t>
-      </w:r>
-      <w:r>
-        <w:rPr>
-          <w:b/>
-        </w:rPr>
-        <w:t>input</w:t>
-      </w:r>
-      <w:r>
-        <w:rPr>
-          <w:b w:val="0"/>
-        </w:rPr>
-        <w:t xml:space="preserve"> or intermediate result each decision uses.</w:t>
-      </w:r>
-    </w:p>
-    <w:p>
-      <w:pPr>
-        <w:spacing w:line="336" w:lineRule="auto" w:after="180"/>
-        <w:shd w:fill="F1F6FC"/>
-      </w:pPr>
-      <w:r>
-        <w:rPr>
-          <w:b w:val="0"/>
-        </w:rPr>
-        <w:t>Explain the deciding step aloud before checking the changed case; pointing to the final answer alone does not show how it follows.</w:t>
-      </w:r>
-    </w:p>
-    <w:p>
-      <w:pPr>
-        <w:pStyle w:val="Heading3"/>
-      </w:pPr>
-      <w:r>
-        <w:t>Practice 2: explain the deciding evidence</w:t>
-      </w:r>
-    </w:p>
-    <w:p>
-      <w:pPr>
-        <w:pStyle w:val="Heading3"/>
-      </w:pPr>
-      <w:r>
-        <w:t>Changed case · predict first</w:t>
-      </w:r>
-    </w:p>
-    <w:p>
-      <w:pPr>
-        <w:spacing w:line="336" w:lineRule="auto" w:after="180"/>
-        <w:shd w:fill="F5F1FB"/>
-      </w:pPr>
-      <w:r>
-        <w:rPr>
-          <w:b w:val="0"/>
-        </w:rPr>
-        <w:t>Changed-case practice: Camera codes are assigned independently of setting in a new balanced dataset. Which conclusion is supported by the supplied facts?</w:t>
-      </w:r>
-    </w:p>
-    <w:p>
-      <w:pPr>
-        <w:spacing w:line="336" w:lineRule="auto" w:after="180"/>
-        <w:shd w:fill="F4F9FC"/>
-      </w:pPr>
-      <w:r>
-        <w:rPr>
-          <w:b w:val="0"/>
-        </w:rPr>
-        <w:t>1. camera_code no longer perfectly identifies setting in that dataset.</w:t>
-      </w:r>
-    </w:p>
-    <w:p>
-      <w:pPr>
-        <w:spacing w:line="336" w:lineRule="auto" w:after="180"/>
-        <w:shd w:fill="F4F9FC"/>
-      </w:pPr>
-      <w:r>
-        <w:rPr>
-          <w:b w:val="0"/>
-        </w:rPr>
-        <w:t xml:space="preserve">2. We can decide the result without examining the changed </w:t>
-      </w:r>
-      <w:r>
-        <w:rPr>
-          <w:b/>
-        </w:rPr>
-        <w:t>input</w:t>
-      </w:r>
-      <w:r>
-        <w:rPr>
-          <w:b w:val="0"/>
-        </w:rPr>
-        <w:t xml:space="preserve"> or the procedure.</w:t>
-      </w:r>
-    </w:p>
-    <w:p>
-      <w:pPr>
-        <w:spacing w:line="336" w:lineRule="auto" w:after="180"/>
-        <w:shd w:fill="F4F9FC"/>
-      </w:pPr>
-      <w:r>
-        <w:rPr>
-          <w:b w:val="0"/>
-        </w:rPr>
-        <w:t xml:space="preserve">3. This one example guarantees correct results for every future </w:t>
-      </w:r>
-      <w:r>
-        <w:rPr>
-          <w:b/>
-        </w:rPr>
-        <w:t>input</w:t>
-      </w:r>
-      <w:r>
-        <w:rPr>
-          <w:b w:val="0"/>
-        </w:rPr>
-        <w:t>.</w:t>
-      </w:r>
-    </w:p>
-    <w:p>
-      <w:pPr>
-        <w:pStyle w:val="Heading3"/>
-      </w:pPr>
-      <w:r>
-        <w:t>My selected conclusion, deciding fact and explanation</w:t>
-      </w:r>
-    </w:p>
-    <w:p>
-      <w:r>
-        <w:t>________________________________________________________________</w:t>
-      </w:r>
-    </w:p>
-    <w:p>
-      <w:r>
-        <w:t>________________________________________________________________</w:t>
-      </w:r>
-    </w:p>
-    <w:p>
-      <w:r>
-        <w:t>________________________________________________________________</w:t>
-      </w:r>
-    </w:p>
-    <w:p>
-      <w:r>
-        <w:t>________________________________________________________________</w:t>
-      </w:r>
-    </w:p>
-    <w:p>
-      <w:r>
-        <w:t>________________________________________________________________</w:t>
-      </w:r>
-    </w:p>
-    <w:p>
-      <w:pPr>
-        <w:pStyle w:val="Heading3"/>
-      </w:pPr>
-      <w:r>
-        <w:t>Hint · try first</w:t>
-      </w:r>
-    </w:p>
-    <w:p>
-      <w:pPr>
-        <w:spacing w:line="336" w:lineRule="auto" w:after="180"/>
-        <w:shd w:fill="F1F6F8"/>
-      </w:pPr>
-      <w:r>
-        <w:rPr>
-          <w:b w:val="0"/>
-        </w:rPr>
-        <w:t>Hint if needed: Use the changed condition and the deciding step in the pictorial trace. The answer must say what follows from those facts.</w:t>
-      </w:r>
-    </w:p>
-    <w:p>
-      <w:pPr>
-        <w:pStyle w:val="Heading3"/>
-      </w:pPr>
-      <w:r>
-        <w:t>Feedback · compare after trying</w:t>
-      </w:r>
-    </w:p>
-    <w:p>
-      <w:pPr>
-        <w:spacing w:line="336" w:lineRule="auto" w:after="180"/>
-        <w:shd w:fill="F1F6FC"/>
-      </w:pPr>
-      <w:r>
-        <w:rPr>
-          <w:b w:val="0"/>
-        </w:rPr>
-        <w:t>After your attempt, compare with the supported explanation: camera_code no longer perfectly identifies setting in that dataset. The observed mapping changed; other retained fields may still contain setting information.</w:t>
-      </w:r>
-    </w:p>
-    <w:p>
-      <w:pPr>
-        <w:pStyle w:val="Heading3"/>
-      </w:pPr>
-      <w:r>
-        <w:t>Repair a missing building block</w:t>
-      </w:r>
-    </w:p>
-    <w:p>
-      <w:pPr>
-        <w:spacing w:line="336" w:lineRule="auto" w:after="180"/>
-      </w:pPr>
-      <w:r>
-        <w:rPr>
-          <w:b w:val="0"/>
-        </w:rPr>
-        <w:t>Review Subgroup Performance (ai-4/31). Goal: Calculate subgroup results with sample sizes. Short practice: Why should the report retain subgroup rates alongside the total?</w:t>
-      </w:r>
-    </w:p>
-    <w:p>
-      <w:pPr>
-        <w:spacing w:line="336" w:lineRule="auto" w:after="180"/>
-      </w:pPr>
-      <w:r>
-        <w:rPr>
-          <w:b w:val="0"/>
-        </w:rPr>
-        <w:t xml:space="preserve">Point to the relevant step in the picture, then write the changed result and the rule or </w:t>
-      </w:r>
-      <w:r>
-        <w:rPr>
-          <w:b/>
-        </w:rPr>
-        <w:t>evidence</w:t>
-      </w:r>
-      <w:r>
-        <w:rPr>
-          <w:b w:val="0"/>
-        </w:rPr>
-        <w:t xml:space="preserve"> that supports it.. Return to this week and explain what you changed.</w:t>
-      </w:r>
-    </w:p>
-    <w:p>
-      <w:pPr>
-        <w:spacing w:line="336" w:lineRule="auto" w:after="180"/>
-      </w:pPr>
-      <w:r>
-        <w:rPr>
-          <w:b w:val="0"/>
-        </w:rPr>
-        <w:t xml:space="preserve">Review Feature Engineering (ai-4/29). Goal: Create features available at </w:t>
-      </w:r>
-      <w:r>
-        <w:rPr>
-          <w:b/>
-        </w:rPr>
-        <w:t>prediction</w:t>
-      </w:r>
-      <w:r>
-        <w:rPr>
-          <w:b w:val="0"/>
-        </w:rPr>
-        <w:t xml:space="preserve"> time. Short practice: What should be saved so another group transforms the query identically?</w:t>
-      </w:r>
-    </w:p>
-    <w:p>
-      <w:pPr>
-        <w:spacing w:line="336" w:lineRule="auto" w:after="180"/>
-      </w:pPr>
-      <w:r>
-        <w:rPr>
-          <w:b w:val="0"/>
-        </w:rPr>
-        <w:t xml:space="preserve">Point to the relevant step in the picture, then write the changed result and the rule or </w:t>
-      </w:r>
-      <w:r>
-        <w:rPr>
-          <w:b/>
-        </w:rPr>
-        <w:t>evidence</w:t>
-      </w:r>
-      <w:r>
-        <w:rPr>
-          <w:b w:val="0"/>
-        </w:rPr>
-        <w:t xml:space="preserve"> that supports it.. Return to this week and explain what you changed.</w:t>
-      </w:r>
-    </w:p>
-    <w:p>
-      <w:pPr>
-        <w:spacing w:line="336" w:lineRule="auto" w:after="180"/>
-      </w:pPr>
-      <w:r>
-        <w:rPr>
-          <w:b w:val="0"/>
-        </w:rPr>
-        <w:t xml:space="preserve">Review Reproducible Experiments (ai-4/26). Goal: Record enough detail to reproduce a run. Short practice: What should accompany the mean </w:t>
-      </w:r>
-      <w:r>
-        <w:rPr>
-          <w:b/>
-        </w:rPr>
-        <w:t>70%</w:t>
-      </w:r>
-      <w:r>
-        <w:rPr>
-          <w:b w:val="0"/>
-        </w:rPr>
-        <w:t>?</w:t>
-      </w:r>
-    </w:p>
-    <w:p>
-      <w:pPr>
-        <w:spacing w:line="336" w:lineRule="auto" w:after="180"/>
-      </w:pPr>
-      <w:r>
-        <w:rPr>
-          <w:b w:val="0"/>
-        </w:rPr>
-        <w:t xml:space="preserve">Point to the relevant step in the picture, then write the changed result and the rule or </w:t>
-      </w:r>
-      <w:r>
-        <w:rPr>
-          <w:b/>
-        </w:rPr>
-        <w:t>evidence</w:t>
-      </w:r>
-      <w:r>
-        <w:rPr>
-          <w:b w:val="0"/>
-        </w:rPr>
-        <w:t xml:space="preserve"> that supports it.. Return to this week and explain what you changed.</w:t>
-      </w:r>
-    </w:p>
-    <w:p>
-      <w:pPr>
-        <w:pStyle w:val="Heading3"/>
-      </w:pPr>
-      <w:r>
         <w:t>Keep your completed work</w:t>
       </w:r>
     </w:p>
     <w:p>
       <w:pPr>
-        <w:spacing w:line="336" w:lineRule="auto" w:after="180"/>
-      </w:pPr>
-      <w:r>
-        <w:rPr>
-          <w:b w:val="0"/>
-        </w:rPr>
-        <w:t xml:space="preserve">Use Download completed work in the hosted lesson to export your answers, reflections, practice feedback and code-run </w:t>
-      </w:r>
-      <w:r>
-        <w:rPr>
-          <w:b/>
-        </w:rPr>
-        <w:t>evidence</w:t>
-      </w:r>
-      <w:r>
-        <w:rPr>
-          <w:b w:val="0"/>
-        </w:rPr>
-        <w:t>. Open the HTML copy to read or print it.</w:t>
-      </w:r>
-    </w:p>
-    <w:p>
-      <w:pPr>
-        <w:spacing w:line="336" w:lineRule="auto" w:after="180"/>
-      </w:pPr>
-      <w:r>
-        <w:rPr>
-          <w:b w:val="0"/>
-        </w:rPr>
-        <w:t>Drafts stay in this browser when storage is available; clear drafts on a shared device.</w:t>
-      </w:r>
-    </w:p>
-    <w:p>
-      <w:pPr>
-        <w:pStyle w:val="Heading3"/>
-      </w:pPr>
-      <w:r>
-        <w:t>What I repaired, the evidence I kept and the next test</w:t>
-      </w:r>
-    </w:p>
-    <w:p>
-      <w:r>
-        <w:t>________________________________________________________________</w:t>
-      </w:r>
-    </w:p>
-    <w:p>
-      <w:r>
-        <w:t>________________________________________________________________</w:t>
-      </w:r>
-    </w:p>
-    <w:p>
-      <w:r>
-        <w:t>________________________________________________________________</w:t>
-      </w:r>
-    </w:p>
-    <w:p>
-      <w:r>
-        <w:t>________________________________________________________________</w:t>
-      </w:r>
-    </w:p>
-    <w:p>
-      <w:r>
-        <w:t>________________________________________________________________</w:t>
-      </w:r>
-    </w:p>
-    <w:p>
-      <w:pPr>
         <w:pStyle w:val="Heading1"/>
       </w:pPr>
       <w:r>
-        <w:t>21. Visual concept journey</w:t>
-      </w:r>
-    </w:p>
-    <w:p>
-      <w:r>
-        <w:t>Explain each Proxy Features and Fairness picture from its labels, then record a relevant limit.</w:t>
-      </w:r>
-    </w:p>
-    <w:p>
-      <w:pPr>
-        <w:pStyle w:val="Heading3"/>
+        <w:t>21. Reference · Six-picture response sheets</w:t>
+      </w:r>
+    </w:p>
+    <w:p>
+      <w:r>
+        <w:t>Choose the relevant picture instead of repeating every task.</w:t>
+      </w:r>
+    </w:p>
+    <w:p>
+      <w:pPr>
+        <w:pStyle w:val="Heading2"/>
       </w:pPr>
       <w:r>
         <w:t>01. Proxy Features and Fairness: the case</w:t>
@@ -2780,7 +2510,6 @@
     <w:p>
       <w:pPr>
         <w:spacing w:line="336" w:lineRule="auto" w:after="180"/>
-        <w:shd w:fill="F5F1FB"/>
       </w:pPr>
       <w:r>
         <w:rPr>
@@ -2819,7 +2548,7 @@
     </w:p>
     <w:p>
       <w:pPr>
-        <w:pStyle w:val="Heading3"/>
+        <w:pStyle w:val="Heading2"/>
       </w:pPr>
       <w:r>
         <w:t>02. Follow the deciding steps</w:t>
@@ -2899,7 +2628,6 @@
     <w:p>
       <w:pPr>
         <w:spacing w:line="336" w:lineRule="auto" w:after="180"/>
-        <w:shd w:fill="F5F1FB"/>
       </w:pPr>
       <w:r>
         <w:rPr>
@@ -2950,7 +2678,7 @@
     </w:p>
     <w:p>
       <w:pPr>
-        <w:pStyle w:val="Heading3"/>
+        <w:pStyle w:val="Heading2"/>
       </w:pPr>
       <w:r>
         <w:t>03. Proxy features and fairness at a glance</w:t>
@@ -3024,7 +2752,6 @@
     <w:p>
       <w:pPr>
         <w:spacing w:line="336" w:lineRule="auto" w:after="180"/>
-        <w:shd w:fill="F5F1FB"/>
       </w:pPr>
       <w:r>
         <w:rPr>
@@ -3063,7 +2790,7 @@
     </w:p>
     <w:p>
       <w:pPr>
-        <w:pStyle w:val="Heading3"/>
+        <w:pStyle w:val="Heading2"/>
       </w:pPr>
       <w:r>
         <w:t>04. Change one thing. Trace what follows.</w:t>
@@ -3153,7 +2880,6 @@
     <w:p>
       <w:pPr>
         <w:spacing w:line="336" w:lineRule="auto" w:after="180"/>
-        <w:shd w:fill="F5F1FB"/>
       </w:pPr>
       <w:r>
         <w:rPr>
@@ -3192,7 +2918,7 @@
     </w:p>
     <w:p>
       <w:pPr>
-        <w:pStyle w:val="Heading3"/>
+        <w:pStyle w:val="Heading2"/>
       </w:pPr>
       <w:r>
         <w:t>05. Connect the explanation to its limit</w:t>
@@ -3294,7 +3020,6 @@
     <w:p>
       <w:pPr>
         <w:spacing w:line="336" w:lineRule="auto" w:after="180"/>
-        <w:shd w:fill="F5F1FB"/>
       </w:pPr>
       <w:r>
         <w:rPr>
@@ -3333,7 +3058,7 @@
     </w:p>
     <w:p>
       <w:pPr>
-        <w:pStyle w:val="Heading3"/>
+        <w:pStyle w:val="Heading2"/>
       </w:pPr>
       <w:r>
         <w:t>06. Make the idea visible in your project</w:t>
@@ -3459,7 +3184,6 @@
     <w:p>
       <w:pPr>
         <w:spacing w:line="336" w:lineRule="auto" w:after="180"/>
-        <w:shd w:fill="F5F1FB"/>
       </w:pPr>
       <w:r>
         <w:rPr>
@@ -3506,6 +3230,62 @@
     <w:p>
       <w:r>
         <w:t>________________________________________________________________</w:t>
+      </w:r>
+    </w:p>
+    <w:p>
+      <w:pPr>
+        <w:pStyle w:val="Heading2"/>
+      </w:pPr>
+      <w:r>
+        <w:t>Earlier wording, alternatives and picture transcripts · reference / check after trying</w:t>
+      </w:r>
+    </w:p>
+    <w:p>
+      <w:pPr>
+        <w:pStyle w:val="Heading3"/>
+      </w:pPr>
+      <w:r>
+        <w:t>01. Proxy Features and Fairness: the case</w:t>
+      </w:r>
+    </w:p>
+    <w:p>
+      <w:pPr>
+        <w:pStyle w:val="Heading3"/>
+      </w:pPr>
+      <w:r>
+        <w:t>02. Follow the deciding steps</w:t>
+      </w:r>
+    </w:p>
+    <w:p>
+      <w:pPr>
+        <w:pStyle w:val="Heading3"/>
+      </w:pPr>
+      <w:r>
+        <w:t>03. Proxy features and fairness at a glance</w:t>
+      </w:r>
+    </w:p>
+    <w:p>
+      <w:pPr>
+        <w:pStyle w:val="Heading3"/>
+      </w:pPr>
+      <w:r>
+        <w:t>04. Change one thing. Trace what follows.</w:t>
+      </w:r>
+    </w:p>
+    <w:p>
+      <w:pPr>
+        <w:pStyle w:val="Heading3"/>
+      </w:pPr>
+      <w:r>
+        <w:t>05. Connect the explanation to its limit</w:t>
+      </w:r>
+    </w:p>
+    <w:p>
+      <w:pPr>
+        <w:pStyle w:val="Heading3"/>
+      </w:pPr>
+      <w:r>
+        <w:t>06. Make the idea visible in your project</w:t>
       </w:r>
     </w:p>
     <w:sectPr>
